--- a/LLDD/word/BE/Jobs/LLDD-BE-Job-1-ImportQSSI.docx
+++ b/LLDD/word/BE/Jobs/LLDD-BE-Job-1-ImportQSSI.docx
@@ -918,7 +918,7 @@
                 <w:b w:val="0"/>
                 <w:sz w:val="18"/>
               </w:rPr>
-              <w:t>07/2569</w:t>
+              <w:t>07/2026</w:t>
             </w:r>
           </w:p>
         </w:tc>
@@ -4292,7 +4292,7 @@
               <w:br/>
               <w:t xml:space="preserve">      "label": "งวดข้อมูล (เดือนที่รัน)",</w:t>
               <w:br/>
-              <w:t xml:space="preserve">      "value": "07/2569",</w:t>
+              <w:t xml:space="preserve">      "value": "07/2026",</w:t>
               <w:br/>
               <w:t xml:space="preserve">      "editable": true</w:t>
               <w:br/>
@@ -7024,7 +7024,7 @@
               <w:br/>
               <w:t xml:space="preserve">    {</w:t>
               <w:br/>
-              <w:t xml:space="preserve">      "startedAt": "01/07/2569 06:00",</w:t>
+              <w:t xml:space="preserve">      "startedAt": "01/07/2026 06:00",</w:t>
               <w:br/>
               <w:t xml:space="preserve">      "status": "ok"</w:t>
               <w:br/>

--- a/LLDD/word/BE/Jobs/LLDD-BE-Job-1-ImportQSSI.docx
+++ b/LLDD/word/BE/Jobs/LLDD-BE-Job-1-ImportQSSI.docx
@@ -492,7 +492,7 @@
                 <w:rFonts w:ascii="Arial" w:hAnsi="Arial" w:eastAsia="Arial"/>
                 <w:sz w:val="18"/>
               </w:rPr>
-              <w:t>12 ชั่วโมง</w:t>
+              <w:t>16 ชั่วโมง</w:t>
             </w:r>
           </w:p>
         </w:tc>
@@ -658,7 +658,7 @@
         <w:keepLines/>
       </w:pPr>
       <w:r>
-        <w:t>Estimate: 12 ชั่วโมง</w:t>
+        <w:t>Estimate: 16 ชั่วโมง</w:t>
       </w:r>
     </w:p>
     <w:p>
@@ -1170,7 +1170,7 @@
                 <w:rFonts w:ascii="Arial" w:hAnsi="Arial" w:eastAsia="Arial"/>
                 <w:sz w:val="18"/>
               </w:rPr>
-              <w:t>resolve host/port จาก environment; ไม่รับค่า host/port จาก request หรือ job_configs</w:t>
+              <w:t>resolve host/port จาก environment; ไม่รับค่า host/port จาก request — resolve จาก environment เท่านั้น</w:t>
             </w:r>
           </w:p>
         </w:tc>
@@ -2882,7 +2882,7 @@
                 <w:rFonts w:ascii="Arial" w:hAnsi="Arial" w:eastAsia="Arial"/>
                 <w:sz w:val="18"/>
               </w:rPr>
-              <w:t>SHA-256 ของไฟล์ + UNIQUE(store_code, category_code, score_period); checksum เดิมให้ SKIP โดยไม่ลบข้อมูลเดิม</w:t>
+              <w:t>⚠️ ตารางจริงไม่มี UNIQUE และไม่มีคอลัมน์ checksum — เก็บ SHA-256 ของไฟล์ไว้ที่ interface_transactions.file_checksum แทน แล้ว SKIP ทั้งงวดถ้า checksum ซ้ำ · การเพิ่ม unique index บน fcs_qssi_score เป็นข้อค้าง DP-4 (ต้อง sign-off เจ้าของ performance.service.ts)</w:t>
             </w:r>
           </w:p>
         </w:tc>
@@ -3042,7 +3042,7 @@
                 <w:rFonts w:ascii="Arial" w:hAnsi="Arial" w:eastAsia="Arial"/>
                 <w:sz w:val="18"/>
               </w:rPr>
-              <w:t>credential อ่านด้วย secretRef=secret/sbpgi/interfaces/qssi; SFTP บังคับ strict host-key verification จาก known_hosts และห้ามเก็บ password/private key ใน job_configs</w:t>
+              <w:t>credential อ่านด้วย secretRef=secret/sbpgi/interfaces/qssi; SFTP บังคับ strict host-key verification จาก known_hosts และห้ามเก็บ password/private key ในไฟล์ config หรือ env โดยตรง (อ่านจาก Secret Manager เท่านั้น)</w:t>
             </w:r>
           </w:p>
         </w:tc>
@@ -3591,7 +3591,7 @@
                 <w:rFonts w:ascii="Arial" w:hAnsi="Arial" w:eastAsia="Arial"/>
                 <w:sz w:val="18"/>
               </w:rPr>
-              <w:t>SHA-256 ของไฟล์ + UNIQUE(store_code, category_code, score_period); checksum เดิมให้ SKIP โดยไม่ลบข้อมูลเดิม</w:t>
+              <w:t>⚠️ ตารางจริงไม่มี UNIQUE และไม่มีคอลัมน์ checksum — เก็บ SHA-256 ของไฟล์ไว้ที่ interface_transactions.file_checksum แทน แล้ว SKIP ทั้งงวดถ้า checksum ซ้ำ · การเพิ่ม unique index บน fcs_qssi_score เป็นข้อค้าง DP-4 (ต้อง sign-off เจ้าของ performance.service.ts)</w:t>
             </w:r>
           </w:p>
         </w:tc>
@@ -3701,7 +3701,7 @@
                 <w:rFonts w:ascii="Arial" w:hAnsi="Arial" w:eastAsia="Arial"/>
                 <w:sz w:val="18"/>
               </w:rPr>
-              <w:t>credential อ่านด้วย secretRef=secret/sbpgi/interfaces/qssi; SFTP บังคับ strict host-key verification จาก known_hosts และห้ามเก็บ password/private key ใน job_configs</w:t>
+              <w:t>credential อ่านด้วย secretRef=secret/sbpgi/interfaces/qssi; SFTP บังคับ strict host-key verification จาก known_hosts และห้ามเก็บ password/private key ในไฟล์ config หรือ env โดยตรง (อ่านจาก Secret Manager เท่านั้น)</w:t>
             </w:r>
           </w:p>
         </w:tc>
@@ -3729,13 +3729,19 @@
           <w:rFonts w:ascii="Courier New" w:hAnsi="Courier New"/>
           <w:sz w:val="16"/>
         </w:rPr>
-        <w:t>SELECT store_code, category_code, score_period, score_value, source_checksum</w:t>
+        <w:t>-- ⚠️ คอลัมน์จริงของ sps_store.fcs_qssi_score มี 7 ตัวเท่านั้น:</w:t>
+        <w:br/>
+        <w:t>--    id · store_id · category · month · year · score · create_date</w:t>
+        <w:br/>
+        <w:t>--    ไม่มี source_file_name / source_checksum / updated_at และ "ไม่มี UNIQUE" (index เดียวคือ PK บน id)</w:t>
+        <w:br/>
+        <w:t>SELECT store_id, category, month, year, score</w:t>
         <w:br/>
         <w:t>FROM fcs_qssi_score</w:t>
         <w:br/>
-        <w:t>WHERE score_period = :score_period</w:t>
-        <w:br/>
-        <w:t>ORDER BY store_code, category_code;</w:t>
+        <w:t>WHERE month = :month AND year = :year</w:t>
+        <w:br/>
+        <w:t>ORDER BY store_id, category;</w:t>
       </w:r>
     </w:p>
     <w:p>
@@ -3759,21 +3765,17 @@
           <w:rFonts w:ascii="Courier New" w:hAnsi="Courier New"/>
           <w:sz w:val="16"/>
         </w:rPr>
-        <w:t>INSERT INTO fcs_qssi_score</w:t>
-        <w:br/>
-        <w:t xml:space="preserve">    (store_code, category_code, score_period, score_value, source_file_name, source_checksum, updated_at)</w:t>
-        <w:br/>
-        <w:t>VALUES (:store_code, :category_code, :score_period, :score_value, :source_file_name, :source_checksum, CURRENT_TIMESTAMP)</w:t>
-        <w:br/>
-        <w:t>ON CONFLICT (store_code, category_code, score_period)</w:t>
-        <w:br/>
-        <w:t>DO UPDATE SET score_value = EXCLUDED.score_value,</w:t>
-        <w:br/>
-        <w:t xml:space="preserve">              source_file_name = EXCLUDED.source_file_name,</w:t>
-        <w:br/>
-        <w:t xml:space="preserve">              source_checksum = EXCLUDED.source_checksum,</w:t>
-        <w:br/>
-        <w:t xml:space="preserve">              updated_at = CURRENT_TIMESTAMP;</w:t>
+        <w:t>-- ⚠️ ON CONFLICT ใช้ไม่ได้กับตารางจริง — ไม่มี unique constraint บน (store_id, category, month, year)</w:t>
+        <w:br/>
+        <w:t>--    ต้องปิดข้อค้าง DP-4 ก่อน (เพิ่ม unique index บนตารางเดิม ต้อง sign-off เจ้าของ performance.service.ts)</w:t>
+        <w:br/>
+        <w:t>--    ระหว่างยังไม่ปิด: กันซ้ำที่ระดับงาน — ลบงวดเดิมก่อนแล้วค่อย insert ภายใน transaction เดียว</w:t>
+        <w:br/>
+        <w:t>DELETE FROM fcs_qssi_score WHERE month = :month AND year = :year;</w:t>
+        <w:br/>
+        <w:t>INSERT INTO fcs_qssi_score (store_id, category, month, year, score, create_date)</w:t>
+        <w:br/>
+        <w:t>VALUES (:store_id, :category, :month, :year, :score, CURRENT_TIMESTAMP);</w:t>
       </w:r>
     </w:p>
     <w:p>
@@ -5451,7 +5453,7 @@
         <w:br/>
         <w:t xml:space="preserve">  period: string;</w:t>
         <w:br/>
-        <w:t xml:space="preserve">  /** SFTP endpoint alias — resolve host/port จาก environment; ไม่รับค่า host/port จาก request หรือ job_configs */</w:t>
+        <w:t xml:space="preserve">  /** SFTP endpoint alias — resolve host/port จาก environment; ไม่รับค่า host/port จาก request — resolve จาก environment เท่านั้น */</w:t>
         <w:br/>
         <w:t xml:space="preserve">  sftpEndpointAlias: string;</w:t>
         <w:br/>
@@ -7476,7 +7478,7 @@
         <w:br/>
         <w:t>-- [W] fcs_qssi_score : ตารางคะแนนปลายทาง (ลบงวด/หมวดเดิมแล้ว insert ใหม่) โดยผ่านการ staging ข้อมูล</w:t>
         <w:br/>
-        <w:t>-- TODO: เติมคอลัมน์จริงจาก Database design และยืนยัน unique key ที่กันข้อมูลซ้ำตอน rerun</w:t>
+        <w:t>-- TODO: เติมคอลัมน์ payload จริงจาก Database design</w:t>
         <w:br/>
         <w:t>INSERT INTO fcs_qssi_score</w:t>
         <w:br/>
@@ -7484,7 +7486,13 @@
         <w:br/>
         <w:t>VALUES (/* TODO: bind params ตามลำดับคอลัมน์ด้านบน */)</w:t>
         <w:br/>
-        <w:t>ON CONFLICT (/* TODO: unique key ที่ใช้กันซ้ำ */)</w:t>
+        <w:t>-- ⚠️ ตารางนี้ไม่มี business unique key ใน DDL จริง — ON CONFLICT ใช้ไม่ได้</w:t>
+        <w:br/>
+        <w:t>--    fcs_qssi_score: ข้อค้าง DP-4 (การเพิ่ม unique index ต้อง sign-off เจ้าของ performance.service.ts)</w:t>
+        <w:br/>
+        <w:t>--    ระหว่างยังไม่ปิด: ลบงวดเดิมก่อนแล้ว INSERT ใหม่ใน transaction เดียว</w:t>
+        <w:br/>
+        <w:t>ON CONFLICT (/* ยังใช้ไม่ได้ — ดูหมายเหตุด้านบน */)</w:t>
         <w:br/>
         <w:t>DO UPDATE SET /* TODO: คอลัมน์ที่ยอมให้ทับ */</w:t>
         <w:br/>

--- a/LLDD/word/BE/Jobs/LLDD-BE-Job-1-ImportQSSI.docx
+++ b/LLDD/word/BE/Jobs/LLDD-BE-Job-1-ImportQSSI.docx
@@ -5,7 +5,7 @@
     <w:p>
       <w:r>
         <w:rPr>
-          <w:rFonts w:ascii="Arial" w:hAnsi="Arial" w:eastAsia="Arial"/>
+          <w:rFonts w:ascii="Arial" w:hAnsi="Arial" w:eastAsia="Arial" w:cs="Tahoma"/>
           <w:b/>
           <w:color w:val="0B2545"/>
           <w:sz w:val="40"/>
@@ -58,7 +58,7 @@
             <w:r/>
             <w:r>
               <w:rPr>
-                <w:rFonts w:ascii="Arial" w:hAnsi="Arial" w:eastAsia="Arial"/>
+                <w:rFonts w:ascii="Arial" w:hAnsi="Arial" w:eastAsia="Arial" w:cs="Tahoma"/>
                 <w:b/>
                 <w:sz w:val="18"/>
               </w:rPr>
@@ -80,7 +80,7 @@
             <w:r/>
             <w:r>
               <w:rPr>
-                <w:rFonts w:ascii="Arial" w:hAnsi="Arial" w:eastAsia="Arial"/>
+                <w:rFonts w:ascii="Arial" w:hAnsi="Arial" w:eastAsia="Arial" w:cs="Tahoma"/>
                 <w:b/>
                 <w:sz w:val="18"/>
               </w:rPr>
@@ -105,13 +105,13 @@
             </w:pPr>
             <w:r>
               <w:rPr>
-                <w:rFonts w:ascii="Arial" w:hAnsi="Arial" w:eastAsia="Arial"/>
-                <w:sz w:val="18"/>
-              </w:rPr>
-            </w:r>
-            <w:r>
-              <w:rPr>
-                <w:rFonts w:ascii="Arial" w:hAnsi="Arial" w:eastAsia="Arial"/>
+                <w:rFonts w:ascii="Arial" w:hAnsi="Arial" w:eastAsia="Arial" w:cs="Tahoma"/>
+                <w:sz w:val="18"/>
+              </w:rPr>
+            </w:r>
+            <w:r>
+              <w:rPr>
+                <w:rFonts w:ascii="Arial" w:hAnsi="Arial" w:eastAsia="Arial" w:cs="Tahoma"/>
                 <w:sz w:val="18"/>
               </w:rPr>
               <w:t>วัตถุประสงค์</w:t>
@@ -130,13 +130,13 @@
             </w:pPr>
             <w:r>
               <w:rPr>
-                <w:rFonts w:ascii="Arial" w:hAnsi="Arial" w:eastAsia="Arial"/>
-                <w:sz w:val="18"/>
-              </w:rPr>
-            </w:r>
-            <w:r>
-              <w:rPr>
-                <w:rFonts w:ascii="Arial" w:hAnsi="Arial" w:eastAsia="Arial"/>
+                <w:rFonts w:ascii="Arial" w:hAnsi="Arial" w:eastAsia="Arial" w:cs="Tahoma"/>
+                <w:sz w:val="18"/>
+              </w:rPr>
+            </w:r>
+            <w:r>
+              <w:rPr>
+                <w:rFonts w:ascii="Arial" w:hAnsi="Arial" w:eastAsia="Arial" w:cs="Tahoma"/>
                 <w:sz w:val="18"/>
               </w:rPr>
               <w:t>ใช้เป็นรายละเอียดระดับพัฒนาสำหรับออกแบบ ลงมือพัฒนา ตรวจทาน และทดสอบขอบเขตที่ระบุในฉบับนี้</w:t>
@@ -160,13 +160,13 @@
             </w:pPr>
             <w:r>
               <w:rPr>
-                <w:rFonts w:ascii="Arial" w:hAnsi="Arial" w:eastAsia="Arial"/>
-                <w:sz w:val="18"/>
-              </w:rPr>
-            </w:r>
-            <w:r>
-              <w:rPr>
-                <w:rFonts w:ascii="Arial" w:hAnsi="Arial" w:eastAsia="Arial"/>
+                <w:rFonts w:ascii="Arial" w:hAnsi="Arial" w:eastAsia="Arial" w:cs="Tahoma"/>
+                <w:sz w:val="18"/>
+              </w:rPr>
+            </w:r>
+            <w:r>
+              <w:rPr>
+                <w:rFonts w:ascii="Arial" w:hAnsi="Arial" w:eastAsia="Arial" w:cs="Tahoma"/>
                 <w:sz w:val="18"/>
               </w:rPr>
               <w:t>ลำดับการอ่าน</w:t>
@@ -185,13 +185,13 @@
             </w:pPr>
             <w:r>
               <w:rPr>
-                <w:rFonts w:ascii="Arial" w:hAnsi="Arial" w:eastAsia="Arial"/>
-                <w:sz w:val="18"/>
-              </w:rPr>
-            </w:r>
-            <w:r>
-              <w:rPr>
-                <w:rFonts w:ascii="Arial" w:hAnsi="Arial" w:eastAsia="Arial"/>
+                <w:rFonts w:ascii="Arial" w:hAnsi="Arial" w:eastAsia="Arial" w:cs="Tahoma"/>
+                <w:sz w:val="18"/>
+              </w:rPr>
+            </w:r>
+            <w:r>
+              <w:rPr>
+                <w:rFonts w:ascii="Arial" w:hAnsi="Arial" w:eastAsia="Arial" w:cs="Tahoma"/>
                 <w:sz w:val="18"/>
               </w:rPr>
               <w:t>เริ่มจาก Overview และ Scope จากนั้นตรวจ Field/Validation, Implementation, Contract, Processing Flow, Acceptance Criteria และ Test Checklist ตามลำดับ</w:t>
@@ -215,13 +215,13 @@
             </w:pPr>
             <w:r>
               <w:rPr>
-                <w:rFonts w:ascii="Arial" w:hAnsi="Arial" w:eastAsia="Arial"/>
-                <w:sz w:val="18"/>
-              </w:rPr>
-            </w:r>
-            <w:r>
-              <w:rPr>
-                <w:rFonts w:ascii="Arial" w:hAnsi="Arial" w:eastAsia="Arial"/>
+                <w:rFonts w:ascii="Arial" w:hAnsi="Arial" w:eastAsia="Arial" w:cs="Tahoma"/>
+                <w:sz w:val="18"/>
+              </w:rPr>
+            </w:r>
+            <w:r>
+              <w:rPr>
+                <w:rFonts w:ascii="Arial" w:hAnsi="Arial" w:eastAsia="Arial" w:cs="Tahoma"/>
                 <w:sz w:val="18"/>
               </w:rPr>
               <w:t>ผลลัพธ์ที่คาดหวัง</w:t>
@@ -240,13 +240,13 @@
             </w:pPr>
             <w:r>
               <w:rPr>
-                <w:rFonts w:ascii="Arial" w:hAnsi="Arial" w:eastAsia="Arial"/>
-                <w:sz w:val="18"/>
-              </w:rPr>
-            </w:r>
-            <w:r>
-              <w:rPr>
-                <w:rFonts w:ascii="Arial" w:hAnsi="Arial" w:eastAsia="Arial"/>
+                <w:rFonts w:ascii="Arial" w:hAnsi="Arial" w:eastAsia="Arial" w:cs="Tahoma"/>
+                <w:sz w:val="18"/>
+              </w:rPr>
+            </w:r>
+            <w:r>
+              <w:rPr>
+                <w:rFonts w:ascii="Arial" w:hAnsi="Arial" w:eastAsia="Arial" w:cs="Tahoma"/>
                 <w:sz w:val="18"/>
               </w:rPr>
               <w:t>ผู้อ่านสามารถระบุ input, ขั้นตอนประมวลผล, output, เงื่อนไขผิดพลาด และหลักฐานการทดสอบได้จากเนื้อหาในฉบับเดียว</w:t>
@@ -270,13 +270,13 @@
             </w:pPr>
             <w:r>
               <w:rPr>
-                <w:rFonts w:ascii="Arial" w:hAnsi="Arial" w:eastAsia="Arial"/>
-                <w:sz w:val="18"/>
-              </w:rPr>
-            </w:r>
-            <w:r>
-              <w:rPr>
-                <w:rFonts w:ascii="Arial" w:hAnsi="Arial" w:eastAsia="Arial"/>
+                <w:rFonts w:ascii="Arial" w:hAnsi="Arial" w:eastAsia="Arial" w:cs="Tahoma"/>
+                <w:sz w:val="18"/>
+              </w:rPr>
+            </w:r>
+            <w:r>
+              <w:rPr>
+                <w:rFonts w:ascii="Arial" w:hAnsi="Arial" w:eastAsia="Arial" w:cs="Tahoma"/>
                 <w:sz w:val="18"/>
               </w:rPr>
               <w:t>Java เดิม</w:t>
@@ -295,13 +295,13 @@
             </w:pPr>
             <w:r>
               <w:rPr>
-                <w:rFonts w:ascii="Arial" w:hAnsi="Arial" w:eastAsia="Arial"/>
-                <w:sz w:val="18"/>
-              </w:rPr>
-            </w:r>
-            <w:r>
-              <w:rPr>
-                <w:rFonts w:ascii="Arial" w:hAnsi="Arial" w:eastAsia="Arial"/>
+                <w:rFonts w:ascii="Arial" w:hAnsi="Arial" w:eastAsia="Arial" w:cs="Tahoma"/>
+                <w:sz w:val="18"/>
+              </w:rPr>
+            </w:r>
+            <w:r>
+              <w:rPr>
+                <w:rFonts w:ascii="Arial" w:hAnsi="Arial" w:eastAsia="Arial" w:cs="Tahoma"/>
                 <w:sz w:val="18"/>
               </w:rPr>
               <w:t>ภาคผนวกท้ายฉบับระบุ source file, ช่วงบรรทัด และ code Java เดิมสำหรับตรวจเทียบ behavior ก่อนย้ายระบบ</w:t>
@@ -356,7 +356,7 @@
             <w:r/>
             <w:r>
               <w:rPr>
-                <w:rFonts w:ascii="Arial" w:hAnsi="Arial" w:eastAsia="Arial"/>
+                <w:rFonts w:ascii="Arial" w:hAnsi="Arial" w:eastAsia="Arial" w:cs="Tahoma"/>
                 <w:b/>
                 <w:sz w:val="18"/>
               </w:rPr>
@@ -378,7 +378,7 @@
             <w:r/>
             <w:r>
               <w:rPr>
-                <w:rFonts w:ascii="Arial" w:hAnsi="Arial" w:eastAsia="Arial"/>
+                <w:rFonts w:ascii="Arial" w:hAnsi="Arial" w:eastAsia="Arial" w:cs="Tahoma"/>
                 <w:b/>
                 <w:sz w:val="18"/>
               </w:rPr>
@@ -403,13 +403,13 @@
             </w:pPr>
             <w:r>
               <w:rPr>
-                <w:rFonts w:ascii="Arial" w:hAnsi="Arial" w:eastAsia="Arial"/>
-                <w:sz w:val="18"/>
-              </w:rPr>
-            </w:r>
-            <w:r>
-              <w:rPr>
-                <w:rFonts w:ascii="Arial" w:hAnsi="Arial" w:eastAsia="Arial"/>
+                <w:rFonts w:ascii="Arial" w:hAnsi="Arial" w:eastAsia="Arial" w:cs="Tahoma"/>
+                <w:sz w:val="18"/>
+              </w:rPr>
+            </w:r>
+            <w:r>
+              <w:rPr>
+                <w:rFonts w:ascii="Arial" w:hAnsi="Arial" w:eastAsia="Arial" w:cs="Tahoma"/>
                 <w:sz w:val="18"/>
               </w:rPr>
               <w:t>Track</w:t>
@@ -428,13 +428,13 @@
             </w:pPr>
             <w:r>
               <w:rPr>
-                <w:rFonts w:ascii="Arial" w:hAnsi="Arial" w:eastAsia="Arial"/>
-                <w:sz w:val="18"/>
-              </w:rPr>
-            </w:r>
-            <w:r>
-              <w:rPr>
-                <w:rFonts w:ascii="Arial" w:hAnsi="Arial" w:eastAsia="Arial"/>
+                <w:rFonts w:ascii="Arial" w:hAnsi="Arial" w:eastAsia="Arial" w:cs="Tahoma"/>
+                <w:sz w:val="18"/>
+              </w:rPr>
+            </w:r>
+            <w:r>
+              <w:rPr>
+                <w:rFonts w:ascii="Arial" w:hAnsi="Arial" w:eastAsia="Arial" w:cs="Tahoma"/>
                 <w:sz w:val="18"/>
               </w:rPr>
               <w:t>BE</w:t>
@@ -458,13 +458,13 @@
             </w:pPr>
             <w:r>
               <w:rPr>
-                <w:rFonts w:ascii="Arial" w:hAnsi="Arial" w:eastAsia="Arial"/>
-                <w:sz w:val="18"/>
-              </w:rPr>
-            </w:r>
-            <w:r>
-              <w:rPr>
-                <w:rFonts w:ascii="Arial" w:hAnsi="Arial" w:eastAsia="Arial"/>
+                <w:rFonts w:ascii="Arial" w:hAnsi="Arial" w:eastAsia="Arial" w:cs="Tahoma"/>
+                <w:sz w:val="18"/>
+              </w:rPr>
+            </w:r>
+            <w:r>
+              <w:rPr>
+                <w:rFonts w:ascii="Arial" w:hAnsi="Arial" w:eastAsia="Arial" w:cs="Tahoma"/>
                 <w:sz w:val="18"/>
               </w:rPr>
               <w:t>Estimate</w:t>
@@ -483,16 +483,24 @@
             </w:pPr>
             <w:r>
               <w:rPr>
-                <w:rFonts w:ascii="Arial" w:hAnsi="Arial" w:eastAsia="Arial"/>
-                <w:sz w:val="18"/>
-              </w:rPr>
-            </w:r>
-            <w:r>
-              <w:rPr>
-                <w:rFonts w:ascii="Arial" w:hAnsi="Arial" w:eastAsia="Arial"/>
-                <w:sz w:val="18"/>
-              </w:rPr>
-              <w:t>16 ชั่วโมง</w:t>
+                <w:rFonts w:ascii="Arial" w:hAnsi="Arial" w:eastAsia="Arial" w:cs="Tahoma"/>
+                <w:sz w:val="18"/>
+              </w:rPr>
+            </w:r>
+            <w:r>
+              <w:rPr>
+                <w:rFonts w:ascii="Arial" w:hAnsi="Arial" w:eastAsia="Arial" w:cs="Tahoma"/>
+                <w:b/>
+                <w:sz w:val="18"/>
+              </w:rPr>
+              <w:t>21 ชั่วโมง</w:t>
+            </w:r>
+            <w:r>
+              <w:rPr>
+                <w:rFonts w:ascii="Arial" w:hAnsi="Arial" w:eastAsia="Arial" w:cs="Tahoma"/>
+                <w:sz w:val="18"/>
+              </w:rPr>
+              <w:t xml:space="preserve"> = implementation 16 + unit test 5 (30%)</w:t>
             </w:r>
           </w:p>
         </w:tc>
@@ -513,13 +521,13 @@
             </w:pPr>
             <w:r>
               <w:rPr>
-                <w:rFonts w:ascii="Arial" w:hAnsi="Arial" w:eastAsia="Arial"/>
-                <w:sz w:val="18"/>
-              </w:rPr>
-            </w:r>
-            <w:r>
-              <w:rPr>
-                <w:rFonts w:ascii="Arial" w:hAnsi="Arial" w:eastAsia="Arial"/>
+                <w:rFonts w:ascii="Arial" w:hAnsi="Arial" w:eastAsia="Arial" w:cs="Tahoma"/>
+                <w:sz w:val="18"/>
+              </w:rPr>
+            </w:r>
+            <w:r>
+              <w:rPr>
+                <w:rFonts w:ascii="Arial" w:hAnsi="Arial" w:eastAsia="Arial" w:cs="Tahoma"/>
                 <w:sz w:val="18"/>
               </w:rPr>
               <w:t>Owner</w:t>
@@ -538,13 +546,13 @@
             </w:pPr>
             <w:r>
               <w:rPr>
-                <w:rFonts w:ascii="Arial" w:hAnsi="Arial" w:eastAsia="Arial"/>
-                <w:sz w:val="18"/>
-              </w:rPr>
-            </w:r>
-            <w:r>
-              <w:rPr>
-                <w:rFonts w:ascii="Arial" w:hAnsi="Arial" w:eastAsia="Arial"/>
+                <w:rFonts w:ascii="Arial" w:hAnsi="Arial" w:eastAsia="Arial" w:cs="Tahoma"/>
+                <w:sz w:val="18"/>
+              </w:rPr>
+            </w:r>
+            <w:r>
+              <w:rPr>
+                <w:rFonts w:ascii="Arial" w:hAnsi="Arial" w:eastAsia="Arial" w:cs="Tahoma"/>
                 <w:sz w:val="18"/>
               </w:rPr>
               <w:t>Aphiwit &lt;Bank&gt; Khammoon</w:t>
@@ -568,16 +576,16 @@
             </w:pPr>
             <w:r>
               <w:rPr>
-                <w:rFonts w:ascii="Arial" w:hAnsi="Arial" w:eastAsia="Arial"/>
-                <w:sz w:val="18"/>
-              </w:rPr>
-            </w:r>
-            <w:r>
-              <w:rPr>
-                <w:rFonts w:ascii="Arial" w:hAnsi="Arial" w:eastAsia="Arial"/>
-                <w:sz w:val="18"/>
-              </w:rPr>
-              <w:t>Objective</w:t>
+                <w:rFonts w:ascii="Arial" w:hAnsi="Arial" w:eastAsia="Arial" w:cs="Tahoma"/>
+                <w:sz w:val="18"/>
+              </w:rPr>
+            </w:r>
+            <w:r>
+              <w:rPr>
+                <w:rFonts w:ascii="Arial" w:hAnsi="Arial" w:eastAsia="Arial" w:cs="Tahoma"/>
+                <w:sz w:val="18"/>
+              </w:rPr>
+              <w:t>Target repository</w:t>
             </w:r>
           </w:p>
         </w:tc>
@@ -593,13 +601,104 @@
             </w:pPr>
             <w:r>
               <w:rPr>
-                <w:rFonts w:ascii="Arial" w:hAnsi="Arial" w:eastAsia="Arial"/>
-                <w:sz w:val="18"/>
-              </w:rPr>
-            </w:r>
-            <w:r>
-              <w:rPr>
-                <w:rFonts w:ascii="Arial" w:hAnsi="Arial" w:eastAsia="Arial"/>
+                <w:rFonts w:ascii="Arial" w:hAnsi="Arial" w:eastAsia="Arial" w:cs="Tahoma"/>
+                <w:sz w:val="18"/>
+              </w:rPr>
+            </w:r>
+            <w:r>
+              <w:rPr>
+                <w:rFonts w:ascii="Courier New" w:hAnsi="Courier New" w:eastAsia="Courier New" w:cs="Tahoma"/>
+                <w:sz w:val="18"/>
+              </w:rPr>
+              <w:t>SBP/srm-sps-spsap-store-backend</w:t>
+            </w:r>
+            <w:r>
+              <w:rPr>
+                <w:rFonts w:ascii="Arial" w:hAnsi="Arial" w:eastAsia="Arial" w:cs="Tahoma"/>
+                <w:sz w:val="18"/>
+              </w:rPr>
+              <w:t xml:space="preserve"> (NestJS + TypeORM · schema </w:t>
+            </w:r>
+            <w:r>
+              <w:rPr>
+                <w:rFonts w:ascii="Courier New" w:hAnsi="Courier New" w:eastAsia="Courier New" w:cs="Tahoma"/>
+                <w:sz w:val="18"/>
+              </w:rPr>
+              <w:t>sps_store</w:t>
+            </w:r>
+            <w:r>
+              <w:rPr>
+                <w:rFonts w:ascii="Arial" w:hAnsi="Arial" w:eastAsia="Arial" w:cs="Tahoma"/>
+                <w:sz w:val="18"/>
+              </w:rPr>
+              <w:t xml:space="preserve">) — batch runner ฝั่ง backend </w:t>
+            </w:r>
+            <w:r>
+              <w:rPr>
+                <w:rFonts w:ascii="Arial" w:hAnsi="Arial" w:eastAsia="Arial" w:cs="Tahoma"/>
+                <w:b/>
+                <w:sz w:val="18"/>
+              </w:rPr>
+              <w:t>ไม่ผ่าน BFF</w:t>
+            </w:r>
+            <w:r>
+              <w:rPr>
+                <w:rFonts w:ascii="Arial" w:hAnsi="Arial" w:eastAsia="Arial" w:cs="Tahoma"/>
+                <w:sz w:val="18"/>
+              </w:rPr>
+              <w:t xml:space="preserve"> · cron/พารามิเตอร์อยู่ใน backend config (env/config file)</w:t>
+            </w:r>
+          </w:p>
+        </w:tc>
+      </w:tr>
+      <w:tr>
+        <w:trPr>
+          <w:cantSplit/>
+        </w:trPr>
+        <w:tc>
+          <w:tcPr>
+            <w:tcW w:type="dxa" w:w="5040"/>
+            <w:vAlign w:val="center"/>
+          </w:tcPr>
+          <w:p>
+            <w:pPr>
+              <w:keepLines/>
+              <w:spacing w:after="0"/>
+            </w:pPr>
+            <w:r>
+              <w:rPr>
+                <w:rFonts w:ascii="Arial" w:hAnsi="Arial" w:eastAsia="Arial" w:cs="Tahoma"/>
+                <w:sz w:val="18"/>
+              </w:rPr>
+            </w:r>
+            <w:r>
+              <w:rPr>
+                <w:rFonts w:ascii="Arial" w:hAnsi="Arial" w:eastAsia="Arial" w:cs="Tahoma"/>
+                <w:sz w:val="18"/>
+              </w:rPr>
+              <w:t>Objective</w:t>
+            </w:r>
+          </w:p>
+        </w:tc>
+        <w:tc>
+          <w:tcPr>
+            <w:tcW w:type="dxa" w:w="5040"/>
+            <w:vAlign w:val="center"/>
+          </w:tcPr>
+          <w:p>
+            <w:pPr>
+              <w:keepLines/>
+              <w:spacing w:after="0"/>
+            </w:pPr>
+            <w:r>
+              <w:rPr>
+                <w:rFonts w:ascii="Arial" w:hAnsi="Arial" w:eastAsia="Arial" w:cs="Tahoma"/>
+                <w:sz w:val="18"/>
+              </w:rPr>
+            </w:r>
+            <w:r>
+              <w:rPr>
+                <w:rFonts w:ascii="Arial" w:hAnsi="Arial" w:eastAsia="Arial" w:cs="Tahoma"/>
                 <w:sz w:val="18"/>
               </w:rPr>
               <w:t>นำเข้าคะแนน QSSI รายเดือน: ดาวน์โหลดไฟล์คะแนน QSSI 4 ไฟล์ต่อเดือนผ่าน SFTP โหลดเข้าตารางพัก ทำ dedup และจับคู่หมวดคะแนนแบบ stateful แล้วลบงวดเดิมและ insert ลง fcs_qssi_score เพื่อให้ Job 6 ใช้ตรวจความครบของคะแนน 6 หมวดก่อนปล่อยสถานะ INIT</w:t>
@@ -677,6 +776,25 @@
       </w:pPr>
       <w:r>
         <w:t>Runbook, rerun rule, risk และ history ตามเอกสาร Batch v4.0 · ผลการรันเขียน application log แบบ structured</w:t>
+      </w:r>
+    </w:p>
+    <w:p>
+      <w:pPr>
+        <w:pStyle w:val="Heading1"/>
+        <w:keepNext/>
+        <w:keepLines/>
+        <w:pageBreakBefore w:val="0"/>
+      </w:pPr>
+      <w:r>
+        <w:t>3. Screenshot Reference</w:t>
+      </w:r>
+    </w:p>
+    <w:p>
+      <w:pPr>
+        <w:keepNext w:val="0"/>
+      </w:pPr>
+      <w:r>
+        <w:t>ไม่มีภาพหน้าจอสำหรับหัวข้อนี้ — เป็นเอกสารฝั่ง Backend/Batch ที่ไม่มี UI (ภาพหน้าจอทั้งหมดอยู่ในเอกสารชุด FE)</w:t>
       </w:r>
     </w:p>
     <w:p>
@@ -785,7 +903,7 @@
             <w:r/>
             <w:r>
               <w:rPr>
-                <w:rFonts w:ascii="Arial" w:hAnsi="Arial" w:eastAsia="Arial"/>
+                <w:rFonts w:ascii="Arial" w:hAnsi="Arial" w:eastAsia="Arial" w:cs="Tahoma"/>
                 <w:b/>
                 <w:sz w:val="18"/>
               </w:rPr>
@@ -807,7 +925,7 @@
             <w:r/>
             <w:r>
               <w:rPr>
-                <w:rFonts w:ascii="Arial" w:hAnsi="Arial" w:eastAsia="Arial"/>
+                <w:rFonts w:ascii="Arial" w:hAnsi="Arial" w:eastAsia="Arial" w:cs="Tahoma"/>
                 <w:b/>
                 <w:sz w:val="18"/>
               </w:rPr>
@@ -829,7 +947,7 @@
             <w:r/>
             <w:r>
               <w:rPr>
-                <w:rFonts w:ascii="Arial" w:hAnsi="Arial" w:eastAsia="Arial"/>
+                <w:rFonts w:ascii="Arial" w:hAnsi="Arial" w:eastAsia="Arial" w:cs="Tahoma"/>
                 <w:b/>
                 <w:sz w:val="18"/>
               </w:rPr>
@@ -851,7 +969,7 @@
             <w:r/>
             <w:r>
               <w:rPr>
-                <w:rFonts w:ascii="Arial" w:hAnsi="Arial" w:eastAsia="Arial"/>
+                <w:rFonts w:ascii="Arial" w:hAnsi="Arial" w:eastAsia="Arial" w:cs="Tahoma"/>
                 <w:b/>
                 <w:sz w:val="18"/>
               </w:rPr>
@@ -876,13 +994,13 @@
             </w:pPr>
             <w:r>
               <w:rPr>
-                <w:rFonts w:ascii="Arial" w:hAnsi="Arial" w:eastAsia="Arial"/>
-                <w:sz w:val="18"/>
-              </w:rPr>
-            </w:r>
-            <w:r>
-              <w:rPr>
-                <w:rFonts w:ascii="Arial" w:hAnsi="Arial" w:eastAsia="Arial"/>
+                <w:rFonts w:ascii="Arial" w:hAnsi="Arial" w:eastAsia="Arial" w:cs="Tahoma"/>
+                <w:sz w:val="18"/>
+              </w:rPr>
+            </w:r>
+            <w:r>
+              <w:rPr>
+                <w:rFonts w:ascii="Arial" w:hAnsi="Arial" w:eastAsia="Arial" w:cs="Tahoma"/>
                 <w:sz w:val="18"/>
               </w:rPr>
               <w:t>กำหนดการรัน (Cron)</w:t>
@@ -901,13 +1019,13 @@
             </w:pPr>
             <w:r>
               <w:rPr>
-                <w:rFonts w:ascii="Arial" w:hAnsi="Arial" w:eastAsia="Arial"/>
-                <w:sz w:val="18"/>
-              </w:rPr>
-            </w:r>
-            <w:r>
-              <w:rPr>
-                <w:rFonts w:ascii="Arial" w:hAnsi="Arial" w:eastAsia="Arial"/>
+                <w:rFonts w:ascii="Arial" w:hAnsi="Arial" w:eastAsia="Arial" w:cs="Tahoma"/>
+                <w:sz w:val="18"/>
+              </w:rPr>
+            </w:r>
+            <w:r>
+              <w:rPr>
+                <w:rFonts w:ascii="Arial" w:hAnsi="Arial" w:eastAsia="Arial" w:cs="Tahoma"/>
                 <w:sz w:val="18"/>
               </w:rPr>
               <w:t>Monthly</w:t>
@@ -926,13 +1044,13 @@
             </w:pPr>
             <w:r>
               <w:rPr>
-                <w:rFonts w:ascii="Arial" w:hAnsi="Arial" w:eastAsia="Arial"/>
-                <w:sz w:val="18"/>
-              </w:rPr>
-            </w:r>
-            <w:r>
-              <w:rPr>
-                <w:rFonts w:ascii="Arial" w:hAnsi="Arial" w:eastAsia="Arial"/>
+                <w:rFonts w:ascii="Arial" w:hAnsi="Arial" w:eastAsia="Arial" w:cs="Tahoma"/>
+                <w:sz w:val="18"/>
+              </w:rPr>
+            </w:r>
+            <w:r>
+              <w:rPr>
+                <w:rFonts w:ascii="Arial" w:hAnsi="Arial" w:eastAsia="Arial" w:cs="Tahoma"/>
                 <w:sz w:val="18"/>
               </w:rPr>
               <w:t>แก้ไขได้</w:t>
@@ -951,13 +1069,13 @@
             </w:pPr>
             <w:r>
               <w:rPr>
-                <w:rFonts w:ascii="Arial" w:hAnsi="Arial" w:eastAsia="Arial"/>
-                <w:sz w:val="18"/>
-              </w:rPr>
-            </w:r>
-            <w:r>
-              <w:rPr>
-                <w:rFonts w:ascii="Arial" w:hAnsi="Arial" w:eastAsia="Arial"/>
+                <w:rFonts w:ascii="Arial" w:hAnsi="Arial" w:eastAsia="Arial" w:cs="Tahoma"/>
+                <w:sz w:val="18"/>
+              </w:rPr>
+            </w:r>
+            <w:r>
+              <w:rPr>
+                <w:rFonts w:ascii="Arial" w:hAnsi="Arial" w:eastAsia="Arial" w:cs="Tahoma"/>
                 <w:sz w:val="18"/>
               </w:rPr>
               <w:t>ตั้งเวลาใน scheduler ผ่าน deployment config</w:t>
@@ -981,13 +1099,13 @@
             </w:pPr>
             <w:r>
               <w:rPr>
-                <w:rFonts w:ascii="Arial" w:hAnsi="Arial" w:eastAsia="Arial"/>
-                <w:sz w:val="18"/>
-              </w:rPr>
-            </w:r>
-            <w:r>
-              <w:rPr>
-                <w:rFonts w:ascii="Arial" w:hAnsi="Arial" w:eastAsia="Arial"/>
+                <w:rFonts w:ascii="Arial" w:hAnsi="Arial" w:eastAsia="Arial" w:cs="Tahoma"/>
+                <w:sz w:val="18"/>
+              </w:rPr>
+            </w:r>
+            <w:r>
+              <w:rPr>
+                <w:rFonts w:ascii="Arial" w:hAnsi="Arial" w:eastAsia="Arial" w:cs="Tahoma"/>
                 <w:sz w:val="18"/>
               </w:rPr>
               <w:t>งวดข้อมูล (เดือนที่รัน)</w:t>
@@ -1006,13 +1124,13 @@
             </w:pPr>
             <w:r>
               <w:rPr>
-                <w:rFonts w:ascii="Arial" w:hAnsi="Arial" w:eastAsia="Arial"/>
-                <w:sz w:val="18"/>
-              </w:rPr>
-            </w:r>
-            <w:r>
-              <w:rPr>
-                <w:rFonts w:ascii="Arial" w:hAnsi="Arial" w:eastAsia="Arial"/>
+                <w:rFonts w:ascii="Arial" w:hAnsi="Arial" w:eastAsia="Arial" w:cs="Tahoma"/>
+                <w:sz w:val="18"/>
+              </w:rPr>
+            </w:r>
+            <w:r>
+              <w:rPr>
+                <w:rFonts w:ascii="Arial" w:hAnsi="Arial" w:eastAsia="Arial" w:cs="Tahoma"/>
                 <w:sz w:val="18"/>
               </w:rPr>
               <w:t>07/2026</w:t>
@@ -1031,13 +1149,13 @@
             </w:pPr>
             <w:r>
               <w:rPr>
-                <w:rFonts w:ascii="Arial" w:hAnsi="Arial" w:eastAsia="Arial"/>
-                <w:sz w:val="18"/>
-              </w:rPr>
-            </w:r>
-            <w:r>
-              <w:rPr>
-                <w:rFonts w:ascii="Arial" w:hAnsi="Arial" w:eastAsia="Arial"/>
+                <w:rFonts w:ascii="Arial" w:hAnsi="Arial" w:eastAsia="Arial" w:cs="Tahoma"/>
+                <w:sz w:val="18"/>
+              </w:rPr>
+            </w:r>
+            <w:r>
+              <w:rPr>
+                <w:rFonts w:ascii="Arial" w:hAnsi="Arial" w:eastAsia="Arial" w:cs="Tahoma"/>
                 <w:sz w:val="18"/>
               </w:rPr>
               <w:t>แก้ไขได้</w:t>
@@ -1056,13 +1174,13 @@
             </w:pPr>
             <w:r>
               <w:rPr>
-                <w:rFonts w:ascii="Arial" w:hAnsi="Arial" w:eastAsia="Arial"/>
-                <w:sz w:val="18"/>
-              </w:rPr>
-            </w:r>
-            <w:r>
-              <w:rPr>
-                <w:rFonts w:ascii="Arial" w:hAnsi="Arial" w:eastAsia="Arial"/>
+                <w:rFonts w:ascii="Arial" w:hAnsi="Arial" w:eastAsia="Arial" w:cs="Tahoma"/>
+                <w:sz w:val="18"/>
+              </w:rPr>
+            </w:r>
+            <w:r>
+              <w:rPr>
+                <w:rFonts w:ascii="Arial" w:hAnsi="Arial" w:eastAsia="Arial" w:cs="Tahoma"/>
                 <w:sz w:val="18"/>
               </w:rPr>
               <w:t>ชื่อไฟล์ใช้เดือนปัจจุบัน แต่งวดใน DB คือเดือนก่อนหน้า</w:t>
@@ -1086,13 +1204,13 @@
             </w:pPr>
             <w:r>
               <w:rPr>
-                <w:rFonts w:ascii="Arial" w:hAnsi="Arial" w:eastAsia="Arial"/>
-                <w:sz w:val="18"/>
-              </w:rPr>
-            </w:r>
-            <w:r>
-              <w:rPr>
-                <w:rFonts w:ascii="Arial" w:hAnsi="Arial" w:eastAsia="Arial"/>
+                <w:rFonts w:ascii="Arial" w:hAnsi="Arial" w:eastAsia="Arial" w:cs="Tahoma"/>
+                <w:sz w:val="18"/>
+              </w:rPr>
+            </w:r>
+            <w:r>
+              <w:rPr>
+                <w:rFonts w:ascii="Arial" w:hAnsi="Arial" w:eastAsia="Arial" w:cs="Tahoma"/>
                 <w:sz w:val="18"/>
               </w:rPr>
               <w:t>SFTP endpoint alias</w:t>
@@ -1111,13 +1229,13 @@
             </w:pPr>
             <w:r>
               <w:rPr>
-                <w:rFonts w:ascii="Arial" w:hAnsi="Arial" w:eastAsia="Arial"/>
-                <w:sz w:val="18"/>
-              </w:rPr>
-            </w:r>
-            <w:r>
-              <w:rPr>
-                <w:rFonts w:ascii="Arial" w:hAnsi="Arial" w:eastAsia="Arial"/>
+                <w:rFonts w:ascii="Arial" w:hAnsi="Arial" w:eastAsia="Arial" w:cs="Tahoma"/>
+                <w:sz w:val="18"/>
+              </w:rPr>
+            </w:r>
+            <w:r>
+              <w:rPr>
+                <w:rFonts w:ascii="Arial" w:hAnsi="Arial" w:eastAsia="Arial" w:cs="Tahoma"/>
                 <w:sz w:val="18"/>
               </w:rPr>
               <w:t>qssi-monthly</w:t>
@@ -1136,13 +1254,13 @@
             </w:pPr>
             <w:r>
               <w:rPr>
-                <w:rFonts w:ascii="Arial" w:hAnsi="Arial" w:eastAsia="Arial"/>
-                <w:sz w:val="18"/>
-              </w:rPr>
-            </w:r>
-            <w:r>
-              <w:rPr>
-                <w:rFonts w:ascii="Arial" w:hAnsi="Arial" w:eastAsia="Arial"/>
+                <w:rFonts w:ascii="Arial" w:hAnsi="Arial" w:eastAsia="Arial" w:cs="Tahoma"/>
+                <w:sz w:val="18"/>
+              </w:rPr>
+            </w:r>
+            <w:r>
+              <w:rPr>
+                <w:rFonts w:ascii="Arial" w:hAnsi="Arial" w:eastAsia="Arial" w:cs="Tahoma"/>
                 <w:sz w:val="18"/>
               </w:rPr>
               <w:t>ค่าคงที่/แก้ผ่านหน้าจอไม่ได้</w:t>
@@ -1161,13 +1279,13 @@
             </w:pPr>
             <w:r>
               <w:rPr>
-                <w:rFonts w:ascii="Arial" w:hAnsi="Arial" w:eastAsia="Arial"/>
-                <w:sz w:val="18"/>
-              </w:rPr>
-            </w:r>
-            <w:r>
-              <w:rPr>
-                <w:rFonts w:ascii="Arial" w:hAnsi="Arial" w:eastAsia="Arial"/>
+                <w:rFonts w:ascii="Arial" w:hAnsi="Arial" w:eastAsia="Arial" w:cs="Tahoma"/>
+                <w:sz w:val="18"/>
+              </w:rPr>
+            </w:r>
+            <w:r>
+              <w:rPr>
+                <w:rFonts w:ascii="Arial" w:hAnsi="Arial" w:eastAsia="Arial" w:cs="Tahoma"/>
                 <w:sz w:val="18"/>
               </w:rPr>
               <w:t>resolve host/port จาก environment; ไม่รับค่า host/port จาก request — resolve จาก environment เท่านั้น</w:t>
@@ -1191,13 +1309,13 @@
             </w:pPr>
             <w:r>
               <w:rPr>
-                <w:rFonts w:ascii="Arial" w:hAnsi="Arial" w:eastAsia="Arial"/>
-                <w:sz w:val="18"/>
-              </w:rPr>
-            </w:r>
-            <w:r>
-              <w:rPr>
-                <w:rFonts w:ascii="Arial" w:hAnsi="Arial" w:eastAsia="Arial"/>
+                <w:rFonts w:ascii="Arial" w:hAnsi="Arial" w:eastAsia="Arial" w:cs="Tahoma"/>
+                <w:sz w:val="18"/>
+              </w:rPr>
+            </w:r>
+            <w:r>
+              <w:rPr>
+                <w:rFonts w:ascii="Arial" w:hAnsi="Arial" w:eastAsia="Arial" w:cs="Tahoma"/>
                 <w:sz w:val="18"/>
               </w:rPr>
               <w:t>Secret reference</w:t>
@@ -1216,13 +1334,13 @@
             </w:pPr>
             <w:r>
               <w:rPr>
-                <w:rFonts w:ascii="Arial" w:hAnsi="Arial" w:eastAsia="Arial"/>
-                <w:sz w:val="18"/>
-              </w:rPr>
-            </w:r>
-            <w:r>
-              <w:rPr>
-                <w:rFonts w:ascii="Arial" w:hAnsi="Arial" w:eastAsia="Arial"/>
+                <w:rFonts w:ascii="Arial" w:hAnsi="Arial" w:eastAsia="Arial" w:cs="Tahoma"/>
+                <w:sz w:val="18"/>
+              </w:rPr>
+            </w:r>
+            <w:r>
+              <w:rPr>
+                <w:rFonts w:ascii="Arial" w:hAnsi="Arial" w:eastAsia="Arial" w:cs="Tahoma"/>
                 <w:sz w:val="18"/>
               </w:rPr>
               <w:t>secret/sbpgi/interfaces/qssi</w:t>
@@ -1241,13 +1359,13 @@
             </w:pPr>
             <w:r>
               <w:rPr>
-                <w:rFonts w:ascii="Arial" w:hAnsi="Arial" w:eastAsia="Arial"/>
-                <w:sz w:val="18"/>
-              </w:rPr>
-            </w:r>
-            <w:r>
-              <w:rPr>
-                <w:rFonts w:ascii="Arial" w:hAnsi="Arial" w:eastAsia="Arial"/>
+                <w:rFonts w:ascii="Arial" w:hAnsi="Arial" w:eastAsia="Arial" w:cs="Tahoma"/>
+                <w:sz w:val="18"/>
+              </w:rPr>
+            </w:r>
+            <w:r>
+              <w:rPr>
+                <w:rFonts w:ascii="Arial" w:hAnsi="Arial" w:eastAsia="Arial" w:cs="Tahoma"/>
                 <w:sz w:val="18"/>
               </w:rPr>
               <w:t>ค่าคงที่/แก้ผ่านหน้าจอไม่ได้</w:t>
@@ -1266,13 +1384,13 @@
             </w:pPr>
             <w:r>
               <w:rPr>
-                <w:rFonts w:ascii="Arial" w:hAnsi="Arial" w:eastAsia="Arial"/>
-                <w:sz w:val="18"/>
-              </w:rPr>
-            </w:r>
-            <w:r>
-              <w:rPr>
-                <w:rFonts w:ascii="Arial" w:hAnsi="Arial" w:eastAsia="Arial"/>
+                <w:rFonts w:ascii="Arial" w:hAnsi="Arial" w:eastAsia="Arial" w:cs="Tahoma"/>
+                <w:sz w:val="18"/>
+              </w:rPr>
+            </w:r>
+            <w:r>
+              <w:rPr>
+                <w:rFonts w:ascii="Arial" w:hAnsi="Arial" w:eastAsia="Arial" w:cs="Tahoma"/>
                 <w:sz w:val="18"/>
               </w:rPr>
               <w:t>credential/private key อ่านจาก Secret Manager และบังคับ strict known_hosts</w:t>
@@ -1296,13 +1414,13 @@
             </w:pPr>
             <w:r>
               <w:rPr>
-                <w:rFonts w:ascii="Arial" w:hAnsi="Arial" w:eastAsia="Arial"/>
-                <w:sz w:val="18"/>
-              </w:rPr>
-            </w:r>
-            <w:r>
-              <w:rPr>
-                <w:rFonts w:ascii="Arial" w:hAnsi="Arial" w:eastAsia="Arial"/>
+                <w:rFonts w:ascii="Arial" w:hAnsi="Arial" w:eastAsia="Arial" w:cs="Tahoma"/>
+                <w:sz w:val="18"/>
+              </w:rPr>
+            </w:r>
+            <w:r>
+              <w:rPr>
+                <w:rFonts w:ascii="Arial" w:hAnsi="Arial" w:eastAsia="Arial" w:cs="Tahoma"/>
                 <w:sz w:val="18"/>
               </w:rPr>
               <w:t>Remote Directory</w:t>
@@ -1321,13 +1439,13 @@
             </w:pPr>
             <w:r>
               <w:rPr>
-                <w:rFonts w:ascii="Arial" w:hAnsi="Arial" w:eastAsia="Arial"/>
-                <w:sz w:val="18"/>
-              </w:rPr>
-            </w:r>
-            <w:r>
-              <w:rPr>
-                <w:rFonts w:ascii="Arial" w:hAnsi="Arial" w:eastAsia="Arial"/>
+                <w:rFonts w:ascii="Arial" w:hAnsi="Arial" w:eastAsia="Arial" w:cs="Tahoma"/>
+                <w:sz w:val="18"/>
+              </w:rPr>
+            </w:r>
+            <w:r>
+              <w:rPr>
+                <w:rFonts w:ascii="Arial" w:hAnsi="Arial" w:eastAsia="Arial" w:cs="Tahoma"/>
                 <w:sz w:val="18"/>
               </w:rPr>
               <w:t>/export/qssishare/onl/qssi/textfile/SBP/QSSI_Monthly/</w:t>
@@ -1346,13 +1464,13 @@
             </w:pPr>
             <w:r>
               <w:rPr>
-                <w:rFonts w:ascii="Arial" w:hAnsi="Arial" w:eastAsia="Arial"/>
-                <w:sz w:val="18"/>
-              </w:rPr>
-            </w:r>
-            <w:r>
-              <w:rPr>
-                <w:rFonts w:ascii="Arial" w:hAnsi="Arial" w:eastAsia="Arial"/>
+                <w:rFonts w:ascii="Arial" w:hAnsi="Arial" w:eastAsia="Arial" w:cs="Tahoma"/>
+                <w:sz w:val="18"/>
+              </w:rPr>
+            </w:r>
+            <w:r>
+              <w:rPr>
+                <w:rFonts w:ascii="Arial" w:hAnsi="Arial" w:eastAsia="Arial" w:cs="Tahoma"/>
                 <w:sz w:val="18"/>
               </w:rPr>
               <w:t>แก้ไขได้</w:t>
@@ -1371,13 +1489,13 @@
             </w:pPr>
             <w:r>
               <w:rPr>
-                <w:rFonts w:ascii="Arial" w:hAnsi="Arial" w:eastAsia="Arial"/>
-                <w:sz w:val="18"/>
-              </w:rPr>
-            </w:r>
-            <w:r>
-              <w:rPr>
-                <w:rFonts w:ascii="Arial" w:hAnsi="Arial" w:eastAsia="Arial"/>
+                <w:rFonts w:ascii="Arial" w:hAnsi="Arial" w:eastAsia="Arial" w:cs="Tahoma"/>
+                <w:sz w:val="18"/>
+              </w:rPr>
+            </w:r>
+            <w:r>
+              <w:rPr>
+                <w:rFonts w:ascii="Arial" w:hAnsi="Arial" w:eastAsia="Arial" w:cs="Tahoma"/>
                 <w:sz w:val="18"/>
               </w:rPr>
               <w:t>path เท่านั้น ไม่รวม credential</w:t>
@@ -1401,13 +1519,13 @@
             </w:pPr>
             <w:r>
               <w:rPr>
-                <w:rFonts w:ascii="Arial" w:hAnsi="Arial" w:eastAsia="Arial"/>
-                <w:sz w:val="18"/>
-              </w:rPr>
-            </w:r>
-            <w:r>
-              <w:rPr>
-                <w:rFonts w:ascii="Arial" w:hAnsi="Arial" w:eastAsia="Arial"/>
+                <w:rFonts w:ascii="Arial" w:hAnsi="Arial" w:eastAsia="Arial" w:cs="Tahoma"/>
+                <w:sz w:val="18"/>
+              </w:rPr>
+            </w:r>
+            <w:r>
+              <w:rPr>
+                <w:rFonts w:ascii="Arial" w:hAnsi="Arial" w:eastAsia="Arial" w:cs="Tahoma"/>
                 <w:sz w:val="18"/>
               </w:rPr>
               <w:t>Local Directory</w:t>
@@ -1426,13 +1544,13 @@
             </w:pPr>
             <w:r>
               <w:rPr>
-                <w:rFonts w:ascii="Arial" w:hAnsi="Arial" w:eastAsia="Arial"/>
-                <w:sz w:val="18"/>
-              </w:rPr>
-            </w:r>
-            <w:r>
-              <w:rPr>
-                <w:rFonts w:ascii="Arial" w:hAnsi="Arial" w:eastAsia="Arial"/>
+                <w:rFonts w:ascii="Arial" w:hAnsi="Arial" w:eastAsia="Arial" w:cs="Tahoma"/>
+                <w:sz w:val="18"/>
+              </w:rPr>
+            </w:r>
+            <w:r>
+              <w:rPr>
+                <w:rFonts w:ascii="Arial" w:hAnsi="Arial" w:eastAsia="Arial" w:cs="Tahoma"/>
                 <w:sz w:val="18"/>
               </w:rPr>
               <w:t>/appshare/SPS/FCS/interface_data/in/</w:t>
@@ -1451,13 +1569,13 @@
             </w:pPr>
             <w:r>
               <w:rPr>
-                <w:rFonts w:ascii="Arial" w:hAnsi="Arial" w:eastAsia="Arial"/>
-                <w:sz w:val="18"/>
-              </w:rPr>
-            </w:r>
-            <w:r>
-              <w:rPr>
-                <w:rFonts w:ascii="Arial" w:hAnsi="Arial" w:eastAsia="Arial"/>
+                <w:rFonts w:ascii="Arial" w:hAnsi="Arial" w:eastAsia="Arial" w:cs="Tahoma"/>
+                <w:sz w:val="18"/>
+              </w:rPr>
+            </w:r>
+            <w:r>
+              <w:rPr>
+                <w:rFonts w:ascii="Arial" w:hAnsi="Arial" w:eastAsia="Arial" w:cs="Tahoma"/>
                 <w:sz w:val="18"/>
               </w:rPr>
               <w:t>แก้ไขได้</w:t>
@@ -1476,13 +1594,13 @@
             </w:pPr>
             <w:r>
               <w:rPr>
-                <w:rFonts w:ascii="Arial" w:hAnsi="Arial" w:eastAsia="Arial"/>
-                <w:sz w:val="18"/>
-              </w:rPr>
-            </w:r>
-            <w:r>
-              <w:rPr>
-                <w:rFonts w:ascii="Arial" w:hAnsi="Arial" w:eastAsia="Arial"/>
+                <w:rFonts w:ascii="Arial" w:hAnsi="Arial" w:eastAsia="Arial" w:cs="Tahoma"/>
+                <w:sz w:val="18"/>
+              </w:rPr>
+            </w:r>
+            <w:r>
+              <w:rPr>
+                <w:rFonts w:ascii="Arial" w:hAnsi="Arial" w:eastAsia="Arial" w:cs="Tahoma"/>
                 <w:sz w:val="18"/>
               </w:rPr>
               <w:t>staging/quarantine path</w:t>
@@ -1506,13 +1624,13 @@
             </w:pPr>
             <w:r>
               <w:rPr>
-                <w:rFonts w:ascii="Arial" w:hAnsi="Arial" w:eastAsia="Arial"/>
-                <w:sz w:val="18"/>
-              </w:rPr>
-            </w:r>
-            <w:r>
-              <w:rPr>
-                <w:rFonts w:ascii="Arial" w:hAnsi="Arial" w:eastAsia="Arial"/>
+                <w:rFonts w:ascii="Arial" w:hAnsi="Arial" w:eastAsia="Arial" w:cs="Tahoma"/>
+                <w:sz w:val="18"/>
+              </w:rPr>
+            </w:r>
+            <w:r>
+              <w:rPr>
+                <w:rFonts w:ascii="Arial" w:hAnsi="Arial" w:eastAsia="Arial" w:cs="Tahoma"/>
                 <w:sz w:val="18"/>
               </w:rPr>
               <w:t>File Prefix (4 ไฟล์)</w:t>
@@ -1531,13 +1649,13 @@
             </w:pPr>
             <w:r>
               <w:rPr>
-                <w:rFonts w:ascii="Arial" w:hAnsi="Arial" w:eastAsia="Arial"/>
-                <w:sz w:val="18"/>
-              </w:rPr>
-            </w:r>
-            <w:r>
-              <w:rPr>
-                <w:rFonts w:ascii="Arial" w:hAnsi="Arial" w:eastAsia="Arial"/>
+                <w:rFonts w:ascii="Arial" w:hAnsi="Arial" w:eastAsia="Arial" w:cs="Tahoma"/>
+                <w:sz w:val="18"/>
+              </w:rPr>
+            </w:r>
+            <w:r>
+              <w:rPr>
+                <w:rFonts w:ascii="Arial" w:hAnsi="Arial" w:eastAsia="Arial" w:cs="Tahoma"/>
                 <w:sz w:val="18"/>
               </w:rPr>
               <w:t>mrs1trnf_, mrs2trnf_, mrs3trnf_, mrs5trnf_</w:t>
@@ -1556,13 +1674,13 @@
             </w:pPr>
             <w:r>
               <w:rPr>
-                <w:rFonts w:ascii="Arial" w:hAnsi="Arial" w:eastAsia="Arial"/>
-                <w:sz w:val="18"/>
-              </w:rPr>
-            </w:r>
-            <w:r>
-              <w:rPr>
-                <w:rFonts w:ascii="Arial" w:hAnsi="Arial" w:eastAsia="Arial"/>
+                <w:rFonts w:ascii="Arial" w:hAnsi="Arial" w:eastAsia="Arial" w:cs="Tahoma"/>
+                <w:sz w:val="18"/>
+              </w:rPr>
+            </w:r>
+            <w:r>
+              <w:rPr>
+                <w:rFonts w:ascii="Arial" w:hAnsi="Arial" w:eastAsia="Arial" w:cs="Tahoma"/>
                 <w:sz w:val="18"/>
               </w:rPr>
               <w:t>ค่าคงที่/แก้ผ่านหน้าจอไม่ได้</w:t>
@@ -1581,7 +1699,7 @@
             </w:pPr>
             <w:r>
               <w:rPr>
-                <w:rFonts w:ascii="Arial" w:hAnsi="Arial" w:eastAsia="Arial"/>
+                <w:rFonts w:ascii="Arial" w:hAnsi="Arial" w:eastAsia="Arial" w:cs="Tahoma"/>
                 <w:sz w:val="18"/>
               </w:rPr>
             </w:r>
@@ -1604,13 +1722,13 @@
             </w:pPr>
             <w:r>
               <w:rPr>
-                <w:rFonts w:ascii="Arial" w:hAnsi="Arial" w:eastAsia="Arial"/>
-                <w:sz w:val="18"/>
-              </w:rPr>
-            </w:r>
-            <w:r>
-              <w:rPr>
-                <w:rFonts w:ascii="Arial" w:hAnsi="Arial" w:eastAsia="Arial"/>
+                <w:rFonts w:ascii="Arial" w:hAnsi="Arial" w:eastAsia="Arial" w:cs="Tahoma"/>
+                <w:sz w:val="18"/>
+              </w:rPr>
+            </w:r>
+            <w:r>
+              <w:rPr>
+                <w:rFonts w:ascii="Arial" w:hAnsi="Arial" w:eastAsia="Arial" w:cs="Tahoma"/>
                 <w:sz w:val="18"/>
               </w:rPr>
               <w:t>Encoding</w:t>
@@ -1629,13 +1747,13 @@
             </w:pPr>
             <w:r>
               <w:rPr>
-                <w:rFonts w:ascii="Arial" w:hAnsi="Arial" w:eastAsia="Arial"/>
-                <w:sz w:val="18"/>
-              </w:rPr>
-            </w:r>
-            <w:r>
-              <w:rPr>
-                <w:rFonts w:ascii="Arial" w:hAnsi="Arial" w:eastAsia="Arial"/>
+                <w:rFonts w:ascii="Arial" w:hAnsi="Arial" w:eastAsia="Arial" w:cs="Tahoma"/>
+                <w:sz w:val="18"/>
+              </w:rPr>
+            </w:r>
+            <w:r>
+              <w:rPr>
+                <w:rFonts w:ascii="Arial" w:hAnsi="Arial" w:eastAsia="Arial" w:cs="Tahoma"/>
                 <w:sz w:val="18"/>
               </w:rPr>
               <w:t>WINDOWS-874</w:t>
@@ -1654,13 +1772,13 @@
             </w:pPr>
             <w:r>
               <w:rPr>
-                <w:rFonts w:ascii="Arial" w:hAnsi="Arial" w:eastAsia="Arial"/>
-                <w:sz w:val="18"/>
-              </w:rPr>
-            </w:r>
-            <w:r>
-              <w:rPr>
-                <w:rFonts w:ascii="Arial" w:hAnsi="Arial" w:eastAsia="Arial"/>
+                <w:rFonts w:ascii="Arial" w:hAnsi="Arial" w:eastAsia="Arial" w:cs="Tahoma"/>
+                <w:sz w:val="18"/>
+              </w:rPr>
+            </w:r>
+            <w:r>
+              <w:rPr>
+                <w:rFonts w:ascii="Arial" w:hAnsi="Arial" w:eastAsia="Arial" w:cs="Tahoma"/>
                 <w:sz w:val="18"/>
               </w:rPr>
               <w:t>ค่าคงที่/แก้ผ่านหน้าจอไม่ได้</w:t>
@@ -1679,7 +1797,7 @@
             </w:pPr>
             <w:r>
               <w:rPr>
-                <w:rFonts w:ascii="Arial" w:hAnsi="Arial" w:eastAsia="Arial"/>
+                <w:rFonts w:ascii="Arial" w:hAnsi="Arial" w:eastAsia="Arial" w:cs="Tahoma"/>
                 <w:sz w:val="18"/>
               </w:rPr>
             </w:r>
@@ -1702,13 +1820,13 @@
             </w:pPr>
             <w:r>
               <w:rPr>
-                <w:rFonts w:ascii="Arial" w:hAnsi="Arial" w:eastAsia="Arial"/>
-                <w:sz w:val="18"/>
-              </w:rPr>
-            </w:r>
-            <w:r>
-              <w:rPr>
-                <w:rFonts w:ascii="Arial" w:hAnsi="Arial" w:eastAsia="Arial"/>
+                <w:rFonts w:ascii="Arial" w:hAnsi="Arial" w:eastAsia="Arial" w:cs="Tahoma"/>
+                <w:sz w:val="18"/>
+              </w:rPr>
+            </w:r>
+            <w:r>
+              <w:rPr>
+                <w:rFonts w:ascii="Arial" w:hAnsi="Arial" w:eastAsia="Arial" w:cs="Tahoma"/>
                 <w:sz w:val="18"/>
               </w:rPr>
               <w:t>Batch Insert Size</w:t>
@@ -1727,13 +1845,13 @@
             </w:pPr>
             <w:r>
               <w:rPr>
-                <w:rFonts w:ascii="Arial" w:hAnsi="Arial" w:eastAsia="Arial"/>
-                <w:sz w:val="18"/>
-              </w:rPr>
-            </w:r>
-            <w:r>
-              <w:rPr>
-                <w:rFonts w:ascii="Arial" w:hAnsi="Arial" w:eastAsia="Arial"/>
+                <w:rFonts w:ascii="Arial" w:hAnsi="Arial" w:eastAsia="Arial" w:cs="Tahoma"/>
+                <w:sz w:val="18"/>
+              </w:rPr>
+            </w:r>
+            <w:r>
+              <w:rPr>
+                <w:rFonts w:ascii="Arial" w:hAnsi="Arial" w:eastAsia="Arial" w:cs="Tahoma"/>
                 <w:sz w:val="18"/>
               </w:rPr>
               <w:t>10000</w:t>
@@ -1752,13 +1870,13 @@
             </w:pPr>
             <w:r>
               <w:rPr>
-                <w:rFonts w:ascii="Arial" w:hAnsi="Arial" w:eastAsia="Arial"/>
-                <w:sz w:val="18"/>
-              </w:rPr>
-            </w:r>
-            <w:r>
-              <w:rPr>
-                <w:rFonts w:ascii="Arial" w:hAnsi="Arial" w:eastAsia="Arial"/>
+                <w:rFonts w:ascii="Arial" w:hAnsi="Arial" w:eastAsia="Arial" w:cs="Tahoma"/>
+                <w:sz w:val="18"/>
+              </w:rPr>
+            </w:r>
+            <w:r>
+              <w:rPr>
+                <w:rFonts w:ascii="Arial" w:hAnsi="Arial" w:eastAsia="Arial" w:cs="Tahoma"/>
                 <w:sz w:val="18"/>
               </w:rPr>
               <w:t>แก้ไขได้</w:t>
@@ -1777,13 +1895,13 @@
             </w:pPr>
             <w:r>
               <w:rPr>
-                <w:rFonts w:ascii="Arial" w:hAnsi="Arial" w:eastAsia="Arial"/>
-                <w:sz w:val="18"/>
-              </w:rPr>
-            </w:r>
-            <w:r>
-              <w:rPr>
-                <w:rFonts w:ascii="Arial" w:hAnsi="Arial" w:eastAsia="Arial"/>
+                <w:rFonts w:ascii="Arial" w:hAnsi="Arial" w:eastAsia="Arial" w:cs="Tahoma"/>
+                <w:sz w:val="18"/>
+              </w:rPr>
+            </w:r>
+            <w:r>
+              <w:rPr>
+                <w:rFonts w:ascii="Arial" w:hAnsi="Arial" w:eastAsia="Arial" w:cs="Tahoma"/>
                 <w:sz w:val="18"/>
               </w:rPr>
               <w:t>จำนวนแถวต่อรอบ insert</w:t>
@@ -1795,13 +1913,13 @@
     <w:p/>
     <w:p>
       <w:pPr>
-        <w:pStyle w:val="Heading1"/>
+        <w:pStyle w:val="Heading2"/>
         <w:keepNext/>
         <w:keepLines/>
         <w:pageBreakBefore w:val="0"/>
       </w:pPr>
       <w:r>
-        <w:t>5.1 Input / Progress / Output Contract</w:t>
+        <w:t>5.9 Input / Progress / Output Contract</w:t>
       </w:r>
     </w:p>
     <w:tbl>
@@ -1833,7 +1951,7 @@
             <w:r/>
             <w:r>
               <w:rPr>
-                <w:rFonts w:ascii="Arial" w:hAnsi="Arial" w:eastAsia="Arial"/>
+                <w:rFonts w:ascii="Arial" w:hAnsi="Arial" w:eastAsia="Arial" w:cs="Tahoma"/>
                 <w:b/>
                 <w:sz w:val="18"/>
               </w:rPr>
@@ -1855,7 +1973,7 @@
             <w:r/>
             <w:r>
               <w:rPr>
-                <w:rFonts w:ascii="Arial" w:hAnsi="Arial" w:eastAsia="Arial"/>
+                <w:rFonts w:ascii="Arial" w:hAnsi="Arial" w:eastAsia="Arial" w:cs="Tahoma"/>
                 <w:b/>
                 <w:sz w:val="18"/>
               </w:rPr>
@@ -1880,13 +1998,13 @@
             </w:pPr>
             <w:r>
               <w:rPr>
-                <w:rFonts w:ascii="Arial" w:hAnsi="Arial" w:eastAsia="Arial"/>
-                <w:sz w:val="18"/>
-              </w:rPr>
-            </w:r>
-            <w:r>
-              <w:rPr>
-                <w:rFonts w:ascii="Arial" w:hAnsi="Arial" w:eastAsia="Arial"/>
+                <w:rFonts w:ascii="Arial" w:hAnsi="Arial" w:eastAsia="Arial" w:cs="Tahoma"/>
+                <w:sz w:val="18"/>
+              </w:rPr>
+            </w:r>
+            <w:r>
+              <w:rPr>
+                <w:rFonts w:ascii="Arial" w:hAnsi="Arial" w:eastAsia="Arial" w:cs="Tahoma"/>
                 <w:sz w:val="18"/>
               </w:rPr>
               <w:t>Input</w:t>
@@ -1905,13 +2023,13 @@
             </w:pPr>
             <w:r>
               <w:rPr>
-                <w:rFonts w:ascii="Arial" w:hAnsi="Arial" w:eastAsia="Arial"/>
-                <w:sz w:val="18"/>
-              </w:rPr>
-            </w:r>
-            <w:r>
-              <w:rPr>
-                <w:rFonts w:ascii="Arial" w:hAnsi="Arial" w:eastAsia="Arial"/>
+                <w:rFonts w:ascii="Arial" w:hAnsi="Arial" w:eastAsia="Arial" w:cs="Tahoma"/>
+                <w:sz w:val="18"/>
+              </w:rPr>
+            </w:r>
+            <w:r>
+              <w:rPr>
+                <w:rFonts w:ascii="Arial" w:hAnsi="Arial" w:eastAsia="Arial" w:cs="Tahoma"/>
                 <w:sz w:val="18"/>
               </w:rPr>
               <w:t>QSSI score files from configured SFTP/import paths plus common-code category mapping.</w:t>
@@ -1935,13 +2053,13 @@
             </w:pPr>
             <w:r>
               <w:rPr>
-                <w:rFonts w:ascii="Arial" w:hAnsi="Arial" w:eastAsia="Arial"/>
-                <w:sz w:val="18"/>
-              </w:rPr>
-            </w:r>
-            <w:r>
-              <w:rPr>
-                <w:rFonts w:ascii="Arial" w:hAnsi="Arial" w:eastAsia="Arial"/>
+                <w:rFonts w:ascii="Arial" w:hAnsi="Arial" w:eastAsia="Arial" w:cs="Tahoma"/>
+                <w:sz w:val="18"/>
+              </w:rPr>
+            </w:r>
+            <w:r>
+              <w:rPr>
+                <w:rFonts w:ascii="Arial" w:hAnsi="Arial" w:eastAsia="Arial" w:cs="Tahoma"/>
                 <w:sz w:val="18"/>
               </w:rPr>
               <w:t>Progress</w:t>
@@ -1960,13 +2078,13 @@
             </w:pPr>
             <w:r>
               <w:rPr>
-                <w:rFonts w:ascii="Arial" w:hAnsi="Arial" w:eastAsia="Arial"/>
-                <w:sz w:val="18"/>
-              </w:rPr>
-            </w:r>
-            <w:r>
-              <w:rPr>
-                <w:rFonts w:ascii="Arial" w:hAnsi="Arial" w:eastAsia="Arial"/>
+                <w:rFonts w:ascii="Arial" w:hAnsi="Arial" w:eastAsia="Arial" w:cs="Tahoma"/>
+                <w:sz w:val="18"/>
+              </w:rPr>
+            </w:r>
+            <w:r>
+              <w:rPr>
+                <w:rFonts w:ascii="Arial" w:hAnsi="Arial" w:eastAsia="Arial" w:cs="Tahoma"/>
                 <w:sz w:val="18"/>
               </w:rPr>
               <w:t>download/find files, parse pipe-delimited records, stage temp rows, map category scores, delete existing period/category rows, insert final scores, backup source files, send status mail.</w:t>
@@ -1990,13 +2108,13 @@
             </w:pPr>
             <w:r>
               <w:rPr>
-                <w:rFonts w:ascii="Arial" w:hAnsi="Arial" w:eastAsia="Arial"/>
-                <w:sz w:val="18"/>
-              </w:rPr>
-            </w:r>
-            <w:r>
-              <w:rPr>
-                <w:rFonts w:ascii="Arial" w:hAnsi="Arial" w:eastAsia="Arial"/>
+                <w:rFonts w:ascii="Arial" w:hAnsi="Arial" w:eastAsia="Arial" w:cs="Tahoma"/>
+                <w:sz w:val="18"/>
+              </w:rPr>
+            </w:r>
+            <w:r>
+              <w:rPr>
+                <w:rFonts w:ascii="Arial" w:hAnsi="Arial" w:eastAsia="Arial" w:cs="Tahoma"/>
                 <w:sz w:val="18"/>
               </w:rPr>
               <w:t>Output</w:t>
@@ -2015,13 +2133,13 @@
             </w:pPr>
             <w:r>
               <w:rPr>
-                <w:rFonts w:ascii="Arial" w:hAnsi="Arial" w:eastAsia="Arial"/>
-                <w:sz w:val="18"/>
-              </w:rPr>
-            </w:r>
-            <w:r>
-              <w:rPr>
-                <w:rFonts w:ascii="Arial" w:hAnsi="Arial" w:eastAsia="Arial"/>
+                <w:rFonts w:ascii="Arial" w:hAnsi="Arial" w:eastAsia="Arial" w:cs="Tahoma"/>
+                <w:sz w:val="18"/>
+              </w:rPr>
+            </w:r>
+            <w:r>
+              <w:rPr>
+                <w:rFonts w:ascii="Arial" w:hAnsi="Arial" w:eastAsia="Arial" w:cs="Tahoma"/>
                 <w:sz w:val="18"/>
               </w:rPr>
               <w:t>FCS_QSSI_SCORE refreshed for the target period/category set; temp rows cleared; run summary contains file name, success/fail status, record count, and error detail.</w:t>
@@ -2081,7 +2199,7 @@
             <w:r/>
             <w:r>
               <w:rPr>
-                <w:rFonts w:ascii="Arial" w:hAnsi="Arial" w:eastAsia="Arial"/>
+                <w:rFonts w:ascii="Arial" w:hAnsi="Arial" w:eastAsia="Arial" w:cs="Tahoma"/>
                 <w:b/>
                 <w:sz w:val="18"/>
               </w:rPr>
@@ -2103,7 +2221,7 @@
             <w:r/>
             <w:r>
               <w:rPr>
-                <w:rFonts w:ascii="Arial" w:hAnsi="Arial" w:eastAsia="Arial"/>
+                <w:rFonts w:ascii="Arial" w:hAnsi="Arial" w:eastAsia="Arial" w:cs="Tahoma"/>
                 <w:b/>
                 <w:sz w:val="18"/>
               </w:rPr>
@@ -2125,7 +2243,7 @@
             <w:r/>
             <w:r>
               <w:rPr>
-                <w:rFonts w:ascii="Arial" w:hAnsi="Arial" w:eastAsia="Arial"/>
+                <w:rFonts w:ascii="Arial" w:hAnsi="Arial" w:eastAsia="Arial" w:cs="Tahoma"/>
                 <w:b/>
                 <w:sz w:val="18"/>
               </w:rPr>
@@ -2147,7 +2265,7 @@
             <w:r/>
             <w:r>
               <w:rPr>
-                <w:rFonts w:ascii="Arial" w:hAnsi="Arial" w:eastAsia="Arial"/>
+                <w:rFonts w:ascii="Arial" w:hAnsi="Arial" w:eastAsia="Arial" w:cs="Tahoma"/>
                 <w:b/>
                 <w:sz w:val="18"/>
               </w:rPr>
@@ -2172,13 +2290,13 @@
             </w:pPr>
             <w:r>
               <w:rPr>
-                <w:rFonts w:ascii="Arial" w:hAnsi="Arial" w:eastAsia="Arial"/>
-                <w:sz w:val="18"/>
-              </w:rPr>
-            </w:r>
-            <w:r>
-              <w:rPr>
-                <w:rFonts w:ascii="Arial" w:hAnsi="Arial" w:eastAsia="Arial"/>
+                <w:rFonts w:ascii="Arial" w:hAnsi="Arial" w:eastAsia="Arial" w:cs="Tahoma"/>
+                <w:sz w:val="18"/>
+              </w:rPr>
+            </w:r>
+            <w:r>
+              <w:rPr>
+                <w:rFonts w:ascii="Arial" w:hAnsi="Arial" w:eastAsia="Arial" w:cs="Tahoma"/>
                 <w:sz w:val="18"/>
               </w:rPr>
               <w:t>1</w:t>
@@ -2197,13 +2315,13 @@
             </w:pPr>
             <w:r>
               <w:rPr>
-                <w:rFonts w:ascii="Arial" w:hAnsi="Arial" w:eastAsia="Arial"/>
-                <w:sz w:val="18"/>
-              </w:rPr>
-            </w:r>
-            <w:r>
-              <w:rPr>
-                <w:rFonts w:ascii="Arial" w:hAnsi="Arial" w:eastAsia="Arial"/>
+                <w:rFonts w:ascii="Arial" w:hAnsi="Arial" w:eastAsia="Arial" w:cs="Tahoma"/>
+                <w:sz w:val="18"/>
+              </w:rPr>
+            </w:r>
+            <w:r>
+              <w:rPr>
+                <w:rFonts w:ascii="Arial" w:hAnsi="Arial" w:eastAsia="Arial" w:cs="Tahoma"/>
                 <w:sz w:val="18"/>
               </w:rPr>
               <w:t>downloadAndVerifyQssiFiles</w:t>
@@ -2222,13 +2340,13 @@
             </w:pPr>
             <w:r>
               <w:rPr>
-                <w:rFonts w:ascii="Arial" w:hAnsi="Arial" w:eastAsia="Arial"/>
-                <w:sz w:val="18"/>
-              </w:rPr>
-            </w:r>
-            <w:r>
-              <w:rPr>
-                <w:rFonts w:ascii="Arial" w:hAnsi="Arial" w:eastAsia="Arial"/>
+                <w:rFonts w:ascii="Arial" w:hAnsi="Arial" w:eastAsia="Arial" w:cs="Tahoma"/>
+                <w:sz w:val="18"/>
+              </w:rPr>
+            </w:r>
+            <w:r>
+              <w:rPr>
+                <w:rFonts w:ascii="Arial" w:hAnsi="Arial" w:eastAsia="Arial" w:cs="Tahoma"/>
                 <w:sz w:val="18"/>
               </w:rPr>
               <w:t>qssiScoreRepository</w:t>
@@ -2247,13 +2365,13 @@
             </w:pPr>
             <w:r>
               <w:rPr>
-                <w:rFonts w:ascii="Arial" w:hAnsi="Arial" w:eastAsia="Arial"/>
-                <w:sz w:val="18"/>
-              </w:rPr>
-            </w:r>
-            <w:r>
-              <w:rPr>
-                <w:rFonts w:ascii="Arial" w:hAnsi="Arial" w:eastAsia="Arial"/>
+                <w:rFonts w:ascii="Arial" w:hAnsi="Arial" w:eastAsia="Arial" w:cs="Tahoma"/>
+                <w:sz w:val="18"/>
+              </w:rPr>
+            </w:r>
+            <w:r>
+              <w:rPr>
+                <w:rFonts w:ascii="Arial" w:hAnsi="Arial" w:eastAsia="Arial" w:cs="Tahoma"/>
                 <w:sz w:val="18"/>
               </w:rPr>
               <w:t>คืน metrics และ throw typed error; transaction/rerun ใช้ contract ด้านล่าง</w:t>
@@ -2277,13 +2395,13 @@
             </w:pPr>
             <w:r>
               <w:rPr>
-                <w:rFonts w:ascii="Arial" w:hAnsi="Arial" w:eastAsia="Arial"/>
-                <w:sz w:val="18"/>
-              </w:rPr>
-            </w:r>
-            <w:r>
-              <w:rPr>
-                <w:rFonts w:ascii="Arial" w:hAnsi="Arial" w:eastAsia="Arial"/>
+                <w:rFonts w:ascii="Arial" w:hAnsi="Arial" w:eastAsia="Arial" w:cs="Tahoma"/>
+                <w:sz w:val="18"/>
+              </w:rPr>
+            </w:r>
+            <w:r>
+              <w:rPr>
+                <w:rFonts w:ascii="Arial" w:hAnsi="Arial" w:eastAsia="Arial" w:cs="Tahoma"/>
                 <w:sz w:val="18"/>
               </w:rPr>
               <w:t>2</w:t>
@@ -2302,13 +2420,13 @@
             </w:pPr>
             <w:r>
               <w:rPr>
-                <w:rFonts w:ascii="Arial" w:hAnsi="Arial" w:eastAsia="Arial"/>
-                <w:sz w:val="18"/>
-              </w:rPr>
-            </w:r>
-            <w:r>
-              <w:rPr>
-                <w:rFonts w:ascii="Arial" w:hAnsi="Arial" w:eastAsia="Arial"/>
+                <w:rFonts w:ascii="Arial" w:hAnsi="Arial" w:eastAsia="Arial" w:cs="Tahoma"/>
+                <w:sz w:val="18"/>
+              </w:rPr>
+            </w:r>
+            <w:r>
+              <w:rPr>
+                <w:rFonts w:ascii="Arial" w:hAnsi="Arial" w:eastAsia="Arial" w:cs="Tahoma"/>
                 <w:sz w:val="18"/>
               </w:rPr>
               <w:t>parseQssiFiles</w:t>
@@ -2327,13 +2445,13 @@
             </w:pPr>
             <w:r>
               <w:rPr>
-                <w:rFonts w:ascii="Arial" w:hAnsi="Arial" w:eastAsia="Arial"/>
-                <w:sz w:val="18"/>
-              </w:rPr>
-            </w:r>
-            <w:r>
-              <w:rPr>
-                <w:rFonts w:ascii="Arial" w:hAnsi="Arial" w:eastAsia="Arial"/>
+                <w:rFonts w:ascii="Arial" w:hAnsi="Arial" w:eastAsia="Arial" w:cs="Tahoma"/>
+                <w:sz w:val="18"/>
+              </w:rPr>
+            </w:r>
+            <w:r>
+              <w:rPr>
+                <w:rFonts w:ascii="Arial" w:hAnsi="Arial" w:eastAsia="Arial" w:cs="Tahoma"/>
                 <w:sz w:val="18"/>
               </w:rPr>
               <w:t>qssiScoreRepository</w:t>
@@ -2352,13 +2470,13 @@
             </w:pPr>
             <w:r>
               <w:rPr>
-                <w:rFonts w:ascii="Arial" w:hAnsi="Arial" w:eastAsia="Arial"/>
-                <w:sz w:val="18"/>
-              </w:rPr>
-            </w:r>
-            <w:r>
-              <w:rPr>
-                <w:rFonts w:ascii="Arial" w:hAnsi="Arial" w:eastAsia="Arial"/>
+                <w:rFonts w:ascii="Arial" w:hAnsi="Arial" w:eastAsia="Arial" w:cs="Tahoma"/>
+                <w:sz w:val="18"/>
+              </w:rPr>
+            </w:r>
+            <w:r>
+              <w:rPr>
+                <w:rFonts w:ascii="Arial" w:hAnsi="Arial" w:eastAsia="Arial" w:cs="Tahoma"/>
                 <w:sz w:val="18"/>
               </w:rPr>
               <w:t>คืน metrics และ throw typed error; transaction/rerun ใช้ contract ด้านล่าง</w:t>
@@ -2382,13 +2500,13 @@
             </w:pPr>
             <w:r>
               <w:rPr>
-                <w:rFonts w:ascii="Arial" w:hAnsi="Arial" w:eastAsia="Arial"/>
-                <w:sz w:val="18"/>
-              </w:rPr>
-            </w:r>
-            <w:r>
-              <w:rPr>
-                <w:rFonts w:ascii="Arial" w:hAnsi="Arial" w:eastAsia="Arial"/>
+                <w:rFonts w:ascii="Arial" w:hAnsi="Arial" w:eastAsia="Arial" w:cs="Tahoma"/>
+                <w:sz w:val="18"/>
+              </w:rPr>
+            </w:r>
+            <w:r>
+              <w:rPr>
+                <w:rFonts w:ascii="Arial" w:hAnsi="Arial" w:eastAsia="Arial" w:cs="Tahoma"/>
                 <w:sz w:val="18"/>
               </w:rPr>
               <w:t>3</w:t>
@@ -2407,13 +2525,13 @@
             </w:pPr>
             <w:r>
               <w:rPr>
-                <w:rFonts w:ascii="Arial" w:hAnsi="Arial" w:eastAsia="Arial"/>
-                <w:sz w:val="18"/>
-              </w:rPr>
-            </w:r>
-            <w:r>
-              <w:rPr>
-                <w:rFonts w:ascii="Arial" w:hAnsi="Arial" w:eastAsia="Arial"/>
+                <w:rFonts w:ascii="Arial" w:hAnsi="Arial" w:eastAsia="Arial" w:cs="Tahoma"/>
+                <w:sz w:val="18"/>
+              </w:rPr>
+            </w:r>
+            <w:r>
+              <w:rPr>
+                <w:rFonts w:ascii="Arial" w:hAnsi="Arial" w:eastAsia="Arial" w:cs="Tahoma"/>
                 <w:sz w:val="18"/>
               </w:rPr>
               <w:t>upsertScores</w:t>
@@ -2432,13 +2550,13 @@
             </w:pPr>
             <w:r>
               <w:rPr>
-                <w:rFonts w:ascii="Arial" w:hAnsi="Arial" w:eastAsia="Arial"/>
-                <w:sz w:val="18"/>
-              </w:rPr>
-            </w:r>
-            <w:r>
-              <w:rPr>
-                <w:rFonts w:ascii="Arial" w:hAnsi="Arial" w:eastAsia="Arial"/>
+                <w:rFonts w:ascii="Arial" w:hAnsi="Arial" w:eastAsia="Arial" w:cs="Tahoma"/>
+                <w:sz w:val="18"/>
+              </w:rPr>
+            </w:r>
+            <w:r>
+              <w:rPr>
+                <w:rFonts w:ascii="Arial" w:hAnsi="Arial" w:eastAsia="Arial" w:cs="Tahoma"/>
                 <w:sz w:val="18"/>
               </w:rPr>
               <w:t>qssiScoreRepository</w:t>
@@ -2457,13 +2575,13 @@
             </w:pPr>
             <w:r>
               <w:rPr>
-                <w:rFonts w:ascii="Arial" w:hAnsi="Arial" w:eastAsia="Arial"/>
-                <w:sz w:val="18"/>
-              </w:rPr>
-            </w:r>
-            <w:r>
-              <w:rPr>
-                <w:rFonts w:ascii="Arial" w:hAnsi="Arial" w:eastAsia="Arial"/>
+                <w:rFonts w:ascii="Arial" w:hAnsi="Arial" w:eastAsia="Arial" w:cs="Tahoma"/>
+                <w:sz w:val="18"/>
+              </w:rPr>
+            </w:r>
+            <w:r>
+              <w:rPr>
+                <w:rFonts w:ascii="Arial" w:hAnsi="Arial" w:eastAsia="Arial" w:cs="Tahoma"/>
                 <w:sz w:val="18"/>
               </w:rPr>
               <w:t>คืน metrics และ throw typed error; transaction/rerun ใช้ contract ด้านล่าง</w:t>
@@ -2487,13 +2605,13 @@
             </w:pPr>
             <w:r>
               <w:rPr>
-                <w:rFonts w:ascii="Arial" w:hAnsi="Arial" w:eastAsia="Arial"/>
-                <w:sz w:val="18"/>
-              </w:rPr>
-            </w:r>
-            <w:r>
-              <w:rPr>
-                <w:rFonts w:ascii="Arial" w:hAnsi="Arial" w:eastAsia="Arial"/>
+                <w:rFonts w:ascii="Arial" w:hAnsi="Arial" w:eastAsia="Arial" w:cs="Tahoma"/>
+                <w:sz w:val="18"/>
+              </w:rPr>
+            </w:r>
+            <w:r>
+              <w:rPr>
+                <w:rFonts w:ascii="Arial" w:hAnsi="Arial" w:eastAsia="Arial" w:cs="Tahoma"/>
                 <w:sz w:val="18"/>
               </w:rPr>
               <w:t>4</w:t>
@@ -2512,13 +2630,13 @@
             </w:pPr>
             <w:r>
               <w:rPr>
-                <w:rFonts w:ascii="Arial" w:hAnsi="Arial" w:eastAsia="Arial"/>
-                <w:sz w:val="18"/>
-              </w:rPr>
-            </w:r>
-            <w:r>
-              <w:rPr>
-                <w:rFonts w:ascii="Arial" w:hAnsi="Arial" w:eastAsia="Arial"/>
+                <w:rFonts w:ascii="Arial" w:hAnsi="Arial" w:eastAsia="Arial" w:cs="Tahoma"/>
+                <w:sz w:val="18"/>
+              </w:rPr>
+            </w:r>
+            <w:r>
+              <w:rPr>
+                <w:rFonts w:ascii="Arial" w:hAnsi="Arial" w:eastAsia="Arial" w:cs="Tahoma"/>
                 <w:sz w:val="18"/>
               </w:rPr>
               <w:t>archiveInboundFiles</w:t>
@@ -2537,13 +2655,13 @@
             </w:pPr>
             <w:r>
               <w:rPr>
-                <w:rFonts w:ascii="Arial" w:hAnsi="Arial" w:eastAsia="Arial"/>
-                <w:sz w:val="18"/>
-              </w:rPr>
-            </w:r>
-            <w:r>
-              <w:rPr>
-                <w:rFonts w:ascii="Arial" w:hAnsi="Arial" w:eastAsia="Arial"/>
+                <w:rFonts w:ascii="Arial" w:hAnsi="Arial" w:eastAsia="Arial" w:cs="Tahoma"/>
+                <w:sz w:val="18"/>
+              </w:rPr>
+            </w:r>
+            <w:r>
+              <w:rPr>
+                <w:rFonts w:ascii="Arial" w:hAnsi="Arial" w:eastAsia="Arial" w:cs="Tahoma"/>
                 <w:sz w:val="18"/>
               </w:rPr>
               <w:t>qssiScoreRepository</w:t>
@@ -2562,13 +2680,13 @@
             </w:pPr>
             <w:r>
               <w:rPr>
-                <w:rFonts w:ascii="Arial" w:hAnsi="Arial" w:eastAsia="Arial"/>
-                <w:sz w:val="18"/>
-              </w:rPr>
-            </w:r>
-            <w:r>
-              <w:rPr>
-                <w:rFonts w:ascii="Arial" w:hAnsi="Arial" w:eastAsia="Arial"/>
+                <w:rFonts w:ascii="Arial" w:hAnsi="Arial" w:eastAsia="Arial" w:cs="Tahoma"/>
+                <w:sz w:val="18"/>
+              </w:rPr>
+            </w:r>
+            <w:r>
+              <w:rPr>
+                <w:rFonts w:ascii="Arial" w:hAnsi="Arial" w:eastAsia="Arial" w:cs="Tahoma"/>
                 <w:sz w:val="18"/>
               </w:rPr>
               <w:t>คืน metrics และ throw typed error; transaction/rerun ใช้ contract ด้านล่าง</w:t>
@@ -2619,7 +2737,7 @@
             <w:r/>
             <w:r>
               <w:rPr>
-                <w:rFonts w:ascii="Arial" w:hAnsi="Arial" w:eastAsia="Arial"/>
+                <w:rFonts w:ascii="Arial" w:hAnsi="Arial" w:eastAsia="Arial" w:cs="Tahoma"/>
                 <w:b/>
                 <w:sz w:val="18"/>
               </w:rPr>
@@ -2641,7 +2759,7 @@
             <w:r/>
             <w:r>
               <w:rPr>
-                <w:rFonts w:ascii="Arial" w:hAnsi="Arial" w:eastAsia="Arial"/>
+                <w:rFonts w:ascii="Arial" w:hAnsi="Arial" w:eastAsia="Arial" w:cs="Tahoma"/>
                 <w:b/>
                 <w:sz w:val="18"/>
               </w:rPr>
@@ -2663,7 +2781,7 @@
             <w:r/>
             <w:r>
               <w:rPr>
-                <w:rFonts w:ascii="Arial" w:hAnsi="Arial" w:eastAsia="Arial"/>
+                <w:rFonts w:ascii="Arial" w:hAnsi="Arial" w:eastAsia="Arial" w:cs="Tahoma"/>
                 <w:b/>
                 <w:sz w:val="18"/>
               </w:rPr>
@@ -2688,13 +2806,13 @@
             </w:pPr>
             <w:r>
               <w:rPr>
-                <w:rFonts w:ascii="Arial" w:hAnsi="Arial" w:eastAsia="Arial"/>
-                <w:sz w:val="18"/>
-              </w:rPr>
-            </w:r>
-            <w:r>
-              <w:rPr>
-                <w:rFonts w:ascii="Arial" w:hAnsi="Arial" w:eastAsia="Arial"/>
+                <w:rFonts w:ascii="Arial" w:hAnsi="Arial" w:eastAsia="Arial" w:cs="Tahoma"/>
+                <w:sz w:val="18"/>
+              </w:rPr>
+            </w:r>
+            <w:r>
+              <w:rPr>
+                <w:rFonts w:ascii="Arial" w:hAnsi="Arial" w:eastAsia="Arial" w:cs="Tahoma"/>
                 <w:sz w:val="18"/>
               </w:rPr>
               <w:t>Input identity</w:t>
@@ -2713,13 +2831,13 @@
             </w:pPr>
             <w:r>
               <w:rPr>
-                <w:rFonts w:ascii="Arial" w:hAnsi="Arial" w:eastAsia="Arial"/>
-                <w:sz w:val="18"/>
-              </w:rPr>
-            </w:r>
-            <w:r>
-              <w:rPr>
-                <w:rFonts w:ascii="Arial" w:hAnsi="Arial" w:eastAsia="Arial"/>
+                <w:rFonts w:ascii="Arial" w:hAnsi="Arial" w:eastAsia="Arial" w:cs="Tahoma"/>
+                <w:sz w:val="18"/>
+              </w:rPr>
+            </w:r>
+            <w:r>
+              <w:rPr>
+                <w:rFonts w:ascii="Arial" w:hAnsi="Arial" w:eastAsia="Arial" w:cs="Tahoma"/>
                 <w:sz w:val="18"/>
               </w:rPr>
               <w:t>QSSI score files from configured SFTP/import paths plus common-code category mapping.</w:t>
@@ -2738,13 +2856,13 @@
             </w:pPr>
             <w:r>
               <w:rPr>
-                <w:rFonts w:ascii="Arial" w:hAnsi="Arial" w:eastAsia="Arial"/>
-                <w:sz w:val="18"/>
-              </w:rPr>
-            </w:r>
-            <w:r>
-              <w:rPr>
-                <w:rFonts w:ascii="Arial" w:hAnsi="Arial" w:eastAsia="Arial"/>
+                <w:rFonts w:ascii="Arial" w:hAnsi="Arial" w:eastAsia="Arial" w:cs="Tahoma"/>
+                <w:sz w:val="18"/>
+              </w:rPr>
+            </w:r>
+            <w:r>
+              <w:rPr>
+                <w:rFonts w:ascii="Arial" w:hAnsi="Arial" w:eastAsia="Arial" w:cs="Tahoma"/>
                 <w:sz w:val="18"/>
               </w:rPr>
               <w:t>snapshot input file/business key/period in run record</w:t>
@@ -2768,13 +2886,13 @@
             </w:pPr>
             <w:r>
               <w:rPr>
-                <w:rFonts w:ascii="Arial" w:hAnsi="Arial" w:eastAsia="Arial"/>
-                <w:sz w:val="18"/>
-              </w:rPr>
-            </w:r>
-            <w:r>
-              <w:rPr>
-                <w:rFonts w:ascii="Arial" w:hAnsi="Arial" w:eastAsia="Arial"/>
+                <w:rFonts w:ascii="Arial" w:hAnsi="Arial" w:eastAsia="Arial" w:cs="Tahoma"/>
+                <w:sz w:val="18"/>
+              </w:rPr>
+            </w:r>
+            <w:r>
+              <w:rPr>
+                <w:rFonts w:ascii="Arial" w:hAnsi="Arial" w:eastAsia="Arial" w:cs="Tahoma"/>
                 <w:sz w:val="18"/>
               </w:rPr>
               <w:t>Output identity</w:t>
@@ -2793,13 +2911,13 @@
             </w:pPr>
             <w:r>
               <w:rPr>
-                <w:rFonts w:ascii="Arial" w:hAnsi="Arial" w:eastAsia="Arial"/>
-                <w:sz w:val="18"/>
-              </w:rPr>
-            </w:r>
-            <w:r>
-              <w:rPr>
-                <w:rFonts w:ascii="Arial" w:hAnsi="Arial" w:eastAsia="Arial"/>
+                <w:rFonts w:ascii="Arial" w:hAnsi="Arial" w:eastAsia="Arial" w:cs="Tahoma"/>
+                <w:sz w:val="18"/>
+              </w:rPr>
+            </w:r>
+            <w:r>
+              <w:rPr>
+                <w:rFonts w:ascii="Arial" w:hAnsi="Arial" w:eastAsia="Arial" w:cs="Tahoma"/>
                 <w:sz w:val="18"/>
               </w:rPr>
               <w:t>FCS_QSSI_SCORE refreshed for the target period/category set; temp rows cleared; run summary contains file name, success/fail status, record count, and error detail.</w:t>
@@ -2818,13 +2936,13 @@
             </w:pPr>
             <w:r>
               <w:rPr>
-                <w:rFonts w:ascii="Arial" w:hAnsi="Arial" w:eastAsia="Arial"/>
-                <w:sz w:val="18"/>
-              </w:rPr>
-            </w:r>
-            <w:r>
-              <w:rPr>
-                <w:rFonts w:ascii="Arial" w:hAnsi="Arial" w:eastAsia="Arial"/>
+                <w:rFonts w:ascii="Arial" w:hAnsi="Arial" w:eastAsia="Arial" w:cs="Tahoma"/>
+                <w:sz w:val="18"/>
+              </w:rPr>
+            </w:r>
+            <w:r>
+              <w:rPr>
+                <w:rFonts w:ascii="Arial" w:hAnsi="Arial" w:eastAsia="Arial" w:cs="Tahoma"/>
                 <w:sz w:val="18"/>
               </w:rPr>
               <w:t>reconcile input, success, reject and skipped counts</w:t>
@@ -2848,13 +2966,13 @@
             </w:pPr>
             <w:r>
               <w:rPr>
-                <w:rFonts w:ascii="Arial" w:hAnsi="Arial" w:eastAsia="Arial"/>
-                <w:sz w:val="18"/>
-              </w:rPr>
-            </w:r>
-            <w:r>
-              <w:rPr>
-                <w:rFonts w:ascii="Arial" w:hAnsi="Arial" w:eastAsia="Arial"/>
+                <w:rFonts w:ascii="Arial" w:hAnsi="Arial" w:eastAsia="Arial" w:cs="Tahoma"/>
+                <w:sz w:val="18"/>
+              </w:rPr>
+            </w:r>
+            <w:r>
+              <w:rPr>
+                <w:rFonts w:ascii="Arial" w:hAnsi="Arial" w:eastAsia="Arial" w:cs="Tahoma"/>
                 <w:sz w:val="18"/>
               </w:rPr>
               <w:t>Dedup proof</w:t>
@@ -2873,13 +2991,13 @@
             </w:pPr>
             <w:r>
               <w:rPr>
-                <w:rFonts w:ascii="Arial" w:hAnsi="Arial" w:eastAsia="Arial"/>
-                <w:sz w:val="18"/>
-              </w:rPr>
-            </w:r>
-            <w:r>
-              <w:rPr>
-                <w:rFonts w:ascii="Arial" w:hAnsi="Arial" w:eastAsia="Arial"/>
+                <w:rFonts w:ascii="Arial" w:hAnsi="Arial" w:eastAsia="Arial" w:cs="Tahoma"/>
+                <w:sz w:val="18"/>
+              </w:rPr>
+            </w:r>
+            <w:r>
+              <w:rPr>
+                <w:rFonts w:ascii="Arial" w:hAnsi="Arial" w:eastAsia="Arial" w:cs="Tahoma"/>
                 <w:sz w:val="18"/>
               </w:rPr>
               <w:t>⚠️ ตารางจริงไม่มี UNIQUE และไม่มีคอลัมน์ checksum — เก็บ SHA-256 ของไฟล์ไว้ที่ interface_transactions.file_checksum แทน แล้ว SKIP ทั้งงวดถ้า checksum ซ้ำ · การเพิ่ม unique index บน fcs_qssi_score เป็นข้อค้าง DP-4 (ต้อง sign-off เจ้าของ performance.service.ts)</w:t>
@@ -2898,13 +3016,13 @@
             </w:pPr>
             <w:r>
               <w:rPr>
-                <w:rFonts w:ascii="Arial" w:hAnsi="Arial" w:eastAsia="Arial"/>
-                <w:sz w:val="18"/>
-              </w:rPr>
-            </w:r>
-            <w:r>
-              <w:rPr>
-                <w:rFonts w:ascii="Arial" w:hAnsi="Arial" w:eastAsia="Arial"/>
+                <w:rFonts w:ascii="Arial" w:hAnsi="Arial" w:eastAsia="Arial" w:cs="Tahoma"/>
+                <w:sz w:val="18"/>
+              </w:rPr>
+            </w:r>
+            <w:r>
+              <w:rPr>
+                <w:rFonts w:ascii="Arial" w:hAnsi="Arial" w:eastAsia="Arial" w:cs="Tahoma"/>
                 <w:sz w:val="18"/>
               </w:rPr>
               <w:t>rerun fixture produces no duplicate target business key</w:t>
@@ -2928,13 +3046,13 @@
             </w:pPr>
             <w:r>
               <w:rPr>
-                <w:rFonts w:ascii="Arial" w:hAnsi="Arial" w:eastAsia="Arial"/>
-                <w:sz w:val="18"/>
-              </w:rPr>
-            </w:r>
-            <w:r>
-              <w:rPr>
-                <w:rFonts w:ascii="Arial" w:hAnsi="Arial" w:eastAsia="Arial"/>
+                <w:rFonts w:ascii="Arial" w:hAnsi="Arial" w:eastAsia="Arial" w:cs="Tahoma"/>
+                <w:sz w:val="18"/>
+              </w:rPr>
+            </w:r>
+            <w:r>
+              <w:rPr>
+                <w:rFonts w:ascii="Arial" w:hAnsi="Arial" w:eastAsia="Arial" w:cs="Tahoma"/>
                 <w:sz w:val="18"/>
               </w:rPr>
               <w:t>Transaction proof</w:t>
@@ -2953,13 +3071,13 @@
             </w:pPr>
             <w:r>
               <w:rPr>
-                <w:rFonts w:ascii="Arial" w:hAnsi="Arial" w:eastAsia="Arial"/>
-                <w:sz w:val="18"/>
-              </w:rPr>
-            </w:r>
-            <w:r>
-              <w:rPr>
-                <w:rFonts w:ascii="Arial" w:hAnsi="Arial" w:eastAsia="Arial"/>
+                <w:rFonts w:ascii="Arial" w:hAnsi="Arial" w:eastAsia="Arial" w:cs="Tahoma"/>
+                <w:sz w:val="18"/>
+              </w:rPr>
+            </w:r>
+            <w:r>
+              <w:rPr>
+                <w:rFonts w:ascii="Arial" w:hAnsi="Arial" w:eastAsia="Arial" w:cs="Tahoma"/>
                 <w:sz w:val="18"/>
               </w:rPr>
               <w:t>parse/validate นอก transaction; upsert คะแนนทั้งไฟล์และบันทึก interface tracking ใน transaction เดียว</w:t>
@@ -2978,13 +3096,13 @@
             </w:pPr>
             <w:r>
               <w:rPr>
-                <w:rFonts w:ascii="Arial" w:hAnsi="Arial" w:eastAsia="Arial"/>
-                <w:sz w:val="18"/>
-              </w:rPr>
-            </w:r>
-            <w:r>
-              <w:rPr>
-                <w:rFonts w:ascii="Arial" w:hAnsi="Arial" w:eastAsia="Arial"/>
+                <w:rFonts w:ascii="Arial" w:hAnsi="Arial" w:eastAsia="Arial" w:cs="Tahoma"/>
+                <w:sz w:val="18"/>
+              </w:rPr>
+            </w:r>
+            <w:r>
+              <w:rPr>
+                <w:rFonts w:ascii="Arial" w:hAnsi="Arial" w:eastAsia="Arial" w:cs="Tahoma"/>
                 <w:sz w:val="18"/>
               </w:rPr>
               <w:t>injected failure leaves no partial committed state outside documented boundary</w:t>
@@ -3008,13 +3126,13 @@
             </w:pPr>
             <w:r>
               <w:rPr>
-                <w:rFonts w:ascii="Arial" w:hAnsi="Arial" w:eastAsia="Arial"/>
-                <w:sz w:val="18"/>
-              </w:rPr>
-            </w:r>
-            <w:r>
-              <w:rPr>
-                <w:rFonts w:ascii="Arial" w:hAnsi="Arial" w:eastAsia="Arial"/>
+                <w:rFonts w:ascii="Arial" w:hAnsi="Arial" w:eastAsia="Arial" w:cs="Tahoma"/>
+                <w:sz w:val="18"/>
+              </w:rPr>
+            </w:r>
+            <w:r>
+              <w:rPr>
+                <w:rFonts w:ascii="Arial" w:hAnsi="Arial" w:eastAsia="Arial" w:cs="Tahoma"/>
                 <w:sz w:val="18"/>
               </w:rPr>
               <w:t>Security proof</w:t>
@@ -3033,13 +3151,13 @@
             </w:pPr>
             <w:r>
               <w:rPr>
-                <w:rFonts w:ascii="Arial" w:hAnsi="Arial" w:eastAsia="Arial"/>
-                <w:sz w:val="18"/>
-              </w:rPr>
-            </w:r>
-            <w:r>
-              <w:rPr>
-                <w:rFonts w:ascii="Arial" w:hAnsi="Arial" w:eastAsia="Arial"/>
+                <w:rFonts w:ascii="Arial" w:hAnsi="Arial" w:eastAsia="Arial" w:cs="Tahoma"/>
+                <w:sz w:val="18"/>
+              </w:rPr>
+            </w:r>
+            <w:r>
+              <w:rPr>
+                <w:rFonts w:ascii="Arial" w:hAnsi="Arial" w:eastAsia="Arial" w:cs="Tahoma"/>
                 <w:sz w:val="18"/>
               </w:rPr>
               <w:t>credential อ่านด้วย secretRef=secret/sbpgi/interfaces/qssi; SFTP บังคับ strict host-key verification จาก known_hosts และห้ามเก็บ password/private key ในไฟล์ config หรือ env โดยตรง (อ่านจาก Secret Manager เท่านั้น)</w:t>
@@ -3058,13 +3176,13 @@
             </w:pPr>
             <w:r>
               <w:rPr>
-                <w:rFonts w:ascii="Arial" w:hAnsi="Arial" w:eastAsia="Arial"/>
-                <w:sz w:val="18"/>
-              </w:rPr>
-            </w:r>
-            <w:r>
-              <w:rPr>
-                <w:rFonts w:ascii="Arial" w:hAnsi="Arial" w:eastAsia="Arial"/>
+                <w:rFonts w:ascii="Arial" w:hAnsi="Arial" w:eastAsia="Arial" w:cs="Tahoma"/>
+                <w:sz w:val="18"/>
+              </w:rPr>
+            </w:r>
+            <w:r>
+              <w:rPr>
+                <w:rFonts w:ascii="Arial" w:hAnsi="Arial" w:eastAsia="Arial" w:cs="Tahoma"/>
                 <w:sz w:val="18"/>
               </w:rPr>
               <w:t>config/log/error contains no plaintext secret</w:t>
@@ -3115,7 +3233,7 @@
             <w:r/>
             <w:r>
               <w:rPr>
-                <w:rFonts w:ascii="Arial" w:hAnsi="Arial" w:eastAsia="Arial"/>
+                <w:rFonts w:ascii="Arial" w:hAnsi="Arial" w:eastAsia="Arial" w:cs="Tahoma"/>
                 <w:b/>
                 <w:sz w:val="18"/>
               </w:rPr>
@@ -3137,7 +3255,7 @@
             <w:r/>
             <w:r>
               <w:rPr>
-                <w:rFonts w:ascii="Arial" w:hAnsi="Arial" w:eastAsia="Arial"/>
+                <w:rFonts w:ascii="Arial" w:hAnsi="Arial" w:eastAsia="Arial" w:cs="Tahoma"/>
                 <w:b/>
                 <w:sz w:val="18"/>
               </w:rPr>
@@ -3159,7 +3277,7 @@
             <w:r/>
             <w:r>
               <w:rPr>
-                <w:rFonts w:ascii="Arial" w:hAnsi="Arial" w:eastAsia="Arial"/>
+                <w:rFonts w:ascii="Arial" w:hAnsi="Arial" w:eastAsia="Arial" w:cs="Tahoma"/>
                 <w:b/>
                 <w:sz w:val="18"/>
               </w:rPr>
@@ -3184,13 +3302,13 @@
             </w:pPr>
             <w:r>
               <w:rPr>
-                <w:rFonts w:ascii="Arial" w:hAnsi="Arial" w:eastAsia="Arial"/>
-                <w:sz w:val="18"/>
-              </w:rPr>
-            </w:r>
-            <w:r>
-              <w:rPr>
-                <w:rFonts w:ascii="Arial" w:hAnsi="Arial" w:eastAsia="Arial"/>
+                <w:rFonts w:ascii="Arial" w:hAnsi="Arial" w:eastAsia="Arial" w:cs="Tahoma"/>
+                <w:sz w:val="18"/>
+              </w:rPr>
+            </w:r>
+            <w:r>
+              <w:rPr>
+                <w:rFonts w:ascii="Arial" w:hAnsi="Arial" w:eastAsia="Arial" w:cs="Tahoma"/>
                 <w:sz w:val="18"/>
               </w:rPr>
               <w:t>fcsJar/src/th/co/gosoft/fcs/main/ImportQSSI.java</w:t>
@@ -3209,13 +3327,13 @@
             </w:pPr>
             <w:r>
               <w:rPr>
-                <w:rFonts w:ascii="Arial" w:hAnsi="Arial" w:eastAsia="Arial"/>
-                <w:sz w:val="18"/>
-              </w:rPr>
-            </w:r>
-            <w:r>
-              <w:rPr>
-                <w:rFonts w:ascii="Arial" w:hAnsi="Arial" w:eastAsia="Arial"/>
+                <w:rFonts w:ascii="Arial" w:hAnsi="Arial" w:eastAsia="Arial" w:cs="Tahoma"/>
+                <w:sz w:val="18"/>
+              </w:rPr>
+            </w:r>
+            <w:r>
+              <w:rPr>
+                <w:rFonts w:ascii="Arial" w:hAnsi="Arial" w:eastAsia="Arial" w:cs="Tahoma"/>
                 <w:sz w:val="18"/>
               </w:rPr>
               <w:t>31-246</w:t>
@@ -3234,13 +3352,13 @@
             </w:pPr>
             <w:r>
               <w:rPr>
-                <w:rFonts w:ascii="Arial" w:hAnsi="Arial" w:eastAsia="Arial"/>
-                <w:sz w:val="18"/>
-              </w:rPr>
-            </w:r>
-            <w:r>
-              <w:rPr>
-                <w:rFonts w:ascii="Arial" w:hAnsi="Arial" w:eastAsia="Arial"/>
+                <w:rFonts w:ascii="Arial" w:hAnsi="Arial" w:eastAsia="Arial" w:cs="Tahoma"/>
+                <w:sz w:val="18"/>
+              </w:rPr>
+            </w:r>
+            <w:r>
+              <w:rPr>
+                <w:rFonts w:ascii="Arial" w:hAnsi="Arial" w:eastAsia="Arial" w:cs="Tahoma"/>
                 <w:sz w:val="18"/>
               </w:rPr>
               <w:t>Legacy main entrypoint, SFTP/file orchestration, backup, and success/fail email.</w:t>
@@ -3264,13 +3382,13 @@
             </w:pPr>
             <w:r>
               <w:rPr>
-                <w:rFonts w:ascii="Arial" w:hAnsi="Arial" w:eastAsia="Arial"/>
-                <w:sz w:val="18"/>
-              </w:rPr>
-            </w:r>
-            <w:r>
-              <w:rPr>
-                <w:rFonts w:ascii="Arial" w:hAnsi="Arial" w:eastAsia="Arial"/>
+                <w:rFonts w:ascii="Arial" w:hAnsi="Arial" w:eastAsia="Arial" w:cs="Tahoma"/>
+                <w:sz w:val="18"/>
+              </w:rPr>
+            </w:r>
+            <w:r>
+              <w:rPr>
+                <w:rFonts w:ascii="Arial" w:hAnsi="Arial" w:eastAsia="Arial" w:cs="Tahoma"/>
                 <w:sz w:val="18"/>
               </w:rPr>
               <w:t>fcsJar/src/th/co/gosoft/fcs/controller/ImportQSSIController.java</w:t>
@@ -3289,13 +3407,13 @@
             </w:pPr>
             <w:r>
               <w:rPr>
-                <w:rFonts w:ascii="Arial" w:hAnsi="Arial" w:eastAsia="Arial"/>
-                <w:sz w:val="18"/>
-              </w:rPr>
-            </w:r>
-            <w:r>
-              <w:rPr>
-                <w:rFonts w:ascii="Arial" w:hAnsi="Arial" w:eastAsia="Arial"/>
+                <w:rFonts w:ascii="Arial" w:hAnsi="Arial" w:eastAsia="Arial" w:cs="Tahoma"/>
+                <w:sz w:val="18"/>
+              </w:rPr>
+            </w:r>
+            <w:r>
+              <w:rPr>
+                <w:rFonts w:ascii="Arial" w:hAnsi="Arial" w:eastAsia="Arial" w:cs="Tahoma"/>
                 <w:sz w:val="18"/>
               </w:rPr>
               <w:t>55-212, 456-481</w:t>
@@ -3314,13 +3432,13 @@
             </w:pPr>
             <w:r>
               <w:rPr>
-                <w:rFonts w:ascii="Arial" w:hAnsi="Arial" w:eastAsia="Arial"/>
-                <w:sz w:val="18"/>
-              </w:rPr>
-            </w:r>
-            <w:r>
-              <w:rPr>
-                <w:rFonts w:ascii="Arial" w:hAnsi="Arial" w:eastAsia="Arial"/>
+                <w:rFonts w:ascii="Arial" w:hAnsi="Arial" w:eastAsia="Arial" w:cs="Tahoma"/>
+                <w:sz w:val="18"/>
+              </w:rPr>
+            </w:r>
+            <w:r>
+              <w:rPr>
+                <w:rFonts w:ascii="Arial" w:hAnsi="Arial" w:eastAsia="Arial" w:cs="Tahoma"/>
                 <w:sz w:val="18"/>
               </w:rPr>
               <w:t>Read QSSI files, map rows to score models, delete/insert score data in batches.</w:t>
@@ -3344,13 +3462,13 @@
             </w:pPr>
             <w:r>
               <w:rPr>
-                <w:rFonts w:ascii="Arial" w:hAnsi="Arial" w:eastAsia="Arial"/>
-                <w:sz w:val="18"/>
-              </w:rPr>
-            </w:r>
-            <w:r>
-              <w:rPr>
-                <w:rFonts w:ascii="Arial" w:hAnsi="Arial" w:eastAsia="Arial"/>
+                <w:rFonts w:ascii="Arial" w:hAnsi="Arial" w:eastAsia="Arial" w:cs="Tahoma"/>
+                <w:sz w:val="18"/>
+              </w:rPr>
+            </w:r>
+            <w:r>
+              <w:rPr>
+                <w:rFonts w:ascii="Arial" w:hAnsi="Arial" w:eastAsia="Arial" w:cs="Tahoma"/>
                 <w:sz w:val="18"/>
               </w:rPr>
               <w:t>fcsJar/src/th/co/gosoft/fcs/dao/jdbc/ImportQSSIScoreJdbc.java</w:t>
@@ -3369,13 +3487,13 @@
             </w:pPr>
             <w:r>
               <w:rPr>
-                <w:rFonts w:ascii="Arial" w:hAnsi="Arial" w:eastAsia="Arial"/>
-                <w:sz w:val="18"/>
-              </w:rPr>
-            </w:r>
-            <w:r>
-              <w:rPr>
-                <w:rFonts w:ascii="Arial" w:hAnsi="Arial" w:eastAsia="Arial"/>
+                <w:rFonts w:ascii="Arial" w:hAnsi="Arial" w:eastAsia="Arial" w:cs="Tahoma"/>
+                <w:sz w:val="18"/>
+              </w:rPr>
+            </w:r>
+            <w:r>
+              <w:rPr>
+                <w:rFonts w:ascii="Arial" w:hAnsi="Arial" w:eastAsia="Arial" w:cs="Tahoma"/>
                 <w:sz w:val="18"/>
               </w:rPr>
               <w:t>17-77</w:t>
@@ -3394,13 +3512,13 @@
             </w:pPr>
             <w:r>
               <w:rPr>
-                <w:rFonts w:ascii="Arial" w:hAnsi="Arial" w:eastAsia="Arial"/>
-                <w:sz w:val="18"/>
-              </w:rPr>
-            </w:r>
-            <w:r>
-              <w:rPr>
-                <w:rFonts w:ascii="Arial" w:hAnsi="Arial" w:eastAsia="Arial"/>
+                <w:rFonts w:ascii="Arial" w:hAnsi="Arial" w:eastAsia="Arial" w:cs="Tahoma"/>
+                <w:sz w:val="18"/>
+              </w:rPr>
+            </w:r>
+            <w:r>
+              <w:rPr>
+                <w:rFonts w:ascii="Arial" w:hAnsi="Arial" w:eastAsia="Arial" w:cs="Tahoma"/>
                 <w:sz w:val="18"/>
               </w:rPr>
               <w:t>Insert/delete/query FCS_QSSI_SCORE and FCS_TMP_QSSI_SCORE.</w:t>
@@ -3455,7 +3573,7 @@
             <w:r/>
             <w:r>
               <w:rPr>
-                <w:rFonts w:ascii="Arial" w:hAnsi="Arial" w:eastAsia="Arial"/>
+                <w:rFonts w:ascii="Arial" w:hAnsi="Arial" w:eastAsia="Arial" w:cs="Tahoma"/>
                 <w:b/>
                 <w:sz w:val="18"/>
               </w:rPr>
@@ -3477,7 +3595,7 @@
             <w:r/>
             <w:r>
               <w:rPr>
-                <w:rFonts w:ascii="Arial" w:hAnsi="Arial" w:eastAsia="Arial"/>
+                <w:rFonts w:ascii="Arial" w:hAnsi="Arial" w:eastAsia="Arial" w:cs="Tahoma"/>
                 <w:b/>
                 <w:sz w:val="18"/>
               </w:rPr>
@@ -3502,13 +3620,13 @@
             </w:pPr>
             <w:r>
               <w:rPr>
-                <w:rFonts w:ascii="Arial" w:hAnsi="Arial" w:eastAsia="Arial"/>
-                <w:sz w:val="18"/>
-              </w:rPr>
-            </w:r>
-            <w:r>
-              <w:rPr>
-                <w:rFonts w:ascii="Arial" w:hAnsi="Arial" w:eastAsia="Arial"/>
+                <w:rFonts w:ascii="Arial" w:hAnsi="Arial" w:eastAsia="Arial" w:cs="Tahoma"/>
+                <w:sz w:val="18"/>
+              </w:rPr>
+            </w:r>
+            <w:r>
+              <w:rPr>
+                <w:rFonts w:ascii="Arial" w:hAnsi="Arial" w:eastAsia="Arial" w:cs="Tahoma"/>
                 <w:sz w:val="18"/>
               </w:rPr>
               <w:t>Repository</w:t>
@@ -3527,13 +3645,13 @@
             </w:pPr>
             <w:r>
               <w:rPr>
-                <w:rFonts w:ascii="Arial" w:hAnsi="Arial" w:eastAsia="Arial"/>
-                <w:sz w:val="18"/>
-              </w:rPr>
-            </w:r>
-            <w:r>
-              <w:rPr>
-                <w:rFonts w:ascii="Arial" w:hAnsi="Arial" w:eastAsia="Arial"/>
+                <w:rFonts w:ascii="Arial" w:hAnsi="Arial" w:eastAsia="Arial" w:cs="Tahoma"/>
+                <w:sz w:val="18"/>
+              </w:rPr>
+            </w:r>
+            <w:r>
+              <w:rPr>
+                <w:rFonts w:ascii="Arial" w:hAnsi="Arial" w:eastAsia="Arial" w:cs="Tahoma"/>
                 <w:sz w:val="18"/>
               </w:rPr>
               <w:t>qssiScoreRepository</w:t>
@@ -3557,13 +3675,13 @@
             </w:pPr>
             <w:r>
               <w:rPr>
-                <w:rFonts w:ascii="Arial" w:hAnsi="Arial" w:eastAsia="Arial"/>
-                <w:sz w:val="18"/>
-              </w:rPr>
-            </w:r>
-            <w:r>
-              <w:rPr>
-                <w:rFonts w:ascii="Arial" w:hAnsi="Arial" w:eastAsia="Arial"/>
+                <w:rFonts w:ascii="Arial" w:hAnsi="Arial" w:eastAsia="Arial" w:cs="Tahoma"/>
+                <w:sz w:val="18"/>
+              </w:rPr>
+            </w:r>
+            <w:r>
+              <w:rPr>
+                <w:rFonts w:ascii="Arial" w:hAnsi="Arial" w:eastAsia="Arial" w:cs="Tahoma"/>
                 <w:sz w:val="18"/>
               </w:rPr>
               <w:t>Idempotency / dedup</w:t>
@@ -3582,13 +3700,13 @@
             </w:pPr>
             <w:r>
               <w:rPr>
-                <w:rFonts w:ascii="Arial" w:hAnsi="Arial" w:eastAsia="Arial"/>
-                <w:sz w:val="18"/>
-              </w:rPr>
-            </w:r>
-            <w:r>
-              <w:rPr>
-                <w:rFonts w:ascii="Arial" w:hAnsi="Arial" w:eastAsia="Arial"/>
+                <w:rFonts w:ascii="Arial" w:hAnsi="Arial" w:eastAsia="Arial" w:cs="Tahoma"/>
+                <w:sz w:val="18"/>
+              </w:rPr>
+            </w:r>
+            <w:r>
+              <w:rPr>
+                <w:rFonts w:ascii="Arial" w:hAnsi="Arial" w:eastAsia="Arial" w:cs="Tahoma"/>
                 <w:sz w:val="18"/>
               </w:rPr>
               <w:t>⚠️ ตารางจริงไม่มี UNIQUE และไม่มีคอลัมน์ checksum — เก็บ SHA-256 ของไฟล์ไว้ที่ interface_transactions.file_checksum แทน แล้ว SKIP ทั้งงวดถ้า checksum ซ้ำ · การเพิ่ม unique index บน fcs_qssi_score เป็นข้อค้าง DP-4 (ต้อง sign-off เจ้าของ performance.service.ts)</w:t>
@@ -3612,13 +3730,13 @@
             </w:pPr>
             <w:r>
               <w:rPr>
-                <w:rFonts w:ascii="Arial" w:hAnsi="Arial" w:eastAsia="Arial"/>
-                <w:sz w:val="18"/>
-              </w:rPr>
-            </w:r>
-            <w:r>
-              <w:rPr>
-                <w:rFonts w:ascii="Arial" w:hAnsi="Arial" w:eastAsia="Arial"/>
+                <w:rFonts w:ascii="Arial" w:hAnsi="Arial" w:eastAsia="Arial" w:cs="Tahoma"/>
+                <w:sz w:val="18"/>
+              </w:rPr>
+            </w:r>
+            <w:r>
+              <w:rPr>
+                <w:rFonts w:ascii="Arial" w:hAnsi="Arial" w:eastAsia="Arial" w:cs="Tahoma"/>
                 <w:sz w:val="18"/>
               </w:rPr>
               <w:t>Transaction boundary</w:t>
@@ -3637,13 +3755,13 @@
             </w:pPr>
             <w:r>
               <w:rPr>
-                <w:rFonts w:ascii="Arial" w:hAnsi="Arial" w:eastAsia="Arial"/>
-                <w:sz w:val="18"/>
-              </w:rPr>
-            </w:r>
-            <w:r>
-              <w:rPr>
-                <w:rFonts w:ascii="Arial" w:hAnsi="Arial" w:eastAsia="Arial"/>
+                <w:rFonts w:ascii="Arial" w:hAnsi="Arial" w:eastAsia="Arial" w:cs="Tahoma"/>
+                <w:sz w:val="18"/>
+              </w:rPr>
+            </w:r>
+            <w:r>
+              <w:rPr>
+                <w:rFonts w:ascii="Arial" w:hAnsi="Arial" w:eastAsia="Arial" w:cs="Tahoma"/>
                 <w:sz w:val="18"/>
               </w:rPr>
               <w:t>parse/validate นอก transaction; upsert คะแนนทั้งไฟล์และบันทึก interface tracking ใน transaction เดียว</w:t>
@@ -3667,13 +3785,13 @@
             </w:pPr>
             <w:r>
               <w:rPr>
-                <w:rFonts w:ascii="Arial" w:hAnsi="Arial" w:eastAsia="Arial"/>
-                <w:sz w:val="18"/>
-              </w:rPr>
-            </w:r>
-            <w:r>
-              <w:rPr>
-                <w:rFonts w:ascii="Arial" w:hAnsi="Arial" w:eastAsia="Arial"/>
+                <w:rFonts w:ascii="Arial" w:hAnsi="Arial" w:eastAsia="Arial" w:cs="Tahoma"/>
+                <w:sz w:val="18"/>
+              </w:rPr>
+            </w:r>
+            <w:r>
+              <w:rPr>
+                <w:rFonts w:ascii="Arial" w:hAnsi="Arial" w:eastAsia="Arial" w:cs="Tahoma"/>
                 <w:sz w:val="18"/>
               </w:rPr>
               <w:t>Security</w:t>
@@ -3692,13 +3810,13 @@
             </w:pPr>
             <w:r>
               <w:rPr>
-                <w:rFonts w:ascii="Arial" w:hAnsi="Arial" w:eastAsia="Arial"/>
-                <w:sz w:val="18"/>
-              </w:rPr>
-            </w:r>
-            <w:r>
-              <w:rPr>
-                <w:rFonts w:ascii="Arial" w:hAnsi="Arial" w:eastAsia="Arial"/>
+                <w:rFonts w:ascii="Arial" w:hAnsi="Arial" w:eastAsia="Arial" w:cs="Tahoma"/>
+                <w:sz w:val="18"/>
+              </w:rPr>
+            </w:r>
+            <w:r>
+              <w:rPr>
+                <w:rFonts w:ascii="Arial" w:hAnsi="Arial" w:eastAsia="Arial" w:cs="Tahoma"/>
                 <w:sz w:val="18"/>
               </w:rPr>
               <w:t>credential อ่านด้วย secretRef=secret/sbpgi/interfaces/qssi; SFTP บังคับ strict host-key verification จาก known_hosts และห้ามเก็บ password/private key ในไฟล์ config หรือ env โดยตรง (อ่านจาก Secret Manager เท่านั้น)</w:t>
@@ -3726,7 +3844,7 @@
       </w:pPr>
       <w:r>
         <w:rPr>
-          <w:rFonts w:ascii="Courier New" w:hAnsi="Courier New"/>
+          <w:rFonts w:ascii="Courier New" w:hAnsi="Courier New" w:eastAsia="Courier New" w:cs="Tahoma"/>
           <w:sz w:val="16"/>
         </w:rPr>
         <w:t>-- ⚠️ คอลัมน์จริงของ sps_store.fcs_qssi_score มี 7 ตัวเท่านั้น:</w:t>
@@ -3762,7 +3880,7 @@
       </w:pPr>
       <w:r>
         <w:rPr>
-          <w:rFonts w:ascii="Courier New" w:hAnsi="Courier New"/>
+          <w:rFonts w:ascii="Courier New" w:hAnsi="Courier New" w:eastAsia="Courier New" w:cs="Tahoma"/>
           <w:sz w:val="16"/>
         </w:rPr>
         <w:t>-- ⚠️ ON CONFLICT ใช้ไม่ได้กับตารางจริง — ไม่มี unique constraint บน (store_id, category, month, year)</w:t>
@@ -3804,7 +3922,7 @@
       </w:pPr>
       <w:r>
         <w:rPr>
-          <w:rFonts w:ascii="Courier New" w:hAnsi="Courier New"/>
+          <w:rFonts w:ascii="Courier New" w:hAnsi="Courier New" w:eastAsia="Courier New" w:cs="Tahoma"/>
           <w:sz w:val="16"/>
         </w:rPr>
         <w:t>export async function runLlddBeJob1Importqssi(ctx, services) {</w:t>
@@ -3893,7 +4011,7 @@
             <w:r/>
             <w:r>
               <w:rPr>
-                <w:rFonts w:ascii="Arial" w:hAnsi="Arial" w:eastAsia="Arial"/>
+                <w:rFonts w:ascii="Arial" w:hAnsi="Arial" w:eastAsia="Arial" w:cs="Tahoma"/>
                 <w:b/>
                 <w:sz w:val="18"/>
               </w:rPr>
@@ -3915,7 +4033,7 @@
             <w:r/>
             <w:r>
               <w:rPr>
-                <w:rFonts w:ascii="Arial" w:hAnsi="Arial" w:eastAsia="Arial"/>
+                <w:rFonts w:ascii="Arial" w:hAnsi="Arial" w:eastAsia="Arial" w:cs="Tahoma"/>
                 <w:b/>
                 <w:sz w:val="18"/>
               </w:rPr>
@@ -3937,7 +4055,7 @@
             <w:r/>
             <w:r>
               <w:rPr>
-                <w:rFonts w:ascii="Arial" w:hAnsi="Arial" w:eastAsia="Arial"/>
+                <w:rFonts w:ascii="Arial" w:hAnsi="Arial" w:eastAsia="Arial" w:cs="Tahoma"/>
                 <w:b/>
                 <w:sz w:val="18"/>
               </w:rPr>
@@ -3959,7 +4077,7 @@
             <w:r/>
             <w:r>
               <w:rPr>
-                <w:rFonts w:ascii="Arial" w:hAnsi="Arial" w:eastAsia="Arial"/>
+                <w:rFonts w:ascii="Arial" w:hAnsi="Arial" w:eastAsia="Arial" w:cs="Tahoma"/>
                 <w:b/>
                 <w:sz w:val="18"/>
               </w:rPr>
@@ -3984,13 +4102,13 @@
             </w:pPr>
             <w:r>
               <w:rPr>
-                <w:rFonts w:ascii="Arial" w:hAnsi="Arial" w:eastAsia="Arial"/>
-                <w:sz w:val="18"/>
-              </w:rPr>
-            </w:r>
-            <w:r>
-              <w:rPr>
-                <w:rFonts w:ascii="Arial" w:hAnsi="Arial" w:eastAsia="Arial"/>
+                <w:rFonts w:ascii="Arial" w:hAnsi="Arial" w:eastAsia="Arial" w:cs="Tahoma"/>
+                <w:sz w:val="18"/>
+              </w:rPr>
+            </w:r>
+            <w:r>
+              <w:rPr>
+                <w:rFonts w:ascii="Arial" w:hAnsi="Arial" w:eastAsia="Arial" w:cs="Tahoma"/>
                 <w:sz w:val="18"/>
               </w:rPr>
               <w:t>รันตามตารางเวลา</w:t>
@@ -4009,13 +4127,13 @@
             </w:pPr>
             <w:r>
               <w:rPr>
-                <w:rFonts w:ascii="Arial" w:hAnsi="Arial" w:eastAsia="Arial"/>
-                <w:sz w:val="18"/>
-              </w:rPr>
-            </w:r>
-            <w:r>
-              <w:rPr>
-                <w:rFonts w:ascii="Arial" w:hAnsi="Arial" w:eastAsia="Arial"/>
+                <w:rFonts w:ascii="Arial" w:hAnsi="Arial" w:eastAsia="Arial" w:cs="Tahoma"/>
+                <w:sz w:val="18"/>
+              </w:rPr>
+            </w:r>
+            <w:r>
+              <w:rPr>
+                <w:rFonts w:ascii="Arial" w:hAnsi="Arial" w:eastAsia="Arial" w:cs="Tahoma"/>
                 <w:sz w:val="18"/>
               </w:rPr>
               <w:t>CRON</w:t>
@@ -4034,13 +4152,13 @@
             </w:pPr>
             <w:r>
               <w:rPr>
-                <w:rFonts w:ascii="Arial" w:hAnsi="Arial" w:eastAsia="Arial"/>
-                <w:sz w:val="18"/>
-              </w:rPr>
-            </w:r>
-            <w:r>
-              <w:rPr>
-                <w:rFonts w:ascii="Arial" w:hAnsi="Arial" w:eastAsia="Arial"/>
+                <w:rFonts w:ascii="Arial" w:hAnsi="Arial" w:eastAsia="Arial" w:cs="Tahoma"/>
+                <w:sz w:val="18"/>
+              </w:rPr>
+            </w:r>
+            <w:r>
+              <w:rPr>
+                <w:rFonts w:ascii="Arial" w:hAnsi="Arial" w:eastAsia="Arial" w:cs="Tahoma"/>
                 <w:sz w:val="18"/>
               </w:rPr>
               <w:t>scheduler → runner (job 1)</w:t>
@@ -4059,13 +4177,13 @@
             </w:pPr>
             <w:r>
               <w:rPr>
-                <w:rFonts w:ascii="Arial" w:hAnsi="Arial" w:eastAsia="Arial"/>
-                <w:sz w:val="18"/>
-              </w:rPr>
-            </w:r>
-            <w:r>
-              <w:rPr>
-                <w:rFonts w:ascii="Arial" w:hAnsi="Arial" w:eastAsia="Arial"/>
+                <w:rFonts w:ascii="Arial" w:hAnsi="Arial" w:eastAsia="Arial" w:cs="Tahoma"/>
+                <w:sz w:val="18"/>
+              </w:rPr>
+            </w:r>
+            <w:r>
+              <w:rPr>
+                <w:rFonts w:ascii="Arial" w:hAnsi="Arial" w:eastAsia="Arial" w:cs="Tahoma"/>
                 <w:sz w:val="18"/>
               </w:rPr>
               <w:t>อ่าน cron/พารามิเตอร์จาก backend config</w:t>
@@ -4089,13 +4207,13 @@
             </w:pPr>
             <w:r>
               <w:rPr>
-                <w:rFonts w:ascii="Arial" w:hAnsi="Arial" w:eastAsia="Arial"/>
-                <w:sz w:val="18"/>
-              </w:rPr>
-            </w:r>
-            <w:r>
-              <w:rPr>
-                <w:rFonts w:ascii="Arial" w:hAnsi="Arial" w:eastAsia="Arial"/>
+                <w:rFonts w:ascii="Arial" w:hAnsi="Arial" w:eastAsia="Arial" w:cs="Tahoma"/>
+                <w:sz w:val="18"/>
+              </w:rPr>
+            </w:r>
+            <w:r>
+              <w:rPr>
+                <w:rFonts w:ascii="Arial" w:hAnsi="Arial" w:eastAsia="Arial" w:cs="Tahoma"/>
                 <w:sz w:val="18"/>
               </w:rPr>
               <w:t>รันนอกรอบ (manual/rerun)</w:t>
@@ -4114,13 +4232,13 @@
             </w:pPr>
             <w:r>
               <w:rPr>
-                <w:rFonts w:ascii="Arial" w:hAnsi="Arial" w:eastAsia="Arial"/>
-                <w:sz w:val="18"/>
-              </w:rPr>
-            </w:r>
-            <w:r>
-              <w:rPr>
-                <w:rFonts w:ascii="Arial" w:hAnsi="Arial" w:eastAsia="Arial"/>
+                <w:rFonts w:ascii="Arial" w:hAnsi="Arial" w:eastAsia="Arial" w:cs="Tahoma"/>
+                <w:sz w:val="18"/>
+              </w:rPr>
+            </w:r>
+            <w:r>
+              <w:rPr>
+                <w:rFonts w:ascii="Arial" w:hAnsi="Arial" w:eastAsia="Arial" w:cs="Tahoma"/>
                 <w:sz w:val="18"/>
               </w:rPr>
               <w:t>CLI</w:t>
@@ -4139,13 +4257,13 @@
             </w:pPr>
             <w:r>
               <w:rPr>
-                <w:rFonts w:ascii="Arial" w:hAnsi="Arial" w:eastAsia="Arial"/>
-                <w:sz w:val="18"/>
-              </w:rPr>
-            </w:r>
-            <w:r>
-              <w:rPr>
-                <w:rFonts w:ascii="Arial" w:hAnsi="Arial" w:eastAsia="Arial"/>
+                <w:rFonts w:ascii="Arial" w:hAnsi="Arial" w:eastAsia="Arial" w:cs="Tahoma"/>
+                <w:sz w:val="18"/>
+              </w:rPr>
+            </w:r>
+            <w:r>
+              <w:rPr>
+                <w:rFonts w:ascii="Arial" w:hAnsi="Arial" w:eastAsia="Arial" w:cs="Tahoma"/>
                 <w:sz w:val="18"/>
               </w:rPr>
               <w:t>CLI/ops runbook → runner (job 1)</w:t>
@@ -4164,13 +4282,13 @@
             </w:pPr>
             <w:r>
               <w:rPr>
-                <w:rFonts w:ascii="Arial" w:hAnsi="Arial" w:eastAsia="Arial"/>
-                <w:sz w:val="18"/>
-              </w:rPr>
-            </w:r>
-            <w:r>
-              <w:rPr>
-                <w:rFonts w:ascii="Arial" w:hAnsi="Arial" w:eastAsia="Arial"/>
+                <w:rFonts w:ascii="Arial" w:hAnsi="Arial" w:eastAsia="Arial" w:cs="Tahoma"/>
+                <w:sz w:val="18"/>
+              </w:rPr>
+            </w:r>
+            <w:r>
+              <w:rPr>
+                <w:rFonts w:ascii="Arial" w:hAnsi="Arial" w:eastAsia="Arial" w:cs="Tahoma"/>
                 <w:sz w:val="18"/>
               </w:rPr>
               <w:t>guard ไม่ให้รันซ้อนด้วย distributed lock</w:t>
@@ -4194,13 +4312,13 @@
             </w:pPr>
             <w:r>
               <w:rPr>
-                <w:rFonts w:ascii="Arial" w:hAnsi="Arial" w:eastAsia="Arial"/>
-                <w:sz w:val="18"/>
-              </w:rPr>
-            </w:r>
-            <w:r>
-              <w:rPr>
-                <w:rFonts w:ascii="Arial" w:hAnsi="Arial" w:eastAsia="Arial"/>
+                <w:rFonts w:ascii="Arial" w:hAnsi="Arial" w:eastAsia="Arial" w:cs="Tahoma"/>
+                <w:sz w:val="18"/>
+              </w:rPr>
+            </w:r>
+            <w:r>
+              <w:rPr>
+                <w:rFonts w:ascii="Arial" w:hAnsi="Arial" w:eastAsia="Arial" w:cs="Tahoma"/>
                 <w:sz w:val="18"/>
               </w:rPr>
               <w:t>แก้พารามิเตอร์/เปิด-ปิด job</w:t>
@@ -4219,13 +4337,13 @@
             </w:pPr>
             <w:r>
               <w:rPr>
-                <w:rFonts w:ascii="Arial" w:hAnsi="Arial" w:eastAsia="Arial"/>
-                <w:sz w:val="18"/>
-              </w:rPr>
-            </w:r>
-            <w:r>
-              <w:rPr>
-                <w:rFonts w:ascii="Arial" w:hAnsi="Arial" w:eastAsia="Arial"/>
+                <w:rFonts w:ascii="Arial" w:hAnsi="Arial" w:eastAsia="Arial" w:cs="Tahoma"/>
+                <w:sz w:val="18"/>
+              </w:rPr>
+            </w:r>
+            <w:r>
+              <w:rPr>
+                <w:rFonts w:ascii="Arial" w:hAnsi="Arial" w:eastAsia="Arial" w:cs="Tahoma"/>
                 <w:sz w:val="18"/>
               </w:rPr>
               <w:t>CONFIG</w:t>
@@ -4244,13 +4362,13 @@
             </w:pPr>
             <w:r>
               <w:rPr>
-                <w:rFonts w:ascii="Arial" w:hAnsi="Arial" w:eastAsia="Arial"/>
-                <w:sz w:val="18"/>
-              </w:rPr>
-            </w:r>
-            <w:r>
-              <w:rPr>
-                <w:rFonts w:ascii="Arial" w:hAnsi="Arial" w:eastAsia="Arial"/>
+                <w:rFonts w:ascii="Arial" w:hAnsi="Arial" w:eastAsia="Arial" w:cs="Tahoma"/>
+                <w:sz w:val="18"/>
+              </w:rPr>
+            </w:r>
+            <w:r>
+              <w:rPr>
+                <w:rFonts w:ascii="Arial" w:hAnsi="Arial" w:eastAsia="Arial" w:cs="Tahoma"/>
                 <w:sz w:val="18"/>
               </w:rPr>
               <w:t>แก้ backend config แล้ว deploy</w:t>
@@ -4269,13 +4387,13 @@
             </w:pPr>
             <w:r>
               <w:rPr>
-                <w:rFonts w:ascii="Arial" w:hAnsi="Arial" w:eastAsia="Arial"/>
-                <w:sz w:val="18"/>
-              </w:rPr>
-            </w:r>
-            <w:r>
-              <w:rPr>
-                <w:rFonts w:ascii="Arial" w:hAnsi="Arial" w:eastAsia="Arial"/>
+                <w:rFonts w:ascii="Arial" w:hAnsi="Arial" w:eastAsia="Arial" w:cs="Tahoma"/>
+                <w:sz w:val="18"/>
+              </w:rPr>
+            </w:r>
+            <w:r>
+              <w:rPr>
+                <w:rFonts w:ascii="Arial" w:hAnsi="Arial" w:eastAsia="Arial" w:cs="Tahoma"/>
                 <w:sz w:val="18"/>
               </w:rPr>
               <w:t>ไม่มี endpoint และไม่มีหน้าจอควบคุม — หน้า Flow Batch Job เป็น reference อย่างเดียว (2026-08-06)</w:t>
@@ -4299,13 +4417,13 @@
             </w:pPr>
             <w:r>
               <w:rPr>
-                <w:rFonts w:ascii="Arial" w:hAnsi="Arial" w:eastAsia="Arial"/>
-                <w:sz w:val="18"/>
-              </w:rPr>
-            </w:r>
-            <w:r>
-              <w:rPr>
-                <w:rFonts w:ascii="Arial" w:hAnsi="Arial" w:eastAsia="Arial"/>
+                <w:rFonts w:ascii="Arial" w:hAnsi="Arial" w:eastAsia="Arial" w:cs="Tahoma"/>
+                <w:sz w:val="18"/>
+              </w:rPr>
+            </w:r>
+            <w:r>
+              <w:rPr>
+                <w:rFonts w:ascii="Arial" w:hAnsi="Arial" w:eastAsia="Arial" w:cs="Tahoma"/>
                 <w:sz w:val="18"/>
               </w:rPr>
               <w:t>ตรวจผลการรัน</w:t>
@@ -4324,13 +4442,13 @@
             </w:pPr>
             <w:r>
               <w:rPr>
-                <w:rFonts w:ascii="Arial" w:hAnsi="Arial" w:eastAsia="Arial"/>
-                <w:sz w:val="18"/>
-              </w:rPr>
-            </w:r>
-            <w:r>
-              <w:rPr>
-                <w:rFonts w:ascii="Arial" w:hAnsi="Arial" w:eastAsia="Arial"/>
+                <w:rFonts w:ascii="Arial" w:hAnsi="Arial" w:eastAsia="Arial" w:cs="Tahoma"/>
+                <w:sz w:val="18"/>
+              </w:rPr>
+            </w:r>
+            <w:r>
+              <w:rPr>
+                <w:rFonts w:ascii="Arial" w:hAnsi="Arial" w:eastAsia="Arial" w:cs="Tahoma"/>
                 <w:sz w:val="18"/>
               </w:rPr>
               <w:t>LOG</w:t>
@@ -4349,13 +4467,13 @@
             </w:pPr>
             <w:r>
               <w:rPr>
-                <w:rFonts w:ascii="Arial" w:hAnsi="Arial" w:eastAsia="Arial"/>
-                <w:sz w:val="18"/>
-              </w:rPr>
-            </w:r>
-            <w:r>
-              <w:rPr>
-                <w:rFonts w:ascii="Arial" w:hAnsi="Arial" w:eastAsia="Arial"/>
+                <w:rFonts w:ascii="Arial" w:hAnsi="Arial" w:eastAsia="Arial" w:cs="Tahoma"/>
+                <w:sz w:val="18"/>
+              </w:rPr>
+            </w:r>
+            <w:r>
+              <w:rPr>
+                <w:rFonts w:ascii="Arial" w:hAnsi="Arial" w:eastAsia="Arial" w:cs="Tahoma"/>
                 <w:sz w:val="18"/>
               </w:rPr>
               <w:t>application log (structured)</w:t>
@@ -4374,13 +4492,13 @@
             </w:pPr>
             <w:r>
               <w:rPr>
-                <w:rFonts w:ascii="Arial" w:hAnsi="Arial" w:eastAsia="Arial"/>
-                <w:sz w:val="18"/>
-              </w:rPr>
-            </w:r>
-            <w:r>
-              <w:rPr>
-                <w:rFonts w:ascii="Arial" w:hAnsi="Arial" w:eastAsia="Arial"/>
+                <w:rFonts w:ascii="Arial" w:hAnsi="Arial" w:eastAsia="Arial" w:cs="Tahoma"/>
+                <w:sz w:val="18"/>
+              </w:rPr>
+            </w:r>
+            <w:r>
+              <w:rPr>
+                <w:rFonts w:ascii="Arial" w:hAnsi="Arial" w:eastAsia="Arial" w:cs="Tahoma"/>
                 <w:sz w:val="18"/>
               </w:rPr>
               <w:t>ไม่มีตาราง job_run_histories แล้ว · ไฟล์/ACK ดูที่ interface_transactions</w:t>
@@ -4450,7 +4568,7 @@
             <w:r/>
             <w:r>
               <w:rPr>
-                <w:rFonts w:ascii="Arial" w:hAnsi="Arial" w:eastAsia="Arial"/>
+                <w:rFonts w:ascii="Arial" w:hAnsi="Arial" w:eastAsia="Arial" w:cs="Tahoma"/>
                 <w:b/>
                 <w:sz w:val="18"/>
               </w:rPr>
@@ -4472,7 +4590,7 @@
             <w:r/>
             <w:r>
               <w:rPr>
-                <w:rFonts w:ascii="Arial" w:hAnsi="Arial" w:eastAsia="Arial"/>
+                <w:rFonts w:ascii="Arial" w:hAnsi="Arial" w:eastAsia="Arial" w:cs="Tahoma"/>
                 <w:b/>
                 <w:sz w:val="18"/>
               </w:rPr>
@@ -4494,7 +4612,7 @@
             <w:r/>
             <w:r>
               <w:rPr>
-                <w:rFonts w:ascii="Arial" w:hAnsi="Arial" w:eastAsia="Arial"/>
+                <w:rFonts w:ascii="Arial" w:hAnsi="Arial" w:eastAsia="Arial" w:cs="Tahoma"/>
                 <w:b/>
                 <w:sz w:val="18"/>
               </w:rPr>
@@ -4519,13 +4637,13 @@
             </w:pPr>
             <w:r>
               <w:rPr>
-                <w:rFonts w:ascii="Arial" w:hAnsi="Arial" w:eastAsia="Arial"/>
-                <w:sz w:val="18"/>
-              </w:rPr>
-            </w:r>
-            <w:r>
-              <w:rPr>
-                <w:rFonts w:ascii="Arial" w:hAnsi="Arial" w:eastAsia="Arial"/>
+                <w:rFonts w:ascii="Arial" w:hAnsi="Arial" w:eastAsia="Arial" w:cs="Tahoma"/>
+                <w:sz w:val="18"/>
+              </w:rPr>
+            </w:r>
+            <w:r>
+              <w:rPr>
+                <w:rFonts w:ascii="Arial" w:hAnsi="Arial" w:eastAsia="Arial" w:cs="Tahoma"/>
                 <w:sz w:val="18"/>
               </w:rPr>
               <w:t>fcs_qssi_score</w:t>
@@ -4544,13 +4662,13 @@
             </w:pPr>
             <w:r>
               <w:rPr>
-                <w:rFonts w:ascii="Arial" w:hAnsi="Arial" w:eastAsia="Arial"/>
-                <w:sz w:val="18"/>
-              </w:rPr>
-            </w:r>
-            <w:r>
-              <w:rPr>
-                <w:rFonts w:ascii="Arial" w:hAnsi="Arial" w:eastAsia="Arial"/>
+                <w:rFonts w:ascii="Arial" w:hAnsi="Arial" w:eastAsia="Arial" w:cs="Tahoma"/>
+                <w:sz w:val="18"/>
+              </w:rPr>
+            </w:r>
+            <w:r>
+              <w:rPr>
+                <w:rFonts w:ascii="Arial" w:hAnsi="Arial" w:eastAsia="Arial" w:cs="Tahoma"/>
                 <w:sz w:val="18"/>
               </w:rPr>
               <w:t>W</w:t>
@@ -4569,13 +4687,13 @@
             </w:pPr>
             <w:r>
               <w:rPr>
-                <w:rFonts w:ascii="Arial" w:hAnsi="Arial" w:eastAsia="Arial"/>
-                <w:sz w:val="18"/>
-              </w:rPr>
-            </w:r>
-            <w:r>
-              <w:rPr>
-                <w:rFonts w:ascii="Arial" w:hAnsi="Arial" w:eastAsia="Arial"/>
+                <w:rFonts w:ascii="Arial" w:hAnsi="Arial" w:eastAsia="Arial" w:cs="Tahoma"/>
+                <w:sz w:val="18"/>
+              </w:rPr>
+            </w:r>
+            <w:r>
+              <w:rPr>
+                <w:rFonts w:ascii="Arial" w:hAnsi="Arial" w:eastAsia="Arial" w:cs="Tahoma"/>
                 <w:sz w:val="18"/>
               </w:rPr>
               <w:t>ตารางคะแนนปลายทาง (ลบงวด/หมวดเดิมแล้ว insert ใหม่) โดยผ่านการ staging ข้อมูล</w:t>
@@ -4616,7 +4734,7 @@
       </w:r>
       <w:r>
         <w:rPr>
-          <w:rFonts w:ascii="Courier New" w:hAnsi="Courier New"/>
+          <w:rFonts w:ascii="Courier New" w:hAnsi="Courier New" w:eastAsia="Courier New" w:cs="Tahoma"/>
         </w:rPr>
         <w:t>src/batch/sbpgi/</w:t>
       </w:r>
@@ -4625,7 +4743,7 @@
       </w:r>
       <w:r>
         <w:rPr>
-          <w:rFonts w:ascii="Courier New" w:hAnsi="Courier New"/>
+          <w:rFonts w:ascii="Courier New" w:hAnsi="Courier New" w:eastAsia="Courier New" w:cs="Tahoma"/>
         </w:rPr>
         <w:t>DATA_SOURCE</w:t>
       </w:r>
@@ -4634,7 +4752,7 @@
       </w:r>
       <w:r>
         <w:rPr>
-          <w:rFonts w:ascii="Courier New" w:hAnsi="Courier New"/>
+          <w:rFonts w:ascii="Courier New" w:hAnsi="Courier New" w:eastAsia="Courier New" w:cs="Tahoma"/>
         </w:rPr>
         <w:t>src/entitys/</w:t>
       </w:r>
@@ -4651,7 +4769,7 @@
       </w:r>
       <w:r>
         <w:rPr>
-          <w:rFonts w:ascii="Courier New" w:hAnsi="Courier New"/>
+          <w:rFonts w:ascii="Courier New" w:hAnsi="Courier New" w:eastAsia="Courier New" w:cs="Tahoma"/>
         </w:rPr>
         <w:t>src/batch</w:t>
       </w:r>
@@ -4660,7 +4778,7 @@
       </w:r>
       <w:r>
         <w:rPr>
-          <w:rFonts w:ascii="Courier New" w:hAnsi="Courier New"/>
+          <w:rFonts w:ascii="Courier New" w:hAnsi="Courier New" w:eastAsia="Courier New" w:cs="Tahoma"/>
         </w:rPr>
         <w:t>@nestjs/schedule</w:t>
       </w:r>
@@ -4678,7 +4796,7 @@
       </w:r>
       <w:r>
         <w:rPr>
-          <w:rFonts w:ascii="Courier New" w:hAnsi="Courier New"/>
+          <w:rFonts w:ascii="Courier New" w:hAnsi="Courier New" w:eastAsia="Courier New" w:cs="Tahoma"/>
         </w:rPr>
         <w:t>runner.ts</w:t>
       </w:r>
@@ -4687,7 +4805,7 @@
       </w:r>
       <w:r>
         <w:rPr>
-          <w:rFonts w:ascii="Courier New" w:hAnsi="Courier New"/>
+          <w:rFonts w:ascii="Courier New" w:hAnsi="Courier New" w:eastAsia="Courier New" w:cs="Tahoma"/>
         </w:rPr>
         <w:t>scheduler.ts</w:t>
       </w:r>
@@ -4696,7 +4814,7 @@
       </w:r>
       <w:r>
         <w:rPr>
-          <w:rFonts w:ascii="Courier New" w:hAnsi="Courier New"/>
+          <w:rFonts w:ascii="Courier New" w:hAnsi="Courier New" w:eastAsia="Courier New" w:cs="Tahoma"/>
         </w:rPr>
         <w:t>cli.js</w:t>
       </w:r>
@@ -4705,7 +4823,7 @@
       </w:r>
       <w:r>
         <w:rPr>
-          <w:rFonts w:ascii="Courier New" w:hAnsi="Courier New"/>
+          <w:rFonts w:ascii="Courier New" w:hAnsi="Courier New" w:eastAsia="Courier New" w:cs="Tahoma"/>
         </w:rPr>
         <w:t>job-failure.notifier.ts</w:t>
       </w:r>
@@ -4723,7 +4841,7 @@
       </w:r>
       <w:r>
         <w:rPr>
-          <w:rFonts w:ascii="Courier New" w:hAnsi="Courier New"/>
+          <w:rFonts w:ascii="Courier New" w:hAnsi="Courier New" w:eastAsia="Courier New" w:cs="Tahoma"/>
         </w:rPr>
         <w:t>ScheduleModule.forRoot()</w:t>
       </w:r>
@@ -4732,7 +4850,7 @@
       </w:r>
       <w:r>
         <w:rPr>
-          <w:rFonts w:ascii="Courier New" w:hAnsi="Courier New"/>
+          <w:rFonts w:ascii="Courier New" w:hAnsi="Courier New" w:eastAsia="Courier New" w:cs="Tahoma"/>
         </w:rPr>
         <w:t>app.module.ts</w:t>
       </w:r>
@@ -4769,7 +4887,7 @@
             <w:r/>
             <w:r>
               <w:rPr>
-                <w:rFonts w:ascii="Arial" w:hAnsi="Arial" w:eastAsia="Arial"/>
+                <w:rFonts w:ascii="Arial" w:hAnsi="Arial" w:eastAsia="Arial" w:cs="Tahoma"/>
                 <w:b/>
                 <w:sz w:val="18"/>
               </w:rPr>
@@ -4791,7 +4909,7 @@
             <w:r/>
             <w:r>
               <w:rPr>
-                <w:rFonts w:ascii="Arial" w:hAnsi="Arial" w:eastAsia="Arial"/>
+                <w:rFonts w:ascii="Arial" w:hAnsi="Arial" w:eastAsia="Arial" w:cs="Tahoma"/>
                 <w:b/>
                 <w:sz w:val="18"/>
               </w:rPr>
@@ -4816,13 +4934,13 @@
             </w:pPr>
             <w:r>
               <w:rPr>
-                <w:rFonts w:ascii="Arial" w:hAnsi="Arial" w:eastAsia="Arial"/>
-                <w:sz w:val="18"/>
-              </w:rPr>
-            </w:r>
-            <w:r>
-              <w:rPr>
-                <w:rFonts w:ascii="Arial" w:hAnsi="Arial" w:eastAsia="Arial"/>
+                <w:rFonts w:ascii="Arial" w:hAnsi="Arial" w:eastAsia="Arial" w:cs="Tahoma"/>
+                <w:sz w:val="18"/>
+              </w:rPr>
+            </w:r>
+            <w:r>
+              <w:rPr>
+                <w:rFonts w:ascii="Arial" w:hAnsi="Arial" w:eastAsia="Arial" w:cs="Tahoma"/>
                 <w:sz w:val="18"/>
               </w:rPr>
               <w:t>src/batch/sbpgi/job-1-import-qssi/job-1-import-qssi.job.ts</w:t>
@@ -4841,41 +4959,41 @@
             </w:pPr>
             <w:r>
               <w:rPr>
-                <w:rFonts w:ascii="Arial" w:hAnsi="Arial" w:eastAsia="Arial"/>
-                <w:sz w:val="18"/>
-              </w:rPr>
-            </w:r>
-            <w:r>
-              <w:rPr>
-                <w:rFonts w:ascii="Arial" w:hAnsi="Arial" w:eastAsia="Arial"/>
+                <w:rFonts w:ascii="Arial" w:hAnsi="Arial" w:eastAsia="Arial" w:cs="Tahoma"/>
+                <w:sz w:val="18"/>
+              </w:rPr>
+            </w:r>
+            <w:r>
+              <w:rPr>
+                <w:rFonts w:ascii="Arial" w:hAnsi="Arial" w:eastAsia="Arial" w:cs="Tahoma"/>
                 <w:sz w:val="18"/>
               </w:rPr>
               <w:t xml:space="preserve">คลาส </w:t>
             </w:r>
             <w:r>
               <w:rPr>
-                <w:rFonts w:ascii="Courier New" w:hAnsi="Courier New" w:eastAsia="Arial"/>
+                <w:rFonts w:ascii="Courier New" w:hAnsi="Courier New" w:eastAsia="Courier New" w:cs="Tahoma"/>
                 <w:sz w:val="18"/>
               </w:rPr>
               <w:t>ImportQssiJob</w:t>
             </w:r>
             <w:r>
               <w:rPr>
-                <w:rFonts w:ascii="Arial" w:hAnsi="Arial" w:eastAsia="Arial"/>
+                <w:rFonts w:ascii="Arial" w:hAnsi="Arial" w:eastAsia="Arial" w:cs="Tahoma"/>
                 <w:sz w:val="18"/>
               </w:rPr>
               <w:t xml:space="preserve"> — </w:t>
             </w:r>
             <w:r>
               <w:rPr>
-                <w:rFonts w:ascii="Courier New" w:hAnsi="Courier New" w:eastAsia="Arial"/>
+                <w:rFonts w:ascii="Courier New" w:hAnsi="Courier New" w:eastAsia="Courier New" w:cs="Tahoma"/>
                 <w:sz w:val="18"/>
               </w:rPr>
               <w:t>run(ctx)</w:t>
             </w:r>
             <w:r>
               <w:rPr>
-                <w:rFonts w:ascii="Arial" w:hAnsi="Arial" w:eastAsia="Arial"/>
+                <w:rFonts w:ascii="Arial" w:hAnsi="Arial" w:eastAsia="Arial" w:cs="Tahoma"/>
                 <w:sz w:val="18"/>
               </w:rPr>
               <w:t xml:space="preserve"> เรียงตาม flow ของ Job 1 ทีละขั้น, ครอบ transaction, จบด้วย structured log</w:t>
@@ -4899,13 +5017,13 @@
             </w:pPr>
             <w:r>
               <w:rPr>
-                <w:rFonts w:ascii="Arial" w:hAnsi="Arial" w:eastAsia="Arial"/>
-                <w:sz w:val="18"/>
-              </w:rPr>
-            </w:r>
-            <w:r>
-              <w:rPr>
-                <w:rFonts w:ascii="Arial" w:hAnsi="Arial" w:eastAsia="Arial"/>
+                <w:rFonts w:ascii="Arial" w:hAnsi="Arial" w:eastAsia="Arial" w:cs="Tahoma"/>
+                <w:sz w:val="18"/>
+              </w:rPr>
+            </w:r>
+            <w:r>
+              <w:rPr>
+                <w:rFonts w:ascii="Arial" w:hAnsi="Arial" w:eastAsia="Arial" w:cs="Tahoma"/>
                 <w:sz w:val="18"/>
               </w:rPr>
               <w:t>src/batch/sbpgi/job-1-import-qssi/job-1-import-qssi.service.ts</w:t>
@@ -4924,34 +5042,34 @@
             </w:pPr>
             <w:r>
               <w:rPr>
-                <w:rFonts w:ascii="Arial" w:hAnsi="Arial" w:eastAsia="Arial"/>
-                <w:sz w:val="18"/>
-              </w:rPr>
-            </w:r>
-            <w:r>
-              <w:rPr>
-                <w:rFonts w:ascii="Arial" w:hAnsi="Arial" w:eastAsia="Arial"/>
+                <w:rFonts w:ascii="Arial" w:hAnsi="Arial" w:eastAsia="Arial" w:cs="Tahoma"/>
+                <w:sz w:val="18"/>
+              </w:rPr>
+            </w:r>
+            <w:r>
+              <w:rPr>
+                <w:rFonts w:ascii="Arial" w:hAnsi="Arial" w:eastAsia="Arial" w:cs="Tahoma"/>
                 <w:sz w:val="18"/>
               </w:rPr>
               <w:t xml:space="preserve">คลาส </w:t>
             </w:r>
             <w:r>
               <w:rPr>
-                <w:rFonts w:ascii="Courier New" w:hAnsi="Courier New" w:eastAsia="Arial"/>
+                <w:rFonts w:ascii="Courier New" w:hAnsi="Courier New" w:eastAsia="Courier New" w:cs="Tahoma"/>
                 <w:sz w:val="18"/>
               </w:rPr>
               <w:t>ImportQssiService</w:t>
             </w:r>
             <w:r>
               <w:rPr>
-                <w:rFonts w:ascii="Arial" w:hAnsi="Arial" w:eastAsia="Arial"/>
+                <w:rFonts w:ascii="Arial" w:hAnsi="Arial" w:eastAsia="Arial" w:cs="Tahoma"/>
                 <w:sz w:val="18"/>
               </w:rPr>
               <w:t xml:space="preserve"> — logic ต่อขั้น (อ่าน/parse/คำนวณ/เขียน) + repository token ที่ inject จาก </w:t>
             </w:r>
             <w:r>
               <w:rPr>
-                <w:rFonts w:ascii="Courier New" w:hAnsi="Courier New" w:eastAsia="Arial"/>
+                <w:rFonts w:ascii="Courier New" w:hAnsi="Courier New" w:eastAsia="Courier New" w:cs="Tahoma"/>
                 <w:sz w:val="18"/>
               </w:rPr>
               <w:t>DATA_SOURCE</w:t>
@@ -4975,13 +5093,13 @@
             </w:pPr>
             <w:r>
               <w:rPr>
-                <w:rFonts w:ascii="Arial" w:hAnsi="Arial" w:eastAsia="Arial"/>
-                <w:sz w:val="18"/>
-              </w:rPr>
-            </w:r>
-            <w:r>
-              <w:rPr>
-                <w:rFonts w:ascii="Arial" w:hAnsi="Arial" w:eastAsia="Arial"/>
+                <w:rFonts w:ascii="Arial" w:hAnsi="Arial" w:eastAsia="Arial" w:cs="Tahoma"/>
+                <w:sz w:val="18"/>
+              </w:rPr>
+            </w:r>
+            <w:r>
+              <w:rPr>
+                <w:rFonts w:ascii="Arial" w:hAnsi="Arial" w:eastAsia="Arial" w:cs="Tahoma"/>
                 <w:sz w:val="18"/>
               </w:rPr>
               <w:t>src/batch/sbpgi/job-1-import-qssi/job-1-import-qssi.config.ts</w:t>
@@ -5000,55 +5118,55 @@
             </w:pPr>
             <w:r>
               <w:rPr>
-                <w:rFonts w:ascii="Arial" w:hAnsi="Arial" w:eastAsia="Arial"/>
-                <w:sz w:val="18"/>
-              </w:rPr>
-            </w:r>
-            <w:r>
-              <w:rPr>
-                <w:rFonts w:ascii="Arial" w:hAnsi="Arial" w:eastAsia="Arial"/>
+                <w:rFonts w:ascii="Arial" w:hAnsi="Arial" w:eastAsia="Arial" w:cs="Tahoma"/>
+                <w:sz w:val="18"/>
+              </w:rPr>
+            </w:r>
+            <w:r>
+              <w:rPr>
+                <w:rFonts w:ascii="Arial" w:hAnsi="Arial" w:eastAsia="Arial" w:cs="Tahoma"/>
                 <w:sz w:val="18"/>
               </w:rPr>
               <w:t xml:space="preserve">คลาส </w:t>
             </w:r>
             <w:r>
               <w:rPr>
-                <w:rFonts w:ascii="Courier New" w:hAnsi="Courier New" w:eastAsia="Arial"/>
+                <w:rFonts w:ascii="Courier New" w:hAnsi="Courier New" w:eastAsia="Courier New" w:cs="Tahoma"/>
                 <w:sz w:val="18"/>
               </w:rPr>
               <w:t>SbpgiJob1Config</w:t>
             </w:r>
             <w:r>
               <w:rPr>
-                <w:rFonts w:ascii="Arial" w:hAnsi="Arial" w:eastAsia="Arial"/>
+                <w:rFonts w:ascii="Arial" w:hAnsi="Arial" w:eastAsia="Arial" w:cs="Tahoma"/>
                 <w:sz w:val="18"/>
               </w:rPr>
               <w:t xml:space="preserve"> (แบบเดียวกับ </w:t>
             </w:r>
             <w:r>
               <w:rPr>
-                <w:rFonts w:ascii="Courier New" w:hAnsi="Courier New" w:eastAsia="Arial"/>
+                <w:rFonts w:ascii="Courier New" w:hAnsi="Courier New" w:eastAsia="Courier New" w:cs="Tahoma"/>
                 <w:sz w:val="18"/>
               </w:rPr>
               <w:t>src/config/app.config.ts</w:t>
             </w:r>
             <w:r>
               <w:rPr>
-                <w:rFonts w:ascii="Arial" w:hAnsi="Arial" w:eastAsia="Arial"/>
+                <w:rFonts w:ascii="Arial" w:hAnsi="Arial" w:eastAsia="Arial" w:cs="Tahoma"/>
                 <w:sz w:val="18"/>
               </w:rPr>
               <w:t xml:space="preserve"> — โปรเจกต์นี้ไม่ใช้ </w:t>
             </w:r>
             <w:r>
               <w:rPr>
-                <w:rFonts w:ascii="Courier New" w:hAnsi="Courier New" w:eastAsia="Arial"/>
+                <w:rFonts w:ascii="Courier New" w:hAnsi="Courier New" w:eastAsia="Courier New" w:cs="Tahoma"/>
                 <w:sz w:val="18"/>
               </w:rPr>
               <w:t>registerAs</w:t>
             </w:r>
             <w:r>
               <w:rPr>
-                <w:rFonts w:ascii="Arial" w:hAnsi="Arial" w:eastAsia="Arial"/>
+                <w:rFonts w:ascii="Arial" w:hAnsi="Arial" w:eastAsia="Arial" w:cs="Tahoma"/>
                 <w:sz w:val="18"/>
               </w:rPr>
               <w:t>) — cron และพารามิเตอร์ทั้ง 9 ตัวของ Job 1 อ่านจาก env/config file (ไม่มีตาราง job_configs)</w:t>
@@ -5072,13 +5190,13 @@
             </w:pPr>
             <w:r>
               <w:rPr>
-                <w:rFonts w:ascii="Arial" w:hAnsi="Arial" w:eastAsia="Arial"/>
-                <w:sz w:val="18"/>
-              </w:rPr>
-            </w:r>
-            <w:r>
-              <w:rPr>
-                <w:rFonts w:ascii="Arial" w:hAnsi="Arial" w:eastAsia="Arial"/>
+                <w:rFonts w:ascii="Arial" w:hAnsi="Arial" w:eastAsia="Arial" w:cs="Tahoma"/>
+                <w:sz w:val="18"/>
+              </w:rPr>
+            </w:r>
+            <w:r>
+              <w:rPr>
+                <w:rFonts w:ascii="Arial" w:hAnsi="Arial" w:eastAsia="Arial" w:cs="Tahoma"/>
                 <w:sz w:val="18"/>
               </w:rPr>
               <w:t>src/batch/sbpgi/job-1-import-qssi/job-1-import-qssi.module.ts</w:t>
@@ -5097,20 +5215,20 @@
             </w:pPr>
             <w:r>
               <w:rPr>
-                <w:rFonts w:ascii="Arial" w:hAnsi="Arial" w:eastAsia="Arial"/>
-                <w:sz w:val="18"/>
-              </w:rPr>
-            </w:r>
-            <w:r>
-              <w:rPr>
-                <w:rFonts w:ascii="Arial" w:hAnsi="Arial" w:eastAsia="Arial"/>
+                <w:rFonts w:ascii="Arial" w:hAnsi="Arial" w:eastAsia="Arial" w:cs="Tahoma"/>
+                <w:sz w:val="18"/>
+              </w:rPr>
+            </w:r>
+            <w:r>
+              <w:rPr>
+                <w:rFonts w:ascii="Arial" w:hAnsi="Arial" w:eastAsia="Arial" w:cs="Tahoma"/>
                 <w:sz w:val="18"/>
               </w:rPr>
               <w:t xml:space="preserve">NestJS module ผูก job + service + repository provider (factory token string) เข้ากับ </w:t>
             </w:r>
             <w:r>
               <w:rPr>
-                <w:rFonts w:ascii="Courier New" w:hAnsi="Courier New" w:eastAsia="Arial"/>
+                <w:rFonts w:ascii="Courier New" w:hAnsi="Courier New" w:eastAsia="Courier New" w:cs="Tahoma"/>
                 <w:sz w:val="18"/>
               </w:rPr>
               <w:t>DatabaseModule</w:t>
@@ -5134,13 +5252,13 @@
             </w:pPr>
             <w:r>
               <w:rPr>
-                <w:rFonts w:ascii="Arial" w:hAnsi="Arial" w:eastAsia="Arial"/>
-                <w:sz w:val="18"/>
-              </w:rPr>
-            </w:r>
-            <w:r>
-              <w:rPr>
-                <w:rFonts w:ascii="Arial" w:hAnsi="Arial" w:eastAsia="Arial"/>
+                <w:rFonts w:ascii="Arial" w:hAnsi="Arial" w:eastAsia="Arial" w:cs="Tahoma"/>
+                <w:sz w:val="18"/>
+              </w:rPr>
+            </w:r>
+            <w:r>
+              <w:rPr>
+                <w:rFonts w:ascii="Arial" w:hAnsi="Arial" w:eastAsia="Arial" w:cs="Tahoma"/>
                 <w:sz w:val="18"/>
               </w:rPr>
               <w:t>src/batch/runner.ts</w:t>
@@ -5159,13 +5277,13 @@
             </w:pPr>
             <w:r>
               <w:rPr>
-                <w:rFonts w:ascii="Arial" w:hAnsi="Arial" w:eastAsia="Arial"/>
-                <w:sz w:val="18"/>
-              </w:rPr>
-            </w:r>
-            <w:r>
-              <w:rPr>
-                <w:rFonts w:ascii="Arial" w:hAnsi="Arial" w:eastAsia="Arial"/>
+                <w:rFonts w:ascii="Arial" w:hAnsi="Arial" w:eastAsia="Arial" w:cs="Tahoma"/>
+                <w:sz w:val="18"/>
+              </w:rPr>
+            </w:r>
+            <w:r>
+              <w:rPr>
+                <w:rFonts w:ascii="Arial" w:hAnsi="Arial" w:eastAsia="Arial" w:cs="Tahoma"/>
                 <w:sz w:val="18"/>
               </w:rPr>
               <w:t>ตัวรันกลาง: resolve job ตาม jobNo, กันรันซ้อนด้วย advisory lock, จับ error → แจ้งเตือน, เขียน structured log สรุป (ใช้ร่วมทั้ง 11 job)</w:t>
@@ -5189,13 +5307,13 @@
             </w:pPr>
             <w:r>
               <w:rPr>
-                <w:rFonts w:ascii="Arial" w:hAnsi="Arial" w:eastAsia="Arial"/>
-                <w:sz w:val="18"/>
-              </w:rPr>
-            </w:r>
-            <w:r>
-              <w:rPr>
-                <w:rFonts w:ascii="Arial" w:hAnsi="Arial" w:eastAsia="Arial"/>
+                <w:rFonts w:ascii="Arial" w:hAnsi="Arial" w:eastAsia="Arial" w:cs="Tahoma"/>
+                <w:sz w:val="18"/>
+              </w:rPr>
+            </w:r>
+            <w:r>
+              <w:rPr>
+                <w:rFonts w:ascii="Arial" w:hAnsi="Arial" w:eastAsia="Arial" w:cs="Tahoma"/>
                 <w:sz w:val="18"/>
               </w:rPr>
               <w:t>src/batch/scheduler.ts</w:t>
@@ -5214,41 +5332,41 @@
             </w:pPr>
             <w:r>
               <w:rPr>
-                <w:rFonts w:ascii="Arial" w:hAnsi="Arial" w:eastAsia="Arial"/>
-                <w:sz w:val="18"/>
-              </w:rPr>
-            </w:r>
-            <w:r>
-              <w:rPr>
-                <w:rFonts w:ascii="Arial" w:hAnsi="Arial" w:eastAsia="Arial"/>
+                <w:rFonts w:ascii="Arial" w:hAnsi="Arial" w:eastAsia="Arial" w:cs="Tahoma"/>
+                <w:sz w:val="18"/>
+              </w:rPr>
+            </w:r>
+            <w:r>
+              <w:rPr>
+                <w:rFonts w:ascii="Arial" w:hAnsi="Arial" w:eastAsia="Arial" w:cs="Tahoma"/>
                 <w:sz w:val="18"/>
               </w:rPr>
               <w:t>ลงทะเบียน cron จาก config (</w:t>
             </w:r>
             <w:r>
               <w:rPr>
-                <w:rFonts w:ascii="Courier New" w:hAnsi="Courier New" w:eastAsia="Arial"/>
+                <w:rFonts w:ascii="Courier New" w:hAnsi="Courier New" w:eastAsia="Courier New" w:cs="Tahoma"/>
                 <w:sz w:val="18"/>
               </w:rPr>
               <w:t>SBPGI_JOB1_CRON</w:t>
             </w:r>
             <w:r>
               <w:rPr>
-                <w:rFonts w:ascii="Arial" w:hAnsi="Arial" w:eastAsia="Arial"/>
+                <w:rFonts w:ascii="Arial" w:hAnsi="Arial" w:eastAsia="Arial" w:cs="Tahoma"/>
                 <w:sz w:val="18"/>
               </w:rPr>
               <w:t xml:space="preserve"> = </w:t>
             </w:r>
             <w:r>
               <w:rPr>
-                <w:rFonts w:ascii="Courier New" w:hAnsi="Courier New" w:eastAsia="Arial"/>
+                <w:rFonts w:ascii="Courier New" w:hAnsi="Courier New" w:eastAsia="Courier New" w:cs="Tahoma"/>
                 <w:sz w:val="18"/>
               </w:rPr>
               <w:t>Monthly</w:t>
             </w:r>
             <w:r>
               <w:rPr>
-                <w:rFonts w:ascii="Arial" w:hAnsi="Arial" w:eastAsia="Arial"/>
+                <w:rFonts w:ascii="Arial" w:hAnsi="Arial" w:eastAsia="Arial" w:cs="Tahoma"/>
                 <w:sz w:val="18"/>
               </w:rPr>
               <w:t>) และรองรับสั่งรันนอกรอบผ่าน CLI/runbook</w:t>
@@ -5272,13 +5390,13 @@
             </w:pPr>
             <w:r>
               <w:rPr>
-                <w:rFonts w:ascii="Arial" w:hAnsi="Arial" w:eastAsia="Arial"/>
-                <w:sz w:val="18"/>
-              </w:rPr>
-            </w:r>
-            <w:r>
-              <w:rPr>
-                <w:rFonts w:ascii="Arial" w:hAnsi="Arial" w:eastAsia="Arial"/>
+                <w:rFonts w:ascii="Arial" w:hAnsi="Arial" w:eastAsia="Arial" w:cs="Tahoma"/>
+                <w:sz w:val="18"/>
+              </w:rPr>
+            </w:r>
+            <w:r>
+              <w:rPr>
+                <w:rFonts w:ascii="Arial" w:hAnsi="Arial" w:eastAsia="Arial" w:cs="Tahoma"/>
                 <w:sz w:val="18"/>
               </w:rPr>
               <w:t>src/batch/job-failure.notifier.ts</w:t>
@@ -5297,55 +5415,55 @@
             </w:pPr>
             <w:r>
               <w:rPr>
-                <w:rFonts w:ascii="Arial" w:hAnsi="Arial" w:eastAsia="Arial"/>
-                <w:sz w:val="18"/>
-              </w:rPr>
-            </w:r>
-            <w:r>
-              <w:rPr>
-                <w:rFonts w:ascii="Arial" w:hAnsi="Arial" w:eastAsia="Arial"/>
+                <w:rFonts w:ascii="Arial" w:hAnsi="Arial" w:eastAsia="Arial" w:cs="Tahoma"/>
+                <w:sz w:val="18"/>
+              </w:rPr>
+            </w:r>
+            <w:r>
+              <w:rPr>
+                <w:rFonts w:ascii="Arial" w:hAnsi="Arial" w:eastAsia="Arial" w:cs="Tahoma"/>
                 <w:sz w:val="18"/>
               </w:rPr>
               <w:t xml:space="preserve">ส่งอีเมลแจ้งผู้ดูแลเมื่อ job ล้มเหลว ผ่าน </w:t>
             </w:r>
             <w:r>
               <w:rPr>
-                <w:rFonts w:ascii="Courier New" w:hAnsi="Courier New" w:eastAsia="Arial"/>
+                <w:rFonts w:ascii="Courier New" w:hAnsi="Courier New" w:eastAsia="Courier New" w:cs="Tahoma"/>
                 <w:sz w:val="18"/>
               </w:rPr>
               <w:t>EmailLibService</w:t>
             </w:r>
             <w:r>
               <w:rPr>
-                <w:rFonts w:ascii="Arial" w:hAnsi="Arial" w:eastAsia="Arial"/>
+                <w:rFonts w:ascii="Arial" w:hAnsi="Arial" w:eastAsia="Arial" w:cs="Tahoma"/>
                 <w:sz w:val="18"/>
               </w:rPr>
               <w:t xml:space="preserve"> ของ </w:t>
             </w:r>
             <w:r>
               <w:rPr>
-                <w:rFonts w:ascii="Courier New" w:hAnsi="Courier New" w:eastAsia="Arial"/>
+                <w:rFonts w:ascii="Courier New" w:hAnsi="Courier New" w:eastAsia="Courier New" w:cs="Tahoma"/>
                 <w:sz w:val="18"/>
               </w:rPr>
               <w:t>@gosoft-sbp/email-lib</w:t>
             </w:r>
             <w:r>
               <w:rPr>
-                <w:rFonts w:ascii="Arial" w:hAnsi="Arial" w:eastAsia="Arial"/>
+                <w:rFonts w:ascii="Arial" w:hAnsi="Arial" w:eastAsia="Arial" w:cs="Tahoma"/>
                 <w:sz w:val="18"/>
               </w:rPr>
               <w:t xml:space="preserve"> (log ลง </w:t>
             </w:r>
             <w:r>
               <w:rPr>
-                <w:rFonts w:ascii="Courier New" w:hAnsi="Courier New" w:eastAsia="Arial"/>
+                <w:rFonts w:ascii="Courier New" w:hAnsi="Courier New" w:eastAsia="Courier New" w:cs="Tahoma"/>
                 <w:sz w:val="18"/>
               </w:rPr>
               <w:t>email_sent</w:t>
             </w:r>
             <w:r>
               <w:rPr>
-                <w:rFonts w:ascii="Arial" w:hAnsi="Arial" w:eastAsia="Arial"/>
+                <w:rFonts w:ascii="Arial" w:hAnsi="Arial" w:eastAsia="Arial" w:cs="Tahoma"/>
                 <w:sz w:val="18"/>
               </w:rPr>
               <w:t xml:space="preserve"> ให้อัตโนมัติ)</w:t>
@@ -5375,7 +5493,7 @@
       </w:r>
       <w:r>
         <w:rPr>
-          <w:rFonts w:ascii="Courier New" w:hAnsi="Courier New"/>
+          <w:rFonts w:ascii="Courier New" w:hAnsi="Courier New" w:eastAsia="Courier New" w:cs="Tahoma"/>
         </w:rPr>
         <w:t>Monthly</w:t>
       </w:r>
@@ -5384,7 +5502,7 @@
       </w:r>
       <w:r>
         <w:rPr>
-          <w:rFonts w:ascii="Courier New" w:hAnsi="Courier New"/>
+          <w:rFonts w:ascii="Courier New" w:hAnsi="Courier New" w:eastAsia="Courier New" w:cs="Tahoma"/>
         </w:rPr>
         <w:t>SBPGI_JOB1_CRON</w:t>
       </w:r>
@@ -5393,7 +5511,7 @@
       </w:r>
       <w:r>
         <w:rPr>
-          <w:rFonts w:ascii="Courier New" w:hAnsi="Courier New"/>
+          <w:rFonts w:ascii="Courier New" w:hAnsi="Courier New" w:eastAsia="Courier New" w:cs="Tahoma"/>
         </w:rPr>
         <w:t>scheduler.ts</w:t>
       </w:r>
@@ -5402,7 +5520,7 @@
       </w:r>
       <w:r>
         <w:rPr>
-          <w:rFonts w:ascii="Courier New" w:hAnsi="Courier New"/>
+          <w:rFonts w:ascii="Courier New" w:hAnsi="Courier New" w:eastAsia="Courier New" w:cs="Tahoma"/>
         </w:rPr>
         <w:t>enabled=false</w:t>
       </w:r>
@@ -5417,7 +5535,7 @@
       </w:pPr>
       <w:r>
         <w:rPr>
-          <w:rFonts w:ascii="Courier New" w:hAnsi="Courier New"/>
+          <w:rFonts w:ascii="Courier New" w:hAnsi="Courier New" w:eastAsia="Courier New" w:cs="Tahoma"/>
           <w:sz w:val="16"/>
         </w:rPr>
         <w:t>// src/batch/sbpgi/job-1-import-qssi/job-1-import-qssi.config.ts</w:t>
@@ -5557,7 +5675,7 @@
       </w:r>
       <w:r>
         <w:rPr>
-          <w:rFonts w:ascii="Courier New" w:hAnsi="Courier New"/>
+          <w:rFonts w:ascii="Courier New" w:hAnsi="Courier New" w:eastAsia="Courier New" w:cs="Tahoma"/>
         </w:rPr>
         <w:t>JobRunContext</w:t>
       </w:r>
@@ -5566,7 +5684,7 @@
       </w:r>
       <w:r>
         <w:rPr>
-          <w:rFonts w:ascii="Courier New" w:hAnsi="Courier New"/>
+          <w:rFonts w:ascii="Courier New" w:hAnsi="Courier New" w:eastAsia="Courier New" w:cs="Tahoma"/>
         </w:rPr>
         <w:t>JobRunResult</w:t>
       </w:r>
@@ -5575,7 +5693,7 @@
       </w:r>
       <w:r>
         <w:rPr>
-          <w:rFonts w:ascii="Courier New" w:hAnsi="Courier New"/>
+          <w:rFonts w:ascii="Courier New" w:hAnsi="Courier New" w:eastAsia="Courier New" w:cs="Tahoma"/>
         </w:rPr>
         <w:t>JobState</w:t>
       </w:r>
@@ -5584,7 +5702,7 @@
       </w:r>
       <w:r>
         <w:rPr>
-          <w:rFonts w:ascii="Courier New" w:hAnsi="Courier New"/>
+          <w:rFonts w:ascii="Courier New" w:hAnsi="Courier New" w:eastAsia="Courier New" w:cs="Tahoma"/>
         </w:rPr>
         <w:t>JobFailedError</w:t>
       </w:r>
@@ -5593,7 +5711,7 @@
       </w:r>
       <w:r>
         <w:rPr>
-          <w:rFonts w:ascii="Courier New" w:hAnsi="Courier New"/>
+          <w:rFonts w:ascii="Courier New" w:hAnsi="Courier New" w:eastAsia="Courier New" w:cs="Tahoma"/>
         </w:rPr>
         <w:t>src/batch/runner.ts</w:t>
       </w:r>
@@ -5608,7 +5726,7 @@
       </w:pPr>
       <w:r>
         <w:rPr>
-          <w:rFonts w:ascii="Courier New" w:hAnsi="Courier New"/>
+          <w:rFonts w:ascii="Courier New" w:hAnsi="Courier New" w:eastAsia="Courier New" w:cs="Tahoma"/>
           <w:sz w:val="16"/>
         </w:rPr>
         <w:t>// src/batch/runner.ts — สัญญากลางของทุก job (ประกาศครั้งเดียว ใช้ร่วมทั้ง 11 ฉบับ)</w:t>
@@ -5684,7 +5802,7 @@
       </w:pPr>
       <w:r>
         <w:rPr>
-          <w:rFonts w:ascii="Courier New" w:hAnsi="Courier New"/>
+          <w:rFonts w:ascii="Courier New" w:hAnsi="Courier New" w:eastAsia="Courier New" w:cs="Tahoma"/>
           <w:sz w:val="16"/>
         </w:rPr>
         <w:t>// ImportQssiService — method ที่ job class เรียก (1 method ต่อ 1 ขั้นในตารางด้านบน)</w:t>
@@ -5789,7 +5907,7 @@
       </w:r>
       <w:r>
         <w:rPr>
-          <w:rFonts w:ascii="Courier New" w:hAnsi="Courier New"/>
+          <w:rFonts w:ascii="Courier New" w:hAnsi="Courier New" w:eastAsia="Courier New" w:cs="Tahoma"/>
         </w:rPr>
         <w:t>run()</w:t>
       </w:r>
@@ -5829,7 +5947,7 @@
             <w:r/>
             <w:r>
               <w:rPr>
-                <w:rFonts w:ascii="Arial" w:hAnsi="Arial" w:eastAsia="Arial"/>
+                <w:rFonts w:ascii="Arial" w:hAnsi="Arial" w:eastAsia="Arial" w:cs="Tahoma"/>
                 <w:b/>
                 <w:sz w:val="18"/>
               </w:rPr>
@@ -5851,7 +5969,7 @@
             <w:r/>
             <w:r>
               <w:rPr>
-                <w:rFonts w:ascii="Arial" w:hAnsi="Arial" w:eastAsia="Arial"/>
+                <w:rFonts w:ascii="Arial" w:hAnsi="Arial" w:eastAsia="Arial" w:cs="Tahoma"/>
                 <w:b/>
                 <w:sz w:val="18"/>
               </w:rPr>
@@ -5873,7 +5991,7 @@
             <w:r/>
             <w:r>
               <w:rPr>
-                <w:rFonts w:ascii="Arial" w:hAnsi="Arial" w:eastAsia="Arial"/>
+                <w:rFonts w:ascii="Arial" w:hAnsi="Arial" w:eastAsia="Arial" w:cs="Tahoma"/>
                 <w:b/>
                 <w:sz w:val="18"/>
               </w:rPr>
@@ -5895,7 +6013,7 @@
             <w:r/>
             <w:r>
               <w:rPr>
-                <w:rFonts w:ascii="Arial" w:hAnsi="Arial" w:eastAsia="Arial"/>
+                <w:rFonts w:ascii="Arial" w:hAnsi="Arial" w:eastAsia="Arial" w:cs="Tahoma"/>
                 <w:b/>
                 <w:sz w:val="18"/>
               </w:rPr>
@@ -5917,7 +6035,7 @@
             <w:r/>
             <w:r>
               <w:rPr>
-                <w:rFonts w:ascii="Arial" w:hAnsi="Arial" w:eastAsia="Arial"/>
+                <w:rFonts w:ascii="Arial" w:hAnsi="Arial" w:eastAsia="Arial" w:cs="Tahoma"/>
                 <w:b/>
                 <w:sz w:val="18"/>
               </w:rPr>
@@ -5942,13 +6060,13 @@
             </w:pPr>
             <w:r>
               <w:rPr>
-                <w:rFonts w:ascii="Arial" w:hAnsi="Arial" w:eastAsia="Arial"/>
-                <w:sz w:val="18"/>
-              </w:rPr>
-            </w:r>
-            <w:r>
-              <w:rPr>
-                <w:rFonts w:ascii="Arial" w:hAnsi="Arial" w:eastAsia="Arial"/>
+                <w:rFonts w:ascii="Arial" w:hAnsi="Arial" w:eastAsia="Arial" w:cs="Tahoma"/>
+                <w:sz w:val="18"/>
+              </w:rPr>
+            </w:r>
+            <w:r>
+              <w:rPr>
+                <w:rFonts w:ascii="Arial" w:hAnsi="Arial" w:eastAsia="Arial" w:cs="Tahoma"/>
                 <w:sz w:val="18"/>
               </w:rPr>
               <w:t>1</w:t>
@@ -5967,13 +6085,13 @@
             </w:pPr>
             <w:r>
               <w:rPr>
-                <w:rFonts w:ascii="Arial" w:hAnsi="Arial" w:eastAsia="Arial"/>
-                <w:sz w:val="18"/>
-              </w:rPr>
-            </w:r>
-            <w:r>
-              <w:rPr>
-                <w:rFonts w:ascii="Arial" w:hAnsi="Arial" w:eastAsia="Arial"/>
+                <w:rFonts w:ascii="Arial" w:hAnsi="Arial" w:eastAsia="Arial" w:cs="Tahoma"/>
+                <w:sz w:val="18"/>
+              </w:rPr>
+            </w:r>
+            <w:r>
+              <w:rPr>
+                <w:rFonts w:ascii="Arial" w:hAnsi="Arial" w:eastAsia="Arial" w:cs="Tahoma"/>
                 <w:sz w:val="18"/>
               </w:rPr>
               <w:t>start</w:t>
@@ -5992,13 +6110,13 @@
             </w:pPr>
             <w:r>
               <w:rPr>
-                <w:rFonts w:ascii="Arial" w:hAnsi="Arial" w:eastAsia="Arial"/>
-                <w:sz w:val="18"/>
-              </w:rPr>
-            </w:r>
-            <w:r>
-              <w:rPr>
-                <w:rFonts w:ascii="Arial" w:hAnsi="Arial" w:eastAsia="Arial"/>
+                <w:rFonts w:ascii="Arial" w:hAnsi="Arial" w:eastAsia="Arial" w:cs="Tahoma"/>
+                <w:sz w:val="18"/>
+              </w:rPr>
+            </w:r>
+            <w:r>
+              <w:rPr>
+                <w:rFonts w:ascii="Arial" w:hAnsi="Arial" w:eastAsia="Arial" w:cs="Tahoma"/>
                 <w:sz w:val="18"/>
               </w:rPr>
               <w:t>เริ่ม</w:t>
@@ -6017,13 +6135,13 @@
             </w:pPr>
             <w:r>
               <w:rPr>
-                <w:rFonts w:ascii="Arial" w:hAnsi="Arial" w:eastAsia="Arial"/>
-                <w:sz w:val="18"/>
-              </w:rPr>
-            </w:r>
-            <w:r>
-              <w:rPr>
-                <w:rFonts w:ascii="Arial" w:hAnsi="Arial" w:eastAsia="Arial"/>
+                <w:rFonts w:ascii="Arial" w:hAnsi="Arial" w:eastAsia="Arial" w:cs="Tahoma"/>
+                <w:sz w:val="18"/>
+              </w:rPr>
+            </w:r>
+            <w:r>
+              <w:rPr>
+                <w:rFonts w:ascii="Arial" w:hAnsi="Arial" w:eastAsia="Arial" w:cs="Tahoma"/>
                 <w:sz w:val="18"/>
               </w:rPr>
               <w:t>createState()</w:t>
@@ -6042,13 +6160,13 @@
             </w:pPr>
             <w:r>
               <w:rPr>
-                <w:rFonts w:ascii="Arial" w:hAnsi="Arial" w:eastAsia="Arial"/>
-                <w:sz w:val="18"/>
-              </w:rPr>
-            </w:r>
-            <w:r>
-              <w:rPr>
-                <w:rFonts w:ascii="Arial" w:hAnsi="Arial" w:eastAsia="Arial"/>
+                <w:rFonts w:ascii="Arial" w:hAnsi="Arial" w:eastAsia="Arial" w:cs="Tahoma"/>
+                <w:sz w:val="18"/>
+              </w:rPr>
+            </w:r>
+            <w:r>
+              <w:rPr>
+                <w:rFonts w:ascii="Arial" w:hAnsi="Arial" w:eastAsia="Arial" w:cs="Tahoma"/>
                 <w:sz w:val="18"/>
               </w:rPr>
               <w:t>-</w:t>
@@ -6072,13 +6190,13 @@
             </w:pPr>
             <w:r>
               <w:rPr>
-                <w:rFonts w:ascii="Arial" w:hAnsi="Arial" w:eastAsia="Arial"/>
-                <w:sz w:val="18"/>
-              </w:rPr>
-            </w:r>
-            <w:r>
-              <w:rPr>
-                <w:rFonts w:ascii="Arial" w:hAnsi="Arial" w:eastAsia="Arial"/>
+                <w:rFonts w:ascii="Arial" w:hAnsi="Arial" w:eastAsia="Arial" w:cs="Tahoma"/>
+                <w:sz w:val="18"/>
+              </w:rPr>
+            </w:r>
+            <w:r>
+              <w:rPr>
+                <w:rFonts w:ascii="Arial" w:hAnsi="Arial" w:eastAsia="Arial" w:cs="Tahoma"/>
                 <w:sz w:val="18"/>
               </w:rPr>
               <w:t>2</w:t>
@@ -6097,13 +6215,13 @@
             </w:pPr>
             <w:r>
               <w:rPr>
-                <w:rFonts w:ascii="Arial" w:hAnsi="Arial" w:eastAsia="Arial"/>
-                <w:sz w:val="18"/>
-              </w:rPr>
-            </w:r>
-            <w:r>
-              <w:rPr>
-                <w:rFonts w:ascii="Arial" w:hAnsi="Arial" w:eastAsia="Arial"/>
+                <w:rFonts w:ascii="Arial" w:hAnsi="Arial" w:eastAsia="Arial" w:cs="Tahoma"/>
+                <w:sz w:val="18"/>
+              </w:rPr>
+            </w:r>
+            <w:r>
+              <w:rPr>
+                <w:rFonts w:ascii="Arial" w:hAnsi="Arial" w:eastAsia="Arial" w:cs="Tahoma"/>
                 <w:sz w:val="18"/>
               </w:rPr>
               <w:t>process</w:t>
@@ -6122,13 +6240,13 @@
             </w:pPr>
             <w:r>
               <w:rPr>
-                <w:rFonts w:ascii="Arial" w:hAnsi="Arial" w:eastAsia="Arial"/>
-                <w:sz w:val="18"/>
-              </w:rPr>
-            </w:r>
-            <w:r>
-              <w:rPr>
-                <w:rFonts w:ascii="Arial" w:hAnsi="Arial" w:eastAsia="Arial"/>
+                <w:rFonts w:ascii="Arial" w:hAnsi="Arial" w:eastAsia="Arial" w:cs="Tahoma"/>
+                <w:sz w:val="18"/>
+              </w:rPr>
+            </w:r>
+            <w:r>
+              <w:rPr>
+                <w:rFonts w:ascii="Arial" w:hAnsi="Arial" w:eastAsia="Arial" w:cs="Tahoma"/>
                 <w:sz w:val="18"/>
               </w:rPr>
               <w:t>กำหนดงวดและ snapshot config</w:t>
@@ -6147,13 +6265,13 @@
             </w:pPr>
             <w:r>
               <w:rPr>
-                <w:rFonts w:ascii="Arial" w:hAnsi="Arial" w:eastAsia="Arial"/>
-                <w:sz w:val="18"/>
-              </w:rPr>
-            </w:r>
-            <w:r>
-              <w:rPr>
-                <w:rFonts w:ascii="Arial" w:hAnsi="Arial" w:eastAsia="Arial"/>
+                <w:rFonts w:ascii="Arial" w:hAnsi="Arial" w:eastAsia="Arial" w:cs="Tahoma"/>
+                <w:sz w:val="18"/>
+              </w:rPr>
+            </w:r>
+            <w:r>
+              <w:rPr>
+                <w:rFonts w:ascii="Arial" w:hAnsi="Arial" w:eastAsia="Arial" w:cs="Tahoma"/>
                 <w:sz w:val="18"/>
               </w:rPr>
               <w:t>step02ResolvePeriod()</w:t>
@@ -6172,13 +6290,13 @@
             </w:pPr>
             <w:r>
               <w:rPr>
-                <w:rFonts w:ascii="Arial" w:hAnsi="Arial" w:eastAsia="Arial"/>
-                <w:sz w:val="18"/>
-              </w:rPr>
-            </w:r>
-            <w:r>
-              <w:rPr>
-                <w:rFonts w:ascii="Arial" w:hAnsi="Arial" w:eastAsia="Arial"/>
+                <w:rFonts w:ascii="Arial" w:hAnsi="Arial" w:eastAsia="Arial" w:cs="Tahoma"/>
+                <w:sz w:val="18"/>
+              </w:rPr>
+            </w:r>
+            <w:r>
+              <w:rPr>
+                <w:rFonts w:ascii="Arial" w:hAnsi="Arial" w:eastAsia="Arial" w:cs="Tahoma"/>
                 <w:sz w:val="18"/>
               </w:rPr>
               <w:t>throw JobFailedError เมื่อทำไม่สำเร็จ</w:t>
@@ -6202,13 +6320,13 @@
             </w:pPr>
             <w:r>
               <w:rPr>
-                <w:rFonts w:ascii="Arial" w:hAnsi="Arial" w:eastAsia="Arial"/>
-                <w:sz w:val="18"/>
-              </w:rPr>
-            </w:r>
-            <w:r>
-              <w:rPr>
-                <w:rFonts w:ascii="Arial" w:hAnsi="Arial" w:eastAsia="Arial"/>
+                <w:rFonts w:ascii="Arial" w:hAnsi="Arial" w:eastAsia="Arial" w:cs="Tahoma"/>
+                <w:sz w:val="18"/>
+              </w:rPr>
+            </w:r>
+            <w:r>
+              <w:rPr>
+                <w:rFonts w:ascii="Arial" w:hAnsi="Arial" w:eastAsia="Arial" w:cs="Tahoma"/>
                 <w:sz w:val="18"/>
               </w:rPr>
               <w:t>3</w:t>
@@ -6227,13 +6345,13 @@
             </w:pPr>
             <w:r>
               <w:rPr>
-                <w:rFonts w:ascii="Arial" w:hAnsi="Arial" w:eastAsia="Arial"/>
-                <w:sz w:val="18"/>
-              </w:rPr>
-            </w:r>
-            <w:r>
-              <w:rPr>
-                <w:rFonts w:ascii="Arial" w:hAnsi="Arial" w:eastAsia="Arial"/>
+                <w:rFonts w:ascii="Arial" w:hAnsi="Arial" w:eastAsia="Arial" w:cs="Tahoma"/>
+                <w:sz w:val="18"/>
+              </w:rPr>
+            </w:r>
+            <w:r>
+              <w:rPr>
+                <w:rFonts w:ascii="Arial" w:hAnsi="Arial" w:eastAsia="Arial" w:cs="Tahoma"/>
                 <w:sz w:val="18"/>
               </w:rPr>
               <w:t>io</w:t>
@@ -6252,13 +6370,13 @@
             </w:pPr>
             <w:r>
               <w:rPr>
-                <w:rFonts w:ascii="Arial" w:hAnsi="Arial" w:eastAsia="Arial"/>
-                <w:sz w:val="18"/>
-              </w:rPr>
-            </w:r>
-            <w:r>
-              <w:rPr>
-                <w:rFonts w:ascii="Arial" w:hAnsi="Arial" w:eastAsia="Arial"/>
+                <w:rFonts w:ascii="Arial" w:hAnsi="Arial" w:eastAsia="Arial" w:cs="Tahoma"/>
+                <w:sz w:val="18"/>
+              </w:rPr>
+            </w:r>
+            <w:r>
+              <w:rPr>
+                <w:rFonts w:ascii="Arial" w:hAnsi="Arial" w:eastAsia="Arial" w:cs="Tahoma"/>
                 <w:sz w:val="18"/>
               </w:rPr>
               <w:t>เชื่อมต่อ SFTP ผ่าน qssi-monthly</w:t>
@@ -6277,13 +6395,13 @@
             </w:pPr>
             <w:r>
               <w:rPr>
-                <w:rFonts w:ascii="Arial" w:hAnsi="Arial" w:eastAsia="Arial"/>
-                <w:sz w:val="18"/>
-              </w:rPr>
-            </w:r>
-            <w:r>
-              <w:rPr>
-                <w:rFonts w:ascii="Arial" w:hAnsi="Arial" w:eastAsia="Arial"/>
+                <w:rFonts w:ascii="Arial" w:hAnsi="Arial" w:eastAsia="Arial" w:cs="Tahoma"/>
+                <w:sz w:val="18"/>
+              </w:rPr>
+            </w:r>
+            <w:r>
+              <w:rPr>
+                <w:rFonts w:ascii="Arial" w:hAnsi="Arial" w:eastAsia="Arial" w:cs="Tahoma"/>
                 <w:sz w:val="18"/>
               </w:rPr>
               <w:t>step03Connect()</w:t>
@@ -6302,13 +6420,13 @@
             </w:pPr>
             <w:r>
               <w:rPr>
-                <w:rFonts w:ascii="Arial" w:hAnsi="Arial" w:eastAsia="Arial"/>
-                <w:sz w:val="18"/>
-              </w:rPr>
-            </w:r>
-            <w:r>
-              <w:rPr>
-                <w:rFonts w:ascii="Arial" w:hAnsi="Arial" w:eastAsia="Arial"/>
+                <w:rFonts w:ascii="Arial" w:hAnsi="Arial" w:eastAsia="Arial" w:cs="Tahoma"/>
+                <w:sz w:val="18"/>
+              </w:rPr>
+            </w:r>
+            <w:r>
+              <w:rPr>
+                <w:rFonts w:ascii="Arial" w:hAnsi="Arial" w:eastAsia="Arial" w:cs="Tahoma"/>
                 <w:sz w:val="18"/>
               </w:rPr>
               <w:t>throw JobFailedError เมื่อทำไม่สำเร็จ</w:t>
@@ -6332,13 +6450,13 @@
             </w:pPr>
             <w:r>
               <w:rPr>
-                <w:rFonts w:ascii="Arial" w:hAnsi="Arial" w:eastAsia="Arial"/>
-                <w:sz w:val="18"/>
-              </w:rPr>
-            </w:r>
-            <w:r>
-              <w:rPr>
-                <w:rFonts w:ascii="Arial" w:hAnsi="Arial" w:eastAsia="Arial"/>
+                <w:rFonts w:ascii="Arial" w:hAnsi="Arial" w:eastAsia="Arial" w:cs="Tahoma"/>
+                <w:sz w:val="18"/>
+              </w:rPr>
+            </w:r>
+            <w:r>
+              <w:rPr>
+                <w:rFonts w:ascii="Arial" w:hAnsi="Arial" w:eastAsia="Arial" w:cs="Tahoma"/>
                 <w:sz w:val="18"/>
               </w:rPr>
               <w:t>4</w:t>
@@ -6357,13 +6475,13 @@
             </w:pPr>
             <w:r>
               <w:rPr>
-                <w:rFonts w:ascii="Arial" w:hAnsi="Arial" w:eastAsia="Arial"/>
-                <w:sz w:val="18"/>
-              </w:rPr>
-            </w:r>
-            <w:r>
-              <w:rPr>
-                <w:rFonts w:ascii="Arial" w:hAnsi="Arial" w:eastAsia="Arial"/>
+                <w:rFonts w:ascii="Arial" w:hAnsi="Arial" w:eastAsia="Arial" w:cs="Tahoma"/>
+                <w:sz w:val="18"/>
+              </w:rPr>
+            </w:r>
+            <w:r>
+              <w:rPr>
+                <w:rFonts w:ascii="Arial" w:hAnsi="Arial" w:eastAsia="Arial" w:cs="Tahoma"/>
                 <w:sz w:val="18"/>
               </w:rPr>
               <w:t>decision</w:t>
@@ -6382,13 +6500,13 @@
             </w:pPr>
             <w:r>
               <w:rPr>
-                <w:rFonts w:ascii="Arial" w:hAnsi="Arial" w:eastAsia="Arial"/>
-                <w:sz w:val="18"/>
-              </w:rPr>
-            </w:r>
-            <w:r>
-              <w:rPr>
-                <w:rFonts w:ascii="Arial" w:hAnsi="Arial" w:eastAsia="Arial"/>
+                <w:rFonts w:ascii="Arial" w:hAnsi="Arial" w:eastAsia="Arial" w:cs="Tahoma"/>
+                <w:sz w:val="18"/>
+              </w:rPr>
+            </w:r>
+            <w:r>
+              <w:rPr>
+                <w:rFonts w:ascii="Arial" w:hAnsi="Arial" w:eastAsia="Arial" w:cs="Tahoma"/>
                 <w:sz w:val="18"/>
               </w:rPr>
               <w:t>ดาวน์โหลดครบและ checksum ถูกต้อง?</w:t>
@@ -6407,13 +6525,13 @@
             </w:pPr>
             <w:r>
               <w:rPr>
-                <w:rFonts w:ascii="Arial" w:hAnsi="Arial" w:eastAsia="Arial"/>
-                <w:sz w:val="18"/>
-              </w:rPr>
-            </w:r>
-            <w:r>
-              <w:rPr>
-                <w:rFonts w:ascii="Arial" w:hAnsi="Arial" w:eastAsia="Arial"/>
+                <w:rFonts w:ascii="Arial" w:hAnsi="Arial" w:eastAsia="Arial" w:cs="Tahoma"/>
+                <w:sz w:val="18"/>
+              </w:rPr>
+            </w:r>
+            <w:r>
+              <w:rPr>
+                <w:rFonts w:ascii="Arial" w:hAnsi="Arial" w:eastAsia="Arial" w:cs="Tahoma"/>
                 <w:sz w:val="18"/>
               </w:rPr>
               <w:t>check04Download()</w:t>
@@ -6432,13 +6550,13 @@
             </w:pPr>
             <w:r>
               <w:rPr>
-                <w:rFonts w:ascii="Arial" w:hAnsi="Arial" w:eastAsia="Arial"/>
-                <w:sz w:val="18"/>
-              </w:rPr>
-            </w:r>
-            <w:r>
-              <w:rPr>
-                <w:rFonts w:ascii="Arial" w:hAnsi="Arial" w:eastAsia="Arial"/>
+                <w:rFonts w:ascii="Arial" w:hAnsi="Arial" w:eastAsia="Arial" w:cs="Tahoma"/>
+                <w:sz w:val="18"/>
+              </w:rPr>
+            </w:r>
+            <w:r>
+              <w:rPr>
+                <w:rFonts w:ascii="Arial" w:hAnsi="Arial" w:eastAsia="Arial" w:cs="Tahoma"/>
                 <w:sz w:val="18"/>
               </w:rPr>
               <w:t>[err] quarantine / FAILED; ไม่แก้คะแนนเดิม</w:t>
@@ -6462,13 +6580,13 @@
             </w:pPr>
             <w:r>
               <w:rPr>
-                <w:rFonts w:ascii="Arial" w:hAnsi="Arial" w:eastAsia="Arial"/>
-                <w:sz w:val="18"/>
-              </w:rPr>
-            </w:r>
-            <w:r>
-              <w:rPr>
-                <w:rFonts w:ascii="Arial" w:hAnsi="Arial" w:eastAsia="Arial"/>
+                <w:rFonts w:ascii="Arial" w:hAnsi="Arial" w:eastAsia="Arial" w:cs="Tahoma"/>
+                <w:sz w:val="18"/>
+              </w:rPr>
+            </w:r>
+            <w:r>
+              <w:rPr>
+                <w:rFonts w:ascii="Arial" w:hAnsi="Arial" w:eastAsia="Arial" w:cs="Tahoma"/>
                 <w:sz w:val="18"/>
               </w:rPr>
               <w:t>5</w:t>
@@ -6487,13 +6605,13 @@
             </w:pPr>
             <w:r>
               <w:rPr>
-                <w:rFonts w:ascii="Arial" w:hAnsi="Arial" w:eastAsia="Arial"/>
-                <w:sz w:val="18"/>
-              </w:rPr>
-            </w:r>
-            <w:r>
-              <w:rPr>
-                <w:rFonts w:ascii="Arial" w:hAnsi="Arial" w:eastAsia="Arial"/>
+                <w:rFonts w:ascii="Arial" w:hAnsi="Arial" w:eastAsia="Arial" w:cs="Tahoma"/>
+                <w:sz w:val="18"/>
+              </w:rPr>
+            </w:r>
+            <w:r>
+              <w:rPr>
+                <w:rFonts w:ascii="Arial" w:hAnsi="Arial" w:eastAsia="Arial" w:cs="Tahoma"/>
                 <w:sz w:val="18"/>
               </w:rPr>
               <w:t>process</w:t>
@@ -6512,13 +6630,13 @@
             </w:pPr>
             <w:r>
               <w:rPr>
-                <w:rFonts w:ascii="Arial" w:hAnsi="Arial" w:eastAsia="Arial"/>
-                <w:sz w:val="18"/>
-              </w:rPr>
-            </w:r>
-            <w:r>
-              <w:rPr>
-                <w:rFonts w:ascii="Arial" w:hAnsi="Arial" w:eastAsia="Arial"/>
+                <w:rFonts w:ascii="Arial" w:hAnsi="Arial" w:eastAsia="Arial" w:cs="Tahoma"/>
+                <w:sz w:val="18"/>
+              </w:rPr>
+            </w:r>
+            <w:r>
+              <w:rPr>
+                <w:rFonts w:ascii="Arial" w:hAnsi="Arial" w:eastAsia="Arial" w:cs="Tahoma"/>
                 <w:sz w:val="18"/>
               </w:rPr>
               <w:t>parse และ validate 4 prefix / WINDOWS-874</w:t>
@@ -6537,13 +6655,13 @@
             </w:pPr>
             <w:r>
               <w:rPr>
-                <w:rFonts w:ascii="Arial" w:hAnsi="Arial" w:eastAsia="Arial"/>
-                <w:sz w:val="18"/>
-              </w:rPr>
-            </w:r>
-            <w:r>
-              <w:rPr>
-                <w:rFonts w:ascii="Arial" w:hAnsi="Arial" w:eastAsia="Arial"/>
+                <w:rFonts w:ascii="Arial" w:hAnsi="Arial" w:eastAsia="Arial" w:cs="Tahoma"/>
+                <w:sz w:val="18"/>
+              </w:rPr>
+            </w:r>
+            <w:r>
+              <w:rPr>
+                <w:rFonts w:ascii="Arial" w:hAnsi="Arial" w:eastAsia="Arial" w:cs="Tahoma"/>
                 <w:sz w:val="18"/>
               </w:rPr>
               <w:t>step05Parse()</w:t>
@@ -6562,13 +6680,13 @@
             </w:pPr>
             <w:r>
               <w:rPr>
-                <w:rFonts w:ascii="Arial" w:hAnsi="Arial" w:eastAsia="Arial"/>
-                <w:sz w:val="18"/>
-              </w:rPr>
-            </w:r>
-            <w:r>
-              <w:rPr>
-                <w:rFonts w:ascii="Arial" w:hAnsi="Arial" w:eastAsia="Arial"/>
+                <w:rFonts w:ascii="Arial" w:hAnsi="Arial" w:eastAsia="Arial" w:cs="Tahoma"/>
+                <w:sz w:val="18"/>
+              </w:rPr>
+            </w:r>
+            <w:r>
+              <w:rPr>
+                <w:rFonts w:ascii="Arial" w:hAnsi="Arial" w:eastAsia="Arial" w:cs="Tahoma"/>
                 <w:sz w:val="18"/>
               </w:rPr>
               <w:t>throw JobFailedError เมื่อทำไม่สำเร็จ</w:t>
@@ -6592,13 +6710,13 @@
             </w:pPr>
             <w:r>
               <w:rPr>
-                <w:rFonts w:ascii="Arial" w:hAnsi="Arial" w:eastAsia="Arial"/>
-                <w:sz w:val="18"/>
-              </w:rPr>
-            </w:r>
-            <w:r>
-              <w:rPr>
-                <w:rFonts w:ascii="Arial" w:hAnsi="Arial" w:eastAsia="Arial"/>
+                <w:rFonts w:ascii="Arial" w:hAnsi="Arial" w:eastAsia="Arial" w:cs="Tahoma"/>
+                <w:sz w:val="18"/>
+              </w:rPr>
+            </w:r>
+            <w:r>
+              <w:rPr>
+                <w:rFonts w:ascii="Arial" w:hAnsi="Arial" w:eastAsia="Arial" w:cs="Tahoma"/>
                 <w:sz w:val="18"/>
               </w:rPr>
               <w:t>6</w:t>
@@ -6617,13 +6735,13 @@
             </w:pPr>
             <w:r>
               <w:rPr>
-                <w:rFonts w:ascii="Arial" w:hAnsi="Arial" w:eastAsia="Arial"/>
-                <w:sz w:val="18"/>
-              </w:rPr>
-            </w:r>
-            <w:r>
-              <w:rPr>
-                <w:rFonts w:ascii="Arial" w:hAnsi="Arial" w:eastAsia="Arial"/>
+                <w:rFonts w:ascii="Arial" w:hAnsi="Arial" w:eastAsia="Arial" w:cs="Tahoma"/>
+                <w:sz w:val="18"/>
+              </w:rPr>
+            </w:r>
+            <w:r>
+              <w:rPr>
+                <w:rFonts w:ascii="Arial" w:hAnsi="Arial" w:eastAsia="Arial" w:cs="Tahoma"/>
                 <w:sz w:val="18"/>
               </w:rPr>
               <w:t>process</w:t>
@@ -6642,13 +6760,13 @@
             </w:pPr>
             <w:r>
               <w:rPr>
-                <w:rFonts w:ascii="Arial" w:hAnsi="Arial" w:eastAsia="Arial"/>
-                <w:sz w:val="18"/>
-              </w:rPr>
-            </w:r>
-            <w:r>
-              <w:rPr>
-                <w:rFonts w:ascii="Arial" w:hAnsi="Arial" w:eastAsia="Arial"/>
+                <w:rFonts w:ascii="Arial" w:hAnsi="Arial" w:eastAsia="Arial" w:cs="Tahoma"/>
+                <w:sz w:val="18"/>
+              </w:rPr>
+            </w:r>
+            <w:r>
+              <w:rPr>
+                <w:rFonts w:ascii="Arial" w:hAnsi="Arial" w:eastAsia="Arial" w:cs="Tahoma"/>
                 <w:sz w:val="18"/>
               </w:rPr>
               <w:t>transaction upsert fcs_qssi_score</w:t>
@@ -6667,13 +6785,13 @@
             </w:pPr>
             <w:r>
               <w:rPr>
-                <w:rFonts w:ascii="Arial" w:hAnsi="Arial" w:eastAsia="Arial"/>
-                <w:sz w:val="18"/>
-              </w:rPr>
-            </w:r>
-            <w:r>
-              <w:rPr>
-                <w:rFonts w:ascii="Arial" w:hAnsi="Arial" w:eastAsia="Arial"/>
+                <w:rFonts w:ascii="Arial" w:hAnsi="Arial" w:eastAsia="Arial" w:cs="Tahoma"/>
+                <w:sz w:val="18"/>
+              </w:rPr>
+            </w:r>
+            <w:r>
+              <w:rPr>
+                <w:rFonts w:ascii="Arial" w:hAnsi="Arial" w:eastAsia="Arial" w:cs="Tahoma"/>
                 <w:sz w:val="18"/>
               </w:rPr>
               <w:t>step06Upsert()</w:t>
@@ -6692,13 +6810,13 @@
             </w:pPr>
             <w:r>
               <w:rPr>
-                <w:rFonts w:ascii="Arial" w:hAnsi="Arial" w:eastAsia="Arial"/>
-                <w:sz w:val="18"/>
-              </w:rPr>
-            </w:r>
-            <w:r>
-              <w:rPr>
-                <w:rFonts w:ascii="Arial" w:hAnsi="Arial" w:eastAsia="Arial"/>
+                <w:rFonts w:ascii="Arial" w:hAnsi="Arial" w:eastAsia="Arial" w:cs="Tahoma"/>
+                <w:sz w:val="18"/>
+              </w:rPr>
+            </w:r>
+            <w:r>
+              <w:rPr>
+                <w:rFonts w:ascii="Arial" w:hAnsi="Arial" w:eastAsia="Arial" w:cs="Tahoma"/>
                 <w:sz w:val="18"/>
               </w:rPr>
               <w:t>throw JobFailedError เมื่อทำไม่สำเร็จ</w:t>
@@ -6722,13 +6840,13 @@
             </w:pPr>
             <w:r>
               <w:rPr>
-                <w:rFonts w:ascii="Arial" w:hAnsi="Arial" w:eastAsia="Arial"/>
-                <w:sz w:val="18"/>
-              </w:rPr>
-            </w:r>
-            <w:r>
-              <w:rPr>
-                <w:rFonts w:ascii="Arial" w:hAnsi="Arial" w:eastAsia="Arial"/>
+                <w:rFonts w:ascii="Arial" w:hAnsi="Arial" w:eastAsia="Arial" w:cs="Tahoma"/>
+                <w:sz w:val="18"/>
+              </w:rPr>
+            </w:r>
+            <w:r>
+              <w:rPr>
+                <w:rFonts w:ascii="Arial" w:hAnsi="Arial" w:eastAsia="Arial" w:cs="Tahoma"/>
                 <w:sz w:val="18"/>
               </w:rPr>
               <w:t>7</w:t>
@@ -6747,13 +6865,13 @@
             </w:pPr>
             <w:r>
               <w:rPr>
-                <w:rFonts w:ascii="Arial" w:hAnsi="Arial" w:eastAsia="Arial"/>
-                <w:sz w:val="18"/>
-              </w:rPr>
-            </w:r>
-            <w:r>
-              <w:rPr>
-                <w:rFonts w:ascii="Arial" w:hAnsi="Arial" w:eastAsia="Arial"/>
+                <w:rFonts w:ascii="Arial" w:hAnsi="Arial" w:eastAsia="Arial" w:cs="Tahoma"/>
+                <w:sz w:val="18"/>
+              </w:rPr>
+            </w:r>
+            <w:r>
+              <w:rPr>
+                <w:rFonts w:ascii="Arial" w:hAnsi="Arial" w:eastAsia="Arial" w:cs="Tahoma"/>
                 <w:sz w:val="18"/>
               </w:rPr>
               <w:t>process</w:t>
@@ -6772,13 +6890,13 @@
             </w:pPr>
             <w:r>
               <w:rPr>
-                <w:rFonts w:ascii="Arial" w:hAnsi="Arial" w:eastAsia="Arial"/>
-                <w:sz w:val="18"/>
-              </w:rPr>
-            </w:r>
-            <w:r>
-              <w:rPr>
-                <w:rFonts w:ascii="Arial" w:hAnsi="Arial" w:eastAsia="Arial"/>
+                <w:rFonts w:ascii="Arial" w:hAnsi="Arial" w:eastAsia="Arial" w:cs="Tahoma"/>
+                <w:sz w:val="18"/>
+              </w:rPr>
+            </w:r>
+            <w:r>
+              <w:rPr>
+                <w:rFonts w:ascii="Arial" w:hAnsi="Arial" w:eastAsia="Arial" w:cs="Tahoma"/>
                 <w:sz w:val="18"/>
               </w:rPr>
               <w:t>archive source และ reconcile count</w:t>
@@ -6797,13 +6915,13 @@
             </w:pPr>
             <w:r>
               <w:rPr>
-                <w:rFonts w:ascii="Arial" w:hAnsi="Arial" w:eastAsia="Arial"/>
-                <w:sz w:val="18"/>
-              </w:rPr>
-            </w:r>
-            <w:r>
-              <w:rPr>
-                <w:rFonts w:ascii="Arial" w:hAnsi="Arial" w:eastAsia="Arial"/>
+                <w:rFonts w:ascii="Arial" w:hAnsi="Arial" w:eastAsia="Arial" w:cs="Tahoma"/>
+                <w:sz w:val="18"/>
+              </w:rPr>
+            </w:r>
+            <w:r>
+              <w:rPr>
+                <w:rFonts w:ascii="Arial" w:hAnsi="Arial" w:eastAsia="Arial" w:cs="Tahoma"/>
                 <w:sz w:val="18"/>
               </w:rPr>
               <w:t>step07Validate()</w:t>
@@ -6822,13 +6940,13 @@
             </w:pPr>
             <w:r>
               <w:rPr>
-                <w:rFonts w:ascii="Arial" w:hAnsi="Arial" w:eastAsia="Arial"/>
-                <w:sz w:val="18"/>
-              </w:rPr>
-            </w:r>
-            <w:r>
-              <w:rPr>
-                <w:rFonts w:ascii="Arial" w:hAnsi="Arial" w:eastAsia="Arial"/>
+                <w:rFonts w:ascii="Arial" w:hAnsi="Arial" w:eastAsia="Arial" w:cs="Tahoma"/>
+                <w:sz w:val="18"/>
+              </w:rPr>
+            </w:r>
+            <w:r>
+              <w:rPr>
+                <w:rFonts w:ascii="Arial" w:hAnsi="Arial" w:eastAsia="Arial" w:cs="Tahoma"/>
                 <w:sz w:val="18"/>
               </w:rPr>
               <w:t>throw JobFailedError เมื่อทำไม่สำเร็จ</w:t>
@@ -6852,13 +6970,13 @@
             </w:pPr>
             <w:r>
               <w:rPr>
-                <w:rFonts w:ascii="Arial" w:hAnsi="Arial" w:eastAsia="Arial"/>
-                <w:sz w:val="18"/>
-              </w:rPr>
-            </w:r>
-            <w:r>
-              <w:rPr>
-                <w:rFonts w:ascii="Arial" w:hAnsi="Arial" w:eastAsia="Arial"/>
+                <w:rFonts w:ascii="Arial" w:hAnsi="Arial" w:eastAsia="Arial" w:cs="Tahoma"/>
+                <w:sz w:val="18"/>
+              </w:rPr>
+            </w:r>
+            <w:r>
+              <w:rPr>
+                <w:rFonts w:ascii="Arial" w:hAnsi="Arial" w:eastAsia="Arial" w:cs="Tahoma"/>
                 <w:sz w:val="18"/>
               </w:rPr>
               <w:t>8</w:t>
@@ -6877,13 +6995,13 @@
             </w:pPr>
             <w:r>
               <w:rPr>
-                <w:rFonts w:ascii="Arial" w:hAnsi="Arial" w:eastAsia="Arial"/>
-                <w:sz w:val="18"/>
-              </w:rPr>
-            </w:r>
-            <w:r>
-              <w:rPr>
-                <w:rFonts w:ascii="Arial" w:hAnsi="Arial" w:eastAsia="Arial"/>
+                <w:rFonts w:ascii="Arial" w:hAnsi="Arial" w:eastAsia="Arial" w:cs="Tahoma"/>
+                <w:sz w:val="18"/>
+              </w:rPr>
+            </w:r>
+            <w:r>
+              <w:rPr>
+                <w:rFonts w:ascii="Arial" w:hAnsi="Arial" w:eastAsia="Arial" w:cs="Tahoma"/>
                 <w:sz w:val="18"/>
               </w:rPr>
               <w:t>end</w:t>
@@ -6902,13 +7020,13 @@
             </w:pPr>
             <w:r>
               <w:rPr>
-                <w:rFonts w:ascii="Arial" w:hAnsi="Arial" w:eastAsia="Arial"/>
-                <w:sz w:val="18"/>
-              </w:rPr>
-            </w:r>
-            <w:r>
-              <w:rPr>
-                <w:rFonts w:ascii="Arial" w:hAnsi="Arial" w:eastAsia="Arial"/>
+                <w:rFonts w:ascii="Arial" w:hAnsi="Arial" w:eastAsia="Arial" w:cs="Tahoma"/>
+                <w:sz w:val="18"/>
+              </w:rPr>
+            </w:r>
+            <w:r>
+              <w:rPr>
+                <w:rFonts w:ascii="Arial" w:hAnsi="Arial" w:eastAsia="Arial" w:cs="Tahoma"/>
                 <w:sz w:val="18"/>
               </w:rPr>
               <w:t>จบ</w:t>
@@ -6927,13 +7045,13 @@
             </w:pPr>
             <w:r>
               <w:rPr>
-                <w:rFonts w:ascii="Arial" w:hAnsi="Arial" w:eastAsia="Arial"/>
-                <w:sz w:val="18"/>
-              </w:rPr>
-            </w:r>
-            <w:r>
-              <w:rPr>
-                <w:rFonts w:ascii="Arial" w:hAnsi="Arial" w:eastAsia="Arial"/>
+                <w:rFonts w:ascii="Arial" w:hAnsi="Arial" w:eastAsia="Arial" w:cs="Tahoma"/>
+                <w:sz w:val="18"/>
+              </w:rPr>
+            </w:r>
+            <w:r>
+              <w:rPr>
+                <w:rFonts w:ascii="Arial" w:hAnsi="Arial" w:eastAsia="Arial" w:cs="Tahoma"/>
                 <w:sz w:val="18"/>
               </w:rPr>
               <w:t>summarize()</w:t>
@@ -6952,13 +7070,13 @@
             </w:pPr>
             <w:r>
               <w:rPr>
-                <w:rFonts w:ascii="Arial" w:hAnsi="Arial" w:eastAsia="Arial"/>
-                <w:sz w:val="18"/>
-              </w:rPr>
-            </w:r>
-            <w:r>
-              <w:rPr>
-                <w:rFonts w:ascii="Arial" w:hAnsi="Arial" w:eastAsia="Arial"/>
+                <w:rFonts w:ascii="Arial" w:hAnsi="Arial" w:eastAsia="Arial" w:cs="Tahoma"/>
+                <w:sz w:val="18"/>
+              </w:rPr>
+            </w:r>
+            <w:r>
+              <w:rPr>
+                <w:rFonts w:ascii="Arial" w:hAnsi="Arial" w:eastAsia="Arial" w:cs="Tahoma"/>
                 <w:sz w:val="18"/>
               </w:rPr>
               <w:t>-</w:t>
@@ -6975,7 +7093,7 @@
       </w:pPr>
       <w:r>
         <w:rPr>
-          <w:rFonts w:ascii="Courier New" w:hAnsi="Courier New"/>
+          <w:rFonts w:ascii="Courier New" w:hAnsi="Courier New" w:eastAsia="Courier New" w:cs="Tahoma"/>
           <w:sz w:val="16"/>
         </w:rPr>
         <w:t>// src/batch/sbpgi/job-1-import-qssi/job-1-import-qssi.job.ts</w:t>
@@ -7117,7 +7235,7 @@
       </w:r>
       <w:r>
         <w:rPr>
-          <w:rFonts w:ascii="Courier New" w:hAnsi="Courier New"/>
+          <w:rFonts w:ascii="Courier New" w:hAnsi="Courier New" w:eastAsia="Courier New" w:cs="Tahoma"/>
         </w:rPr>
         <w:t>pg_try_advisory_lock</w:t>
       </w:r>
@@ -7132,7 +7250,7 @@
       </w:pPr>
       <w:r>
         <w:rPr>
-          <w:rFonts w:ascii="Courier New" w:hAnsi="Courier New"/>
+          <w:rFonts w:ascii="Courier New" w:hAnsi="Courier New" w:eastAsia="Courier New" w:cs="Tahoma"/>
           <w:sz w:val="16"/>
         </w:rPr>
         <w:t>// src/batch/runner.ts (ส่วนกันรันซ้อน)</w:t>
@@ -7229,7 +7347,7 @@
       </w:r>
       <w:r>
         <w:rPr>
-          <w:rFonts w:ascii="Courier New" w:hAnsi="Courier New"/>
+          <w:rFonts w:ascii="Courier New" w:hAnsi="Courier New" w:eastAsia="Courier New" w:cs="Tahoma"/>
         </w:rPr>
         <w:t>{provide: 'IMPORT_QSSI_REPOSITORY', useFactory: (ds) =&gt; ds.getRepository(Entity), inject: ['DATA_SOURCE']}</w:t>
       </w:r>
@@ -7238,7 +7356,7 @@
       </w:r>
       <w:r>
         <w:rPr>
-          <w:rFonts w:ascii="Courier New" w:hAnsi="Courier New"/>
+          <w:rFonts w:ascii="Courier New" w:hAnsi="Courier New" w:eastAsia="Courier New" w:cs="Tahoma"/>
         </w:rPr>
         <w:t>sps_store</w:t>
       </w:r>
@@ -7277,7 +7395,7 @@
             <w:r/>
             <w:r>
               <w:rPr>
-                <w:rFonts w:ascii="Arial" w:hAnsi="Arial" w:eastAsia="Arial"/>
+                <w:rFonts w:ascii="Arial" w:hAnsi="Arial" w:eastAsia="Arial" w:cs="Tahoma"/>
                 <w:b/>
                 <w:sz w:val="18"/>
               </w:rPr>
@@ -7299,7 +7417,7 @@
             <w:r/>
             <w:r>
               <w:rPr>
-                <w:rFonts w:ascii="Arial" w:hAnsi="Arial" w:eastAsia="Arial"/>
+                <w:rFonts w:ascii="Arial" w:hAnsi="Arial" w:eastAsia="Arial" w:cs="Tahoma"/>
                 <w:b/>
                 <w:sz w:val="18"/>
               </w:rPr>
@@ -7321,7 +7439,7 @@
             <w:r/>
             <w:r>
               <w:rPr>
-                <w:rFonts w:ascii="Arial" w:hAnsi="Arial" w:eastAsia="Arial"/>
+                <w:rFonts w:ascii="Arial" w:hAnsi="Arial" w:eastAsia="Arial" w:cs="Tahoma"/>
                 <w:b/>
                 <w:sz w:val="18"/>
               </w:rPr>
@@ -7343,7 +7461,7 @@
             <w:r/>
             <w:r>
               <w:rPr>
-                <w:rFonts w:ascii="Arial" w:hAnsi="Arial" w:eastAsia="Arial"/>
+                <w:rFonts w:ascii="Arial" w:hAnsi="Arial" w:eastAsia="Arial" w:cs="Tahoma"/>
                 <w:b/>
                 <w:sz w:val="18"/>
               </w:rPr>
@@ -7368,13 +7486,13 @@
             </w:pPr>
             <w:r>
               <w:rPr>
-                <w:rFonts w:ascii="Arial" w:hAnsi="Arial" w:eastAsia="Arial"/>
-                <w:sz w:val="18"/>
-              </w:rPr>
-            </w:r>
-            <w:r>
-              <w:rPr>
-                <w:rFonts w:ascii="Arial" w:hAnsi="Arial" w:eastAsia="Arial"/>
+                <w:rFonts w:ascii="Arial" w:hAnsi="Arial" w:eastAsia="Arial" w:cs="Tahoma"/>
+                <w:sz w:val="18"/>
+              </w:rPr>
+            </w:r>
+            <w:r>
+              <w:rPr>
+                <w:rFonts w:ascii="Arial" w:hAnsi="Arial" w:eastAsia="Arial" w:cs="Tahoma"/>
                 <w:sz w:val="18"/>
               </w:rPr>
               <w:t>fcs_qssi_score</w:t>
@@ -7393,13 +7511,13 @@
             </w:pPr>
             <w:r>
               <w:rPr>
-                <w:rFonts w:ascii="Arial" w:hAnsi="Arial" w:eastAsia="Arial"/>
-                <w:sz w:val="18"/>
-              </w:rPr>
-            </w:r>
-            <w:r>
-              <w:rPr>
-                <w:rFonts w:ascii="Arial" w:hAnsi="Arial" w:eastAsia="Arial"/>
+                <w:rFonts w:ascii="Arial" w:hAnsi="Arial" w:eastAsia="Arial" w:cs="Tahoma"/>
+                <w:sz w:val="18"/>
+              </w:rPr>
+            </w:r>
+            <w:r>
+              <w:rPr>
+                <w:rFonts w:ascii="Arial" w:hAnsi="Arial" w:eastAsia="Arial" w:cs="Tahoma"/>
                 <w:sz w:val="18"/>
               </w:rPr>
               <w:t>W</w:t>
@@ -7418,13 +7536,13 @@
             </w:pPr>
             <w:r>
               <w:rPr>
-                <w:rFonts w:ascii="Arial" w:hAnsi="Arial" w:eastAsia="Arial"/>
-                <w:sz w:val="18"/>
-              </w:rPr>
-            </w:r>
-            <w:r>
-              <w:rPr>
-                <w:rFonts w:ascii="Arial" w:hAnsi="Arial" w:eastAsia="Arial"/>
+                <w:rFonts w:ascii="Arial" w:hAnsi="Arial" w:eastAsia="Arial" w:cs="Tahoma"/>
+                <w:sz w:val="18"/>
+              </w:rPr>
+            </w:r>
+            <w:r>
+              <w:rPr>
+                <w:rFonts w:ascii="Arial" w:hAnsi="Arial" w:eastAsia="Arial" w:cs="Tahoma"/>
                 <w:sz w:val="18"/>
               </w:rPr>
               <w:t>ตารางคะแนนปลายทาง (ลบงวด/หมวดเดิมแล้ว insert ใหม่) โดยผ่านการ staging ข้อมูล</w:t>
@@ -7443,13 +7561,13 @@
             </w:pPr>
             <w:r>
               <w:rPr>
-                <w:rFonts w:ascii="Arial" w:hAnsi="Arial" w:eastAsia="Arial"/>
-                <w:sz w:val="18"/>
-              </w:rPr>
-            </w:r>
-            <w:r>
-              <w:rPr>
-                <w:rFonts w:ascii="Arial" w:hAnsi="Arial" w:eastAsia="Arial"/>
+                <w:rFonts w:ascii="Arial" w:hAnsi="Arial" w:eastAsia="Arial" w:cs="Tahoma"/>
+                <w:sz w:val="18"/>
+              </w:rPr>
+            </w:r>
+            <w:r>
+              <w:rPr>
+                <w:rFonts w:ascii="Arial" w:hAnsi="Arial" w:eastAsia="Arial" w:cs="Tahoma"/>
                 <w:sz w:val="18"/>
               </w:rPr>
               <w:t>เขียน SQL ตรงผ่าน DATA_SOURCE</w:t>
@@ -7466,7 +7584,7 @@
       </w:pPr>
       <w:r>
         <w:rPr>
-          <w:rFonts w:ascii="Courier New" w:hAnsi="Courier New"/>
+          <w:rFonts w:ascii="Courier New" w:hAnsi="Courier New" w:eastAsia="Courier New" w:cs="Tahoma"/>
           <w:sz w:val="16"/>
         </w:rPr>
         <w:t>-- Job 1 ImportQSSI — query หลักที่ต้อง implement</w:t>
@@ -7530,7 +7648,7 @@
       </w:r>
       <w:r>
         <w:rPr>
-          <w:rFonts w:ascii="Courier New" w:hAnsi="Courier New"/>
+          <w:rFonts w:ascii="Courier New" w:hAnsi="Courier New" w:eastAsia="Courier New" w:cs="Tahoma"/>
         </w:rPr>
         <w:t>EmailLibService</w:t>
       </w:r>
@@ -7539,7 +7657,7 @@
       </w:r>
       <w:r>
         <w:rPr>
-          <w:rFonts w:ascii="Courier New" w:hAnsi="Courier New"/>
+          <w:rFonts w:ascii="Courier New" w:hAnsi="Courier New" w:eastAsia="Courier New" w:cs="Tahoma"/>
         </w:rPr>
         <w:t>@gosoft-sbp/email-lib</w:t>
       </w:r>
@@ -7554,7 +7672,7 @@
       </w:pPr>
       <w:r>
         <w:rPr>
-          <w:rFonts w:ascii="Courier New" w:hAnsi="Courier New"/>
+          <w:rFonts w:ascii="Courier New" w:hAnsi="Courier New" w:eastAsia="Courier New" w:cs="Tahoma"/>
           <w:sz w:val="16"/>
         </w:rPr>
         <w:t>// src/batch/job-failure.notifier.ts</w:t>
@@ -7690,7 +7808,7 @@
       </w:r>
       <w:r>
         <w:rPr>
-          <w:rFonts w:ascii="Courier New" w:hAnsi="Courier New"/>
+          <w:rFonts w:ascii="Courier New" w:hAnsi="Courier New" w:eastAsia="Courier New" w:cs="Tahoma"/>
         </w:rPr>
         <w:t>SELECT * FROM pg_locks WHERE locktype = 'advisory'</w:t>
       </w:r>
@@ -7708,7 +7826,7 @@
       </w:r>
       <w:r>
         <w:rPr>
-          <w:rFonts w:ascii="Courier New" w:hAnsi="Courier New"/>
+          <w:rFonts w:ascii="Courier New" w:hAnsi="Courier New" w:eastAsia="Courier New" w:cs="Tahoma"/>
         </w:rPr>
         <w:t>node dist/batch/cli.js --job=1 --period=&lt;YYYYMM&gt;</w:t>
       </w:r>
@@ -7723,7 +7841,7 @@
       </w:r>
       <w:r>
         <w:rPr>
-          <w:rFonts w:ascii="Courier New" w:hAnsi="Courier New"/>
+          <w:rFonts w:ascii="Courier New" w:hAnsi="Courier New" w:eastAsia="Courier New" w:cs="Tahoma"/>
         </w:rPr>
         <w:t>fcs_qssi_score</w:t>
       </w:r>
@@ -7732,7 +7850,7 @@
       </w:r>
       <w:r>
         <w:rPr>
-          <w:rFonts w:ascii="Courier New" w:hAnsi="Courier New"/>
+          <w:rFonts w:ascii="Courier New" w:hAnsi="Courier New" w:eastAsia="Courier New" w:cs="Tahoma"/>
         </w:rPr>
         <w:t>job.finish</w:t>
       </w:r>
@@ -7750,7 +7868,7 @@
       </w:r>
       <w:r>
         <w:rPr>
-          <w:rFonts w:ascii="Courier New" w:hAnsi="Courier New"/>
+          <w:rFonts w:ascii="Courier New" w:hAnsi="Courier New" w:eastAsia="Courier New" w:cs="Tahoma"/>
         </w:rPr>
         <w:t>interface_transactions</w:t>
       </w:r>
@@ -7798,7 +7916,7 @@
             <w:r/>
             <w:r>
               <w:rPr>
-                <w:rFonts w:ascii="Arial" w:hAnsi="Arial" w:eastAsia="Arial"/>
+                <w:rFonts w:ascii="Arial" w:hAnsi="Arial" w:eastAsia="Arial" w:cs="Tahoma"/>
                 <w:b/>
                 <w:sz w:val="18"/>
               </w:rPr>
@@ -7820,7 +7938,7 @@
             <w:r/>
             <w:r>
               <w:rPr>
-                <w:rFonts w:ascii="Arial" w:hAnsi="Arial" w:eastAsia="Arial"/>
+                <w:rFonts w:ascii="Arial" w:hAnsi="Arial" w:eastAsia="Arial" w:cs="Tahoma"/>
                 <w:b/>
                 <w:sz w:val="18"/>
               </w:rPr>
@@ -7845,13 +7963,13 @@
             </w:pPr>
             <w:r>
               <w:rPr>
-                <w:rFonts w:ascii="Arial" w:hAnsi="Arial" w:eastAsia="Arial"/>
-                <w:sz w:val="18"/>
-              </w:rPr>
-            </w:r>
-            <w:r>
-              <w:rPr>
-                <w:rFonts w:ascii="Arial" w:hAnsi="Arial" w:eastAsia="Arial"/>
+                <w:rFonts w:ascii="Arial" w:hAnsi="Arial" w:eastAsia="Arial" w:cs="Tahoma"/>
+                <w:sz w:val="18"/>
+              </w:rPr>
+            </w:r>
+            <w:r>
+              <w:rPr>
+                <w:rFonts w:ascii="Arial" w:hAnsi="Arial" w:eastAsia="Arial" w:cs="Tahoma"/>
                 <w:sz w:val="18"/>
               </w:rPr>
               <w:t>1</w:t>
@@ -7870,13 +7988,13 @@
             </w:pPr>
             <w:r>
               <w:rPr>
-                <w:rFonts w:ascii="Arial" w:hAnsi="Arial" w:eastAsia="Arial"/>
-                <w:sz w:val="18"/>
-              </w:rPr>
-            </w:r>
-            <w:r>
-              <w:rPr>
-                <w:rFonts w:ascii="Arial" w:hAnsi="Arial" w:eastAsia="Arial"/>
+                <w:rFonts w:ascii="Arial" w:hAnsi="Arial" w:eastAsia="Arial" w:cs="Tahoma"/>
+                <w:sz w:val="18"/>
+              </w:rPr>
+            </w:r>
+            <w:r>
+              <w:rPr>
+                <w:rFonts w:ascii="Arial" w:hAnsi="Arial" w:eastAsia="Arial" w:cs="Tahoma"/>
                 <w:sz w:val="18"/>
               </w:rPr>
               <w:t>เริ่ม</w:t>
@@ -7900,13 +8018,13 @@
             </w:pPr>
             <w:r>
               <w:rPr>
-                <w:rFonts w:ascii="Arial" w:hAnsi="Arial" w:eastAsia="Arial"/>
-                <w:sz w:val="18"/>
-              </w:rPr>
-            </w:r>
-            <w:r>
-              <w:rPr>
-                <w:rFonts w:ascii="Arial" w:hAnsi="Arial" w:eastAsia="Arial"/>
+                <w:rFonts w:ascii="Arial" w:hAnsi="Arial" w:eastAsia="Arial" w:cs="Tahoma"/>
+                <w:sz w:val="18"/>
+              </w:rPr>
+            </w:r>
+            <w:r>
+              <w:rPr>
+                <w:rFonts w:ascii="Arial" w:hAnsi="Arial" w:eastAsia="Arial" w:cs="Tahoma"/>
                 <w:sz w:val="18"/>
               </w:rPr>
               <w:t>2</w:t>
@@ -7925,13 +8043,13 @@
             </w:pPr>
             <w:r>
               <w:rPr>
-                <w:rFonts w:ascii="Arial" w:hAnsi="Arial" w:eastAsia="Arial"/>
-                <w:sz w:val="18"/>
-              </w:rPr>
-            </w:r>
-            <w:r>
-              <w:rPr>
-                <w:rFonts w:ascii="Arial" w:hAnsi="Arial" w:eastAsia="Arial"/>
+                <w:rFonts w:ascii="Arial" w:hAnsi="Arial" w:eastAsia="Arial" w:cs="Tahoma"/>
+                <w:sz w:val="18"/>
+              </w:rPr>
+            </w:r>
+            <w:r>
+              <w:rPr>
+                <w:rFonts w:ascii="Arial" w:hAnsi="Arial" w:eastAsia="Arial" w:cs="Tahoma"/>
                 <w:sz w:val="18"/>
               </w:rPr>
               <w:t>กำหนดงวดและ snapshot config (endpoint alias + secretRef; ไม่รับ host/port/credential จาก UI)</w:t>
@@ -7955,13 +8073,13 @@
             </w:pPr>
             <w:r>
               <w:rPr>
-                <w:rFonts w:ascii="Arial" w:hAnsi="Arial" w:eastAsia="Arial"/>
-                <w:sz w:val="18"/>
-              </w:rPr>
-            </w:r>
-            <w:r>
-              <w:rPr>
-                <w:rFonts w:ascii="Arial" w:hAnsi="Arial" w:eastAsia="Arial"/>
+                <w:rFonts w:ascii="Arial" w:hAnsi="Arial" w:eastAsia="Arial" w:cs="Tahoma"/>
+                <w:sz w:val="18"/>
+              </w:rPr>
+            </w:r>
+            <w:r>
+              <w:rPr>
+                <w:rFonts w:ascii="Arial" w:hAnsi="Arial" w:eastAsia="Arial" w:cs="Tahoma"/>
                 <w:sz w:val="18"/>
               </w:rPr>
               <w:t>3</w:t>
@@ -7980,13 +8098,13 @@
             </w:pPr>
             <w:r>
               <w:rPr>
-                <w:rFonts w:ascii="Arial" w:hAnsi="Arial" w:eastAsia="Arial"/>
-                <w:sz w:val="18"/>
-              </w:rPr>
-            </w:r>
-            <w:r>
-              <w:rPr>
-                <w:rFonts w:ascii="Arial" w:hAnsi="Arial" w:eastAsia="Arial"/>
+                <w:rFonts w:ascii="Arial" w:hAnsi="Arial" w:eastAsia="Arial" w:cs="Tahoma"/>
+                <w:sz w:val="18"/>
+              </w:rPr>
+            </w:r>
+            <w:r>
+              <w:rPr>
+                <w:rFonts w:ascii="Arial" w:hAnsi="Arial" w:eastAsia="Arial" w:cs="Tahoma"/>
                 <w:sz w:val="18"/>
               </w:rPr>
               <w:t>เชื่อมต่อ SFTP ผ่าน qssi-monthly (Secret Manager + strict known_hosts)</w:t>
@@ -8010,13 +8128,13 @@
             </w:pPr>
             <w:r>
               <w:rPr>
-                <w:rFonts w:ascii="Arial" w:hAnsi="Arial" w:eastAsia="Arial"/>
-                <w:sz w:val="18"/>
-              </w:rPr>
-            </w:r>
-            <w:r>
-              <w:rPr>
-                <w:rFonts w:ascii="Arial" w:hAnsi="Arial" w:eastAsia="Arial"/>
+                <w:rFonts w:ascii="Arial" w:hAnsi="Arial" w:eastAsia="Arial" w:cs="Tahoma"/>
+                <w:sz w:val="18"/>
+              </w:rPr>
+            </w:r>
+            <w:r>
+              <w:rPr>
+                <w:rFonts w:ascii="Arial" w:hAnsi="Arial" w:eastAsia="Arial" w:cs="Tahoma"/>
                 <w:sz w:val="18"/>
               </w:rPr>
               <w:t>4</w:t>
@@ -8035,13 +8153,13 @@
             </w:pPr>
             <w:r>
               <w:rPr>
-                <w:rFonts w:ascii="Arial" w:hAnsi="Arial" w:eastAsia="Arial"/>
-                <w:sz w:val="18"/>
-              </w:rPr>
-            </w:r>
-            <w:r>
-              <w:rPr>
-                <w:rFonts w:ascii="Arial" w:hAnsi="Arial" w:eastAsia="Arial"/>
+                <w:rFonts w:ascii="Arial" w:hAnsi="Arial" w:eastAsia="Arial" w:cs="Tahoma"/>
+                <w:sz w:val="18"/>
+              </w:rPr>
+            </w:r>
+            <w:r>
+              <w:rPr>
+                <w:rFonts w:ascii="Arial" w:hAnsi="Arial" w:eastAsia="Arial" w:cs="Tahoma"/>
                 <w:sz w:val="18"/>
               </w:rPr>
               <w:t>ดาวน์โหลดครบและ checksum ถูกต้อง? | No: quarantine / FAILED; ไม่แก้คะแนนเดิม</w:t>
@@ -8065,13 +8183,13 @@
             </w:pPr>
             <w:r>
               <w:rPr>
-                <w:rFonts w:ascii="Arial" w:hAnsi="Arial" w:eastAsia="Arial"/>
-                <w:sz w:val="18"/>
-              </w:rPr>
-            </w:r>
-            <w:r>
-              <w:rPr>
-                <w:rFonts w:ascii="Arial" w:hAnsi="Arial" w:eastAsia="Arial"/>
+                <w:rFonts w:ascii="Arial" w:hAnsi="Arial" w:eastAsia="Arial" w:cs="Tahoma"/>
+                <w:sz w:val="18"/>
+              </w:rPr>
+            </w:r>
+            <w:r>
+              <w:rPr>
+                <w:rFonts w:ascii="Arial" w:hAnsi="Arial" w:eastAsia="Arial" w:cs="Tahoma"/>
                 <w:sz w:val="18"/>
               </w:rPr>
               <w:t>5</w:t>
@@ -8090,13 +8208,13 @@
             </w:pPr>
             <w:r>
               <w:rPr>
-                <w:rFonts w:ascii="Arial" w:hAnsi="Arial" w:eastAsia="Arial"/>
-                <w:sz w:val="18"/>
-              </w:rPr>
-            </w:r>
-            <w:r>
-              <w:rPr>
-                <w:rFonts w:ascii="Arial" w:hAnsi="Arial" w:eastAsia="Arial"/>
+                <w:rFonts w:ascii="Arial" w:hAnsi="Arial" w:eastAsia="Arial" w:cs="Tahoma"/>
+                <w:sz w:val="18"/>
+              </w:rPr>
+            </w:r>
+            <w:r>
+              <w:rPr>
+                <w:rFonts w:ascii="Arial" w:hAnsi="Arial" w:eastAsia="Arial" w:cs="Tahoma"/>
                 <w:sz w:val="18"/>
               </w:rPr>
               <w:t>parse และ validate 4 prefix / WINDOWS-874 (reject ราย record พร้อมเหตุผล)</w:t>
@@ -8120,13 +8238,13 @@
             </w:pPr>
             <w:r>
               <w:rPr>
-                <w:rFonts w:ascii="Arial" w:hAnsi="Arial" w:eastAsia="Arial"/>
-                <w:sz w:val="18"/>
-              </w:rPr>
-            </w:r>
-            <w:r>
-              <w:rPr>
-                <w:rFonts w:ascii="Arial" w:hAnsi="Arial" w:eastAsia="Arial"/>
+                <w:rFonts w:ascii="Arial" w:hAnsi="Arial" w:eastAsia="Arial" w:cs="Tahoma"/>
+                <w:sz w:val="18"/>
+              </w:rPr>
+            </w:r>
+            <w:r>
+              <w:rPr>
+                <w:rFonts w:ascii="Arial" w:hAnsi="Arial" w:eastAsia="Arial" w:cs="Tahoma"/>
                 <w:sz w:val="18"/>
               </w:rPr>
               <w:t>6</w:t>
@@ -8145,13 +8263,13 @@
             </w:pPr>
             <w:r>
               <w:rPr>
-                <w:rFonts w:ascii="Arial" w:hAnsi="Arial" w:eastAsia="Arial"/>
-                <w:sz w:val="18"/>
-              </w:rPr>
-            </w:r>
-            <w:r>
-              <w:rPr>
-                <w:rFonts w:ascii="Arial" w:hAnsi="Arial" w:eastAsia="Arial"/>
+                <w:rFonts w:ascii="Arial" w:hAnsi="Arial" w:eastAsia="Arial" w:cs="Tahoma"/>
+                <w:sz w:val="18"/>
+              </w:rPr>
+            </w:r>
+            <w:r>
+              <w:rPr>
+                <w:rFonts w:ascii="Arial" w:hAnsi="Arial" w:eastAsia="Arial" w:cs="Tahoma"/>
                 <w:sz w:val="18"/>
               </w:rPr>
               <w:t>transaction upsert fcs_qssi_score (UNIQUE(store_code, category_code, score_period))</w:t>
@@ -8175,13 +8293,13 @@
             </w:pPr>
             <w:r>
               <w:rPr>
-                <w:rFonts w:ascii="Arial" w:hAnsi="Arial" w:eastAsia="Arial"/>
-                <w:sz w:val="18"/>
-              </w:rPr>
-            </w:r>
-            <w:r>
-              <w:rPr>
-                <w:rFonts w:ascii="Arial" w:hAnsi="Arial" w:eastAsia="Arial"/>
+                <w:rFonts w:ascii="Arial" w:hAnsi="Arial" w:eastAsia="Arial" w:cs="Tahoma"/>
+                <w:sz w:val="18"/>
+              </w:rPr>
+            </w:r>
+            <w:r>
+              <w:rPr>
+                <w:rFonts w:ascii="Arial" w:hAnsi="Arial" w:eastAsia="Arial" w:cs="Tahoma"/>
                 <w:sz w:val="18"/>
               </w:rPr>
               <w:t>7</w:t>
@@ -8200,13 +8318,13 @@
             </w:pPr>
             <w:r>
               <w:rPr>
-                <w:rFonts w:ascii="Arial" w:hAnsi="Arial" w:eastAsia="Arial"/>
-                <w:sz w:val="18"/>
-              </w:rPr>
-            </w:r>
-            <w:r>
-              <w:rPr>
-                <w:rFonts w:ascii="Arial" w:hAnsi="Arial" w:eastAsia="Arial"/>
+                <w:rFonts w:ascii="Arial" w:hAnsi="Arial" w:eastAsia="Arial" w:cs="Tahoma"/>
+                <w:sz w:val="18"/>
+              </w:rPr>
+            </w:r>
+            <w:r>
+              <w:rPr>
+                <w:rFonts w:ascii="Arial" w:hAnsi="Arial" w:eastAsia="Arial" w:cs="Tahoma"/>
                 <w:sz w:val="18"/>
               </w:rPr>
               <w:t>archive source และ reconcile count (checksum เดิมให้ SKIP)</w:t>
@@ -8230,13 +8348,13 @@
             </w:pPr>
             <w:r>
               <w:rPr>
-                <w:rFonts w:ascii="Arial" w:hAnsi="Arial" w:eastAsia="Arial"/>
-                <w:sz w:val="18"/>
-              </w:rPr>
-            </w:r>
-            <w:r>
-              <w:rPr>
-                <w:rFonts w:ascii="Arial" w:hAnsi="Arial" w:eastAsia="Arial"/>
+                <w:rFonts w:ascii="Arial" w:hAnsi="Arial" w:eastAsia="Arial" w:cs="Tahoma"/>
+                <w:sz w:val="18"/>
+              </w:rPr>
+            </w:r>
+            <w:r>
+              <w:rPr>
+                <w:rFonts w:ascii="Arial" w:hAnsi="Arial" w:eastAsia="Arial" w:cs="Tahoma"/>
                 <w:sz w:val="18"/>
               </w:rPr>
               <w:t>8</w:t>
@@ -8255,13 +8373,13 @@
             </w:pPr>
             <w:r>
               <w:rPr>
-                <w:rFonts w:ascii="Arial" w:hAnsi="Arial" w:eastAsia="Arial"/>
-                <w:sz w:val="18"/>
-              </w:rPr>
-            </w:r>
-            <w:r>
-              <w:rPr>
-                <w:rFonts w:ascii="Arial" w:hAnsi="Arial" w:eastAsia="Arial"/>
+                <w:rFonts w:ascii="Arial" w:hAnsi="Arial" w:eastAsia="Arial" w:cs="Tahoma"/>
+                <w:sz w:val="18"/>
+              </w:rPr>
+            </w:r>
+            <w:r>
+              <w:rPr>
+                <w:rFonts w:ascii="Arial" w:hAnsi="Arial" w:eastAsia="Arial" w:cs="Tahoma"/>
                 <w:sz w:val="18"/>
               </w:rPr>
               <w:t>จบ</w:t>
@@ -8367,7 +8485,7 @@
             <w:r/>
             <w:r>
               <w:rPr>
-                <w:rFonts w:ascii="Arial" w:hAnsi="Arial" w:eastAsia="Arial"/>
+                <w:rFonts w:ascii="Arial" w:hAnsi="Arial" w:eastAsia="Arial" w:cs="Tahoma"/>
                 <w:b/>
                 <w:sz w:val="18"/>
               </w:rPr>
@@ -8389,7 +8507,7 @@
             <w:r/>
             <w:r>
               <w:rPr>
-                <w:rFonts w:ascii="Arial" w:hAnsi="Arial" w:eastAsia="Arial"/>
+                <w:rFonts w:ascii="Arial" w:hAnsi="Arial" w:eastAsia="Arial" w:cs="Tahoma"/>
                 <w:b/>
                 <w:sz w:val="18"/>
               </w:rPr>
@@ -8414,13 +8532,13 @@
             </w:pPr>
             <w:r>
               <w:rPr>
-                <w:rFonts w:ascii="Arial" w:hAnsi="Arial" w:eastAsia="Arial"/>
-                <w:sz w:val="18"/>
-              </w:rPr>
-            </w:r>
-            <w:r>
-              <w:rPr>
-                <w:rFonts w:ascii="Arial" w:hAnsi="Arial" w:eastAsia="Arial"/>
+                <w:rFonts w:ascii="Arial" w:hAnsi="Arial" w:eastAsia="Arial" w:cs="Tahoma"/>
+                <w:sz w:val="18"/>
+              </w:rPr>
+            </w:r>
+            <w:r>
+              <w:rPr>
+                <w:rFonts w:ascii="Arial" w:hAnsi="Arial" w:eastAsia="Arial" w:cs="Tahoma"/>
                 <w:sz w:val="18"/>
               </w:rPr>
               <w:t>1</w:t>
@@ -8439,13 +8557,13 @@
             </w:pPr>
             <w:r>
               <w:rPr>
-                <w:rFonts w:ascii="Arial" w:hAnsi="Arial" w:eastAsia="Arial"/>
-                <w:sz w:val="18"/>
-              </w:rPr>
-            </w:r>
-            <w:r>
-              <w:rPr>
-                <w:rFonts w:ascii="Arial" w:hAnsi="Arial" w:eastAsia="Arial"/>
+                <w:rFonts w:ascii="Arial" w:hAnsi="Arial" w:eastAsia="Arial" w:cs="Tahoma"/>
+                <w:sz w:val="18"/>
+              </w:rPr>
+            </w:r>
+            <w:r>
+              <w:rPr>
+                <w:rFonts w:ascii="Arial" w:hAnsi="Arial" w:eastAsia="Arial" w:cs="Tahoma"/>
                 <w:sz w:val="18"/>
               </w:rPr>
               <w:t>รันตามตารางเวลาแล้วผลถูกต้องบน fixture</w:t>
@@ -8469,13 +8587,13 @@
             </w:pPr>
             <w:r>
               <w:rPr>
-                <w:rFonts w:ascii="Arial" w:hAnsi="Arial" w:eastAsia="Arial"/>
-                <w:sz w:val="18"/>
-              </w:rPr>
-            </w:r>
-            <w:r>
-              <w:rPr>
-                <w:rFonts w:ascii="Arial" w:hAnsi="Arial" w:eastAsia="Arial"/>
+                <w:rFonts w:ascii="Arial" w:hAnsi="Arial" w:eastAsia="Arial" w:cs="Tahoma"/>
+                <w:sz w:val="18"/>
+              </w:rPr>
+            </w:r>
+            <w:r>
+              <w:rPr>
+                <w:rFonts w:ascii="Arial" w:hAnsi="Arial" w:eastAsia="Arial" w:cs="Tahoma"/>
                 <w:sz w:val="18"/>
               </w:rPr>
               <w:t>2</w:t>
@@ -8494,13 +8612,13 @@
             </w:pPr>
             <w:r>
               <w:rPr>
-                <w:rFonts w:ascii="Arial" w:hAnsi="Arial" w:eastAsia="Arial"/>
-                <w:sz w:val="18"/>
-              </w:rPr>
-            </w:r>
-            <w:r>
-              <w:rPr>
-                <w:rFonts w:ascii="Arial" w:hAnsi="Arial" w:eastAsia="Arial"/>
+                <w:rFonts w:ascii="Arial" w:hAnsi="Arial" w:eastAsia="Arial" w:cs="Tahoma"/>
+                <w:sz w:val="18"/>
+              </w:rPr>
+            </w:r>
+            <w:r>
+              <w:rPr>
+                <w:rFonts w:ascii="Arial" w:hAnsi="Arial" w:eastAsia="Arial" w:cs="Tahoma"/>
                 <w:sz w:val="18"/>
               </w:rPr>
               <w:t>รันนอกรอบผ่าน CLI ได้ผลเดียวกับ cron</w:t>
@@ -8524,13 +8642,13 @@
             </w:pPr>
             <w:r>
               <w:rPr>
-                <w:rFonts w:ascii="Arial" w:hAnsi="Arial" w:eastAsia="Arial"/>
-                <w:sz w:val="18"/>
-              </w:rPr>
-            </w:r>
-            <w:r>
-              <w:rPr>
-                <w:rFonts w:ascii="Arial" w:hAnsi="Arial" w:eastAsia="Arial"/>
+                <w:rFonts w:ascii="Arial" w:hAnsi="Arial" w:eastAsia="Arial" w:cs="Tahoma"/>
+                <w:sz w:val="18"/>
+              </w:rPr>
+            </w:r>
+            <w:r>
+              <w:rPr>
+                <w:rFonts w:ascii="Arial" w:hAnsi="Arial" w:eastAsia="Arial" w:cs="Tahoma"/>
                 <w:sz w:val="18"/>
               </w:rPr>
               <w:t>3</w:t>
@@ -8549,13 +8667,13 @@
             </w:pPr>
             <w:r>
               <w:rPr>
-                <w:rFonts w:ascii="Arial" w:hAnsi="Arial" w:eastAsia="Arial"/>
-                <w:sz w:val="18"/>
-              </w:rPr>
-            </w:r>
-            <w:r>
-              <w:rPr>
-                <w:rFonts w:ascii="Arial" w:hAnsi="Arial" w:eastAsia="Arial"/>
+                <w:rFonts w:ascii="Arial" w:hAnsi="Arial" w:eastAsia="Arial" w:cs="Tahoma"/>
+                <w:sz w:val="18"/>
+              </w:rPr>
+            </w:r>
+            <w:r>
+              <w:rPr>
+                <w:rFonts w:ascii="Arial" w:hAnsi="Arial" w:eastAsia="Arial" w:cs="Tahoma"/>
                 <w:sz w:val="18"/>
               </w:rPr>
               <w:t>สั่งรันซ้อนขณะกำลังรัน → runner ปฏิเสธ (lock ทำงาน)</w:t>
@@ -8579,13 +8697,13 @@
             </w:pPr>
             <w:r>
               <w:rPr>
-                <w:rFonts w:ascii="Arial" w:hAnsi="Arial" w:eastAsia="Arial"/>
-                <w:sz w:val="18"/>
-              </w:rPr>
-            </w:r>
-            <w:r>
-              <w:rPr>
-                <w:rFonts w:ascii="Arial" w:hAnsi="Arial" w:eastAsia="Arial"/>
+                <w:rFonts w:ascii="Arial" w:hAnsi="Arial" w:eastAsia="Arial" w:cs="Tahoma"/>
+                <w:sz w:val="18"/>
+              </w:rPr>
+            </w:r>
+            <w:r>
+              <w:rPr>
+                <w:rFonts w:ascii="Arial" w:hAnsi="Arial" w:eastAsia="Arial" w:cs="Tahoma"/>
                 <w:sz w:val="18"/>
               </w:rPr>
               <w:t>4</w:t>
@@ -8604,13 +8722,13 @@
             </w:pPr>
             <w:r>
               <w:rPr>
-                <w:rFonts w:ascii="Arial" w:hAnsi="Arial" w:eastAsia="Arial"/>
-                <w:sz w:val="18"/>
-              </w:rPr>
-            </w:r>
-            <w:r>
-              <w:rPr>
-                <w:rFonts w:ascii="Arial" w:hAnsi="Arial" w:eastAsia="Arial"/>
+                <w:rFonts w:ascii="Arial" w:hAnsi="Arial" w:eastAsia="Arial" w:cs="Tahoma"/>
+                <w:sz w:val="18"/>
+              </w:rPr>
+            </w:r>
+            <w:r>
+              <w:rPr>
+                <w:rFonts w:ascii="Arial" w:hAnsi="Arial" w:eastAsia="Arial" w:cs="Tahoma"/>
                 <w:sz w:val="18"/>
               </w:rPr>
               <w:t>แก้ config แล้ว deploy → รอบถัดไปใช้ค่าใหม่</w:t>
@@ -8634,13 +8752,13 @@
             </w:pPr>
             <w:r>
               <w:rPr>
-                <w:rFonts w:ascii="Arial" w:hAnsi="Arial" w:eastAsia="Arial"/>
-                <w:sz w:val="18"/>
-              </w:rPr>
-            </w:r>
-            <w:r>
-              <w:rPr>
-                <w:rFonts w:ascii="Arial" w:hAnsi="Arial" w:eastAsia="Arial"/>
+                <w:rFonts w:ascii="Arial" w:hAnsi="Arial" w:eastAsia="Arial" w:cs="Tahoma"/>
+                <w:sz w:val="18"/>
+              </w:rPr>
+            </w:r>
+            <w:r>
+              <w:rPr>
+                <w:rFonts w:ascii="Arial" w:hAnsi="Arial" w:eastAsia="Arial" w:cs="Tahoma"/>
                 <w:sz w:val="18"/>
               </w:rPr>
               <w:t>5</w:t>
@@ -8659,13 +8777,13 @@
             </w:pPr>
             <w:r>
               <w:rPr>
-                <w:rFonts w:ascii="Arial" w:hAnsi="Arial" w:eastAsia="Arial"/>
-                <w:sz w:val="18"/>
-              </w:rPr>
-            </w:r>
-            <w:r>
-              <w:rPr>
-                <w:rFonts w:ascii="Arial" w:hAnsi="Arial" w:eastAsia="Arial"/>
+                <w:rFonts w:ascii="Arial" w:hAnsi="Arial" w:eastAsia="Arial" w:cs="Tahoma"/>
+                <w:sz w:val="18"/>
+              </w:rPr>
+            </w:r>
+            <w:r>
+              <w:rPr>
+                <w:rFonts w:ascii="Arial" w:hAnsi="Arial" w:eastAsia="Arial" w:cs="Tahoma"/>
                 <w:sz w:val="18"/>
               </w:rPr>
               <w:t>job throw error → EM-07 ออก และ log มีบรรทัด error</w:t>
@@ -8689,13 +8807,13 @@
             </w:pPr>
             <w:r>
               <w:rPr>
-                <w:rFonts w:ascii="Arial" w:hAnsi="Arial" w:eastAsia="Arial"/>
-                <w:sz w:val="18"/>
-              </w:rPr>
-            </w:r>
-            <w:r>
-              <w:rPr>
-                <w:rFonts w:ascii="Arial" w:hAnsi="Arial" w:eastAsia="Arial"/>
+                <w:rFonts w:ascii="Arial" w:hAnsi="Arial" w:eastAsia="Arial" w:cs="Tahoma"/>
+                <w:sz w:val="18"/>
+              </w:rPr>
+            </w:r>
+            <w:r>
+              <w:rPr>
+                <w:rFonts w:ascii="Arial" w:hAnsi="Arial" w:eastAsia="Arial" w:cs="Tahoma"/>
                 <w:sz w:val="18"/>
               </w:rPr>
               <w:t>6</w:t>
@@ -8714,13 +8832,13 @@
             </w:pPr>
             <w:r>
               <w:rPr>
-                <w:rFonts w:ascii="Arial" w:hAnsi="Arial" w:eastAsia="Arial"/>
-                <w:sz w:val="18"/>
-              </w:rPr>
-            </w:r>
-            <w:r>
-              <w:rPr>
-                <w:rFonts w:ascii="Arial" w:hAnsi="Arial" w:eastAsia="Arial"/>
+                <w:rFonts w:ascii="Arial" w:hAnsi="Arial" w:eastAsia="Arial" w:cs="Tahoma"/>
+                <w:sz w:val="18"/>
+              </w:rPr>
+            </w:r>
+            <w:r>
+              <w:rPr>
+                <w:rFonts w:ascii="Arial" w:hAnsi="Arial" w:eastAsia="Arial" w:cs="Tahoma"/>
                 <w:sz w:val="18"/>
               </w:rPr>
               <w:t>ตรวจผลกระทบตารางตาม R/W mapping reference</w:t>
@@ -8730,6 +8848,797 @@
       </w:tr>
     </w:tbl>
     <w:p/>
+    <w:p>
+      <w:pPr>
+        <w:pStyle w:val="Heading1"/>
+        <w:keepNext/>
+        <w:keepLines/>
+        <w:pageBreakBefore w:val="0"/>
+      </w:pPr>
+      <w:r>
+        <w:t>13. Unit Test Scope</w:t>
+      </w:r>
+    </w:p>
+    <w:p>
+      <w:pPr>
+        <w:keepNext w:val="0"/>
+      </w:pPr>
+      <w:r>
+        <w:rPr>
+          <w:b/>
+        </w:rPr>
+        <w:t>5 ชั่วโมง</w:t>
+      </w:r>
+      <w:r>
+        <w:t xml:space="preserve"> (30% ของ implementation 16 ชั่วโมง) · เครื่องมือ: Jest + mock repository/DataSource (ไม่ต่อ DB จริง)</w:t>
+      </w:r>
+    </w:p>
+    <w:p>
+      <w:r>
+        <w:t xml:space="preserve">หัวข้อนี้คือ </w:t>
+      </w:r>
+      <w:r>
+        <w:rPr>
+          <w:b/>
+        </w:rPr>
+        <w:t>unit test</w:t>
+      </w:r>
+      <w:r>
+        <w:t xml:space="preserve"> ที่ต้องเขียนคู่กับโค้ด — ต่างจาก *Developer Test Checklist* ซึ่งเป็น scenario ระดับ end-to-end/manual ที่ใช้ตอนตรวจรับ · รายการด้านล่าง derive จาก field/validation, acceptance criteria, endpoint และตารางที่เอกสารนี้เขียน</w:t>
+      </w:r>
+    </w:p>
+    <w:tbl>
+      <w:tblPr>
+        <w:tblStyle w:val="TableGrid"/>
+        <w:tblW w:type="auto" w:w="0"/>
+        <w:jc w:val="center"/>
+        <w:tblLook w:firstColumn="1" w:firstRow="1" w:lastColumn="0" w:lastRow="0" w:noHBand="0" w:noVBand="1" w:val="04A0"/>
+      </w:tblPr>
+      <w:tblGrid>
+        <w:gridCol w:w="3360"/>
+        <w:gridCol w:w="3360"/>
+        <w:gridCol w:w="3360"/>
+      </w:tblGrid>
+      <w:tr>
+        <w:trPr>
+          <w:cantSplit/>
+        </w:trPr>
+        <w:tc>
+          <w:tcPr>
+            <w:tcW w:type="dxa" w:w="3360"/>
+            <w:vAlign w:val="center"/>
+            <w:shd w:fill="E8EEF5"/>
+          </w:tcPr>
+          <w:p>
+            <w:pPr>
+              <w:keepLines/>
+              <w:spacing w:after="0"/>
+            </w:pPr>
+            <w:r/>
+            <w:r>
+              <w:rPr>
+                <w:rFonts w:ascii="Arial" w:hAnsi="Arial" w:eastAsia="Arial" w:cs="Tahoma"/>
+                <w:b/>
+                <w:sz w:val="18"/>
+              </w:rPr>
+              <w:t>สิ่งที่ทดสอบ</w:t>
+            </w:r>
+          </w:p>
+        </w:tc>
+        <w:tc>
+          <w:tcPr>
+            <w:tcW w:type="dxa" w:w="3360"/>
+            <w:vAlign w:val="center"/>
+            <w:shd w:fill="E8EEF5"/>
+          </w:tcPr>
+          <w:p>
+            <w:pPr>
+              <w:keepLines/>
+              <w:spacing w:after="0"/>
+            </w:pPr>
+            <w:r/>
+            <w:r>
+              <w:rPr>
+                <w:rFonts w:ascii="Arial" w:hAnsi="Arial" w:eastAsia="Arial" w:cs="Tahoma"/>
+                <w:b/>
+                <w:sz w:val="18"/>
+              </w:rPr>
+              <w:t>ประเภท</w:t>
+            </w:r>
+          </w:p>
+        </w:tc>
+        <w:tc>
+          <w:tcPr>
+            <w:tcW w:type="dxa" w:w="3360"/>
+            <w:vAlign w:val="center"/>
+            <w:shd w:fill="E8EEF5"/>
+          </w:tcPr>
+          <w:p>
+            <w:pPr>
+              <w:keepLines/>
+              <w:spacing w:after="0"/>
+            </w:pPr>
+            <w:r/>
+            <w:r>
+              <w:rPr>
+                <w:rFonts w:ascii="Arial" w:hAnsi="Arial" w:eastAsia="Arial" w:cs="Tahoma"/>
+                <w:b/>
+                <w:sz w:val="18"/>
+              </w:rPr>
+              <w:t>เกณฑ์ผ่าน</w:t>
+            </w:r>
+          </w:p>
+        </w:tc>
+      </w:tr>
+      <w:tr>
+        <w:trPr>
+          <w:cantSplit/>
+        </w:trPr>
+        <w:tc>
+          <w:tcPr>
+            <w:tcW w:type="dxa" w:w="3360"/>
+            <w:vAlign w:val="center"/>
+          </w:tcPr>
+          <w:p>
+            <w:pPr>
+              <w:keepLines/>
+              <w:spacing w:after="0"/>
+            </w:pPr>
+            <w:r>
+              <w:rPr>
+                <w:rFonts w:ascii="Arial" w:hAnsi="Arial" w:eastAsia="Arial" w:cs="Tahoma"/>
+                <w:sz w:val="18"/>
+              </w:rPr>
+            </w:r>
+            <w:r>
+              <w:rPr>
+                <w:rFonts w:ascii="Arial" w:hAnsi="Arial" w:eastAsia="Arial" w:cs="Tahoma"/>
+                <w:sz w:val="18"/>
+              </w:rPr>
+              <w:t>business rule</w:t>
+            </w:r>
+          </w:p>
+        </w:tc>
+        <w:tc>
+          <w:tcPr>
+            <w:tcW w:type="dxa" w:w="3360"/>
+            <w:vAlign w:val="center"/>
+          </w:tcPr>
+          <w:p>
+            <w:pPr>
+              <w:keepLines/>
+              <w:spacing w:after="0"/>
+            </w:pPr>
+            <w:r>
+              <w:rPr>
+                <w:rFonts w:ascii="Arial" w:hAnsi="Arial" w:eastAsia="Arial" w:cs="Tahoma"/>
+                <w:sz w:val="18"/>
+              </w:rPr>
+            </w:r>
+            <w:r>
+              <w:rPr>
+                <w:rFonts w:ascii="Arial" w:hAnsi="Arial" w:eastAsia="Arial" w:cs="Tahoma"/>
+                <w:sz w:val="18"/>
+              </w:rPr>
+              <w:t>logic</w:t>
+            </w:r>
+          </w:p>
+        </w:tc>
+        <w:tc>
+          <w:tcPr>
+            <w:tcW w:type="dxa" w:w="3360"/>
+            <w:vAlign w:val="center"/>
+          </w:tcPr>
+          <w:p>
+            <w:pPr>
+              <w:keepLines/>
+              <w:spacing w:after="0"/>
+            </w:pPr>
+            <w:r>
+              <w:rPr>
+                <w:rFonts w:ascii="Arial" w:hAnsi="Arial" w:eastAsia="Arial" w:cs="Tahoma"/>
+                <w:sz w:val="18"/>
+              </w:rPr>
+            </w:r>
+            <w:r>
+              <w:rPr>
+                <w:rFonts w:ascii="Arial" w:hAnsi="Arial" w:eastAsia="Arial" w:cs="Tahoma"/>
+                <w:sz w:val="18"/>
+              </w:rPr>
+              <w:t>พารามิเตอร์และ cron อ่านจาก backend config เท่านั้น — เปลี่ยนค่าโดย deploy config ไม่ใช่ผ่าน API/หน้าจอ</w:t>
+            </w:r>
+          </w:p>
+        </w:tc>
+      </w:tr>
+      <w:tr>
+        <w:trPr>
+          <w:cantSplit/>
+        </w:trPr>
+        <w:tc>
+          <w:tcPr>
+            <w:tcW w:type="dxa" w:w="3360"/>
+            <w:vAlign w:val="center"/>
+          </w:tcPr>
+          <w:p>
+            <w:pPr>
+              <w:keepLines/>
+              <w:spacing w:after="0"/>
+            </w:pPr>
+            <w:r>
+              <w:rPr>
+                <w:rFonts w:ascii="Arial" w:hAnsi="Arial" w:eastAsia="Arial" w:cs="Tahoma"/>
+                <w:sz w:val="18"/>
+              </w:rPr>
+            </w:r>
+            <w:r>
+              <w:rPr>
+                <w:rFonts w:ascii="Arial" w:hAnsi="Arial" w:eastAsia="Arial" w:cs="Tahoma"/>
+                <w:sz w:val="18"/>
+              </w:rPr>
+              <w:t>business rule</w:t>
+            </w:r>
+          </w:p>
+        </w:tc>
+        <w:tc>
+          <w:tcPr>
+            <w:tcW w:type="dxa" w:w="3360"/>
+            <w:vAlign w:val="center"/>
+          </w:tcPr>
+          <w:p>
+            <w:pPr>
+              <w:keepLines/>
+              <w:spacing w:after="0"/>
+            </w:pPr>
+            <w:r>
+              <w:rPr>
+                <w:rFonts w:ascii="Arial" w:hAnsi="Arial" w:eastAsia="Arial" w:cs="Tahoma"/>
+                <w:sz w:val="18"/>
+              </w:rPr>
+            </w:r>
+            <w:r>
+              <w:rPr>
+                <w:rFonts w:ascii="Arial" w:hAnsi="Arial" w:eastAsia="Arial" w:cs="Tahoma"/>
+                <w:sz w:val="18"/>
+              </w:rPr>
+              <w:t>logic</w:t>
+            </w:r>
+          </w:p>
+        </w:tc>
+        <w:tc>
+          <w:tcPr>
+            <w:tcW w:type="dxa" w:w="3360"/>
+            <w:vAlign w:val="center"/>
+          </w:tcPr>
+          <w:p>
+            <w:pPr>
+              <w:keepLines/>
+              <w:spacing w:after="0"/>
+            </w:pPr>
+            <w:r>
+              <w:rPr>
+                <w:rFonts w:ascii="Arial" w:hAnsi="Arial" w:eastAsia="Arial" w:cs="Tahoma"/>
+                <w:sz w:val="18"/>
+              </w:rPr>
+            </w:r>
+            <w:r>
+              <w:rPr>
+                <w:rFonts w:ascii="Arial" w:hAnsi="Arial" w:eastAsia="Arial" w:cs="Tahoma"/>
+                <w:sz w:val="18"/>
+              </w:rPr>
+              <w:t>การรันต้องตรวจ enabled flag ใน config และกันรันซ้อนด้วย distributed/advisory lock</w:t>
+            </w:r>
+          </w:p>
+        </w:tc>
+      </w:tr>
+      <w:tr>
+        <w:trPr>
+          <w:cantSplit/>
+        </w:trPr>
+        <w:tc>
+          <w:tcPr>
+            <w:tcW w:type="dxa" w:w="3360"/>
+            <w:vAlign w:val="center"/>
+          </w:tcPr>
+          <w:p>
+            <w:pPr>
+              <w:keepLines/>
+              <w:spacing w:after="0"/>
+            </w:pPr>
+            <w:r>
+              <w:rPr>
+                <w:rFonts w:ascii="Arial" w:hAnsi="Arial" w:eastAsia="Arial" w:cs="Tahoma"/>
+                <w:sz w:val="18"/>
+              </w:rPr>
+            </w:r>
+            <w:r>
+              <w:rPr>
+                <w:rFonts w:ascii="Arial" w:hAnsi="Arial" w:eastAsia="Arial" w:cs="Tahoma"/>
+                <w:sz w:val="18"/>
+              </w:rPr>
+              <w:t>business rule</w:t>
+            </w:r>
+          </w:p>
+        </w:tc>
+        <w:tc>
+          <w:tcPr>
+            <w:tcW w:type="dxa" w:w="3360"/>
+            <w:vAlign w:val="center"/>
+          </w:tcPr>
+          <w:p>
+            <w:pPr>
+              <w:keepLines/>
+              <w:spacing w:after="0"/>
+            </w:pPr>
+            <w:r>
+              <w:rPr>
+                <w:rFonts w:ascii="Arial" w:hAnsi="Arial" w:eastAsia="Arial" w:cs="Tahoma"/>
+                <w:sz w:val="18"/>
+              </w:rPr>
+            </w:r>
+            <w:r>
+              <w:rPr>
+                <w:rFonts w:ascii="Arial" w:hAnsi="Arial" w:eastAsia="Arial" w:cs="Tahoma"/>
+                <w:sz w:val="18"/>
+              </w:rPr>
+              <w:t>logic</w:t>
+            </w:r>
+          </w:p>
+        </w:tc>
+        <w:tc>
+          <w:tcPr>
+            <w:tcW w:type="dxa" w:w="3360"/>
+            <w:vAlign w:val="center"/>
+          </w:tcPr>
+          <w:p>
+            <w:pPr>
+              <w:keepLines/>
+              <w:spacing w:after="0"/>
+            </w:pPr>
+            <w:r>
+              <w:rPr>
+                <w:rFonts w:ascii="Arial" w:hAnsi="Arial" w:eastAsia="Arial" w:cs="Tahoma"/>
+                <w:sz w:val="18"/>
+              </w:rPr>
+            </w:r>
+            <w:r>
+              <w:rPr>
+                <w:rFonts w:ascii="Arial" w:hAnsi="Arial" w:eastAsia="Arial" w:cs="Tahoma"/>
+                <w:sz w:val="18"/>
+              </w:rPr>
+              <w:t>ทุกรอบต้องเขียน application log แบบ structured (เวลา/แถว/ไฟล์/ผล) และ error ต้องส่ง EM-07</w:t>
+            </w:r>
+          </w:p>
+        </w:tc>
+      </w:tr>
+      <w:tr>
+        <w:trPr>
+          <w:cantSplit/>
+        </w:trPr>
+        <w:tc>
+          <w:tcPr>
+            <w:tcW w:type="dxa" w:w="3360"/>
+            <w:vAlign w:val="center"/>
+          </w:tcPr>
+          <w:p>
+            <w:pPr>
+              <w:keepLines/>
+              <w:spacing w:after="0"/>
+            </w:pPr>
+            <w:r>
+              <w:rPr>
+                <w:rFonts w:ascii="Arial" w:hAnsi="Arial" w:eastAsia="Arial" w:cs="Tahoma"/>
+                <w:sz w:val="18"/>
+              </w:rPr>
+            </w:r>
+            <w:r>
+              <w:rPr>
+                <w:rFonts w:ascii="Arial" w:hAnsi="Arial" w:eastAsia="Arial" w:cs="Tahoma"/>
+                <w:sz w:val="18"/>
+              </w:rPr>
+              <w:t>business rule</w:t>
+            </w:r>
+          </w:p>
+        </w:tc>
+        <w:tc>
+          <w:tcPr>
+            <w:tcW w:type="dxa" w:w="3360"/>
+            <w:vAlign w:val="center"/>
+          </w:tcPr>
+          <w:p>
+            <w:pPr>
+              <w:keepLines/>
+              <w:spacing w:after="0"/>
+            </w:pPr>
+            <w:r>
+              <w:rPr>
+                <w:rFonts w:ascii="Arial" w:hAnsi="Arial" w:eastAsia="Arial" w:cs="Tahoma"/>
+                <w:sz w:val="18"/>
+              </w:rPr>
+            </w:r>
+            <w:r>
+              <w:rPr>
+                <w:rFonts w:ascii="Arial" w:hAnsi="Arial" w:eastAsia="Arial" w:cs="Tahoma"/>
+                <w:sz w:val="18"/>
+              </w:rPr>
+              <w:t>logic</w:t>
+            </w:r>
+          </w:p>
+        </w:tc>
+        <w:tc>
+          <w:tcPr>
+            <w:tcW w:type="dxa" w:w="3360"/>
+            <w:vAlign w:val="center"/>
+          </w:tcPr>
+          <w:p>
+            <w:pPr>
+              <w:keepLines/>
+              <w:spacing w:after="0"/>
+            </w:pPr>
+            <w:r>
+              <w:rPr>
+                <w:rFonts w:ascii="Arial" w:hAnsi="Arial" w:eastAsia="Arial" w:cs="Tahoma"/>
+                <w:sz w:val="18"/>
+              </w:rPr>
+            </w:r>
+            <w:r>
+              <w:rPr>
+                <w:rFonts w:ascii="Arial" w:hAnsi="Arial" w:eastAsia="Arial" w:cs="Tahoma"/>
+                <w:sz w:val="18"/>
+              </w:rPr>
+              <w:t>DB/table mapping ใช้เป็น reference สำหรับ implement Job เท่านั้น ไม่ใช่งานสร้างหน้า Database</w:t>
+            </w:r>
+          </w:p>
+        </w:tc>
+      </w:tr>
+      <w:tr>
+        <w:trPr>
+          <w:cantSplit/>
+        </w:trPr>
+        <w:tc>
+          <w:tcPr>
+            <w:tcW w:type="dxa" w:w="3360"/>
+            <w:vAlign w:val="center"/>
+          </w:tcPr>
+          <w:p>
+            <w:pPr>
+              <w:keepLines/>
+              <w:spacing w:after="0"/>
+            </w:pPr>
+            <w:r>
+              <w:rPr>
+                <w:rFonts w:ascii="Arial" w:hAnsi="Arial" w:eastAsia="Arial" w:cs="Tahoma"/>
+                <w:sz w:val="18"/>
+              </w:rPr>
+            </w:r>
+            <w:r>
+              <w:rPr>
+                <w:rFonts w:ascii="Arial" w:hAnsi="Arial" w:eastAsia="Arial" w:cs="Tahoma"/>
+                <w:sz w:val="18"/>
+              </w:rPr>
+              <w:t>business rule</w:t>
+            </w:r>
+          </w:p>
+        </w:tc>
+        <w:tc>
+          <w:tcPr>
+            <w:tcW w:type="dxa" w:w="3360"/>
+            <w:vAlign w:val="center"/>
+          </w:tcPr>
+          <w:p>
+            <w:pPr>
+              <w:keepLines/>
+              <w:spacing w:after="0"/>
+            </w:pPr>
+            <w:r>
+              <w:rPr>
+                <w:rFonts w:ascii="Arial" w:hAnsi="Arial" w:eastAsia="Arial" w:cs="Tahoma"/>
+                <w:sz w:val="18"/>
+              </w:rPr>
+            </w:r>
+            <w:r>
+              <w:rPr>
+                <w:rFonts w:ascii="Arial" w:hAnsi="Arial" w:eastAsia="Arial" w:cs="Tahoma"/>
+                <w:sz w:val="18"/>
+              </w:rPr>
+              <w:t>logic</w:t>
+            </w:r>
+          </w:p>
+        </w:tc>
+        <w:tc>
+          <w:tcPr>
+            <w:tcW w:type="dxa" w:w="3360"/>
+            <w:vAlign w:val="center"/>
+          </w:tcPr>
+          <w:p>
+            <w:pPr>
+              <w:keepLines/>
+              <w:spacing w:after="0"/>
+            </w:pPr>
+            <w:r>
+              <w:rPr>
+                <w:rFonts w:ascii="Arial" w:hAnsi="Arial" w:eastAsia="Arial" w:cs="Tahoma"/>
+                <w:sz w:val="18"/>
+              </w:rPr>
+            </w:r>
+            <w:r>
+              <w:rPr>
+                <w:rFonts w:ascii="Arial" w:hAnsi="Arial" w:eastAsia="Arial" w:cs="Tahoma"/>
+                <w:sz w:val="18"/>
+              </w:rPr>
+              <w:t>รองรับ rerun rule และ risk note ตาม runbook</w:t>
+            </w:r>
+          </w:p>
+        </w:tc>
+      </w:tr>
+      <w:tr>
+        <w:trPr>
+          <w:cantSplit/>
+        </w:trPr>
+        <w:tc>
+          <w:tcPr>
+            <w:tcW w:type="dxa" w:w="3360"/>
+            <w:vAlign w:val="center"/>
+          </w:tcPr>
+          <w:p>
+            <w:pPr>
+              <w:keepLines/>
+              <w:spacing w:after="0"/>
+            </w:pPr>
+            <w:r>
+              <w:rPr>
+                <w:rFonts w:ascii="Arial" w:hAnsi="Arial" w:eastAsia="Arial" w:cs="Tahoma"/>
+                <w:sz w:val="18"/>
+              </w:rPr>
+            </w:r>
+            <w:r>
+              <w:rPr>
+                <w:rFonts w:ascii="Courier New" w:hAnsi="Courier New" w:eastAsia="Courier New" w:cs="Tahoma"/>
+                <w:sz w:val="18"/>
+              </w:rPr>
+              <w:t>fcs_qssi_score</w:t>
+            </w:r>
+          </w:p>
+        </w:tc>
+        <w:tc>
+          <w:tcPr>
+            <w:tcW w:type="dxa" w:w="3360"/>
+            <w:vAlign w:val="center"/>
+          </w:tcPr>
+          <w:p>
+            <w:pPr>
+              <w:keepLines/>
+              <w:spacing w:after="0"/>
+            </w:pPr>
+            <w:r>
+              <w:rPr>
+                <w:rFonts w:ascii="Arial" w:hAnsi="Arial" w:eastAsia="Arial" w:cs="Tahoma"/>
+                <w:sz w:val="18"/>
+              </w:rPr>
+            </w:r>
+            <w:r>
+              <w:rPr>
+                <w:rFonts w:ascii="Arial" w:hAnsi="Arial" w:eastAsia="Arial" w:cs="Tahoma"/>
+                <w:sz w:val="18"/>
+              </w:rPr>
+              <w:t>transaction</w:t>
+            </w:r>
+          </w:p>
+        </w:tc>
+        <w:tc>
+          <w:tcPr>
+            <w:tcW w:type="dxa" w:w="3360"/>
+            <w:vAlign w:val="center"/>
+          </w:tcPr>
+          <w:p>
+            <w:pPr>
+              <w:keepLines/>
+              <w:spacing w:after="0"/>
+            </w:pPr>
+            <w:r>
+              <w:rPr>
+                <w:rFonts w:ascii="Arial" w:hAnsi="Arial" w:eastAsia="Arial" w:cs="Tahoma"/>
+                <w:sz w:val="18"/>
+              </w:rPr>
+            </w:r>
+            <w:r>
+              <w:rPr>
+                <w:rFonts w:ascii="Arial" w:hAnsi="Arial" w:eastAsia="Arial" w:cs="Tahoma"/>
+                <w:sz w:val="18"/>
+              </w:rPr>
+              <w:t>จำลอง error กลางทาง แล้วยืนยันว่า rollback ครบ ไม่เหลือแถวค้าง (mock DataSource/QueryRunner)</w:t>
+            </w:r>
+          </w:p>
+        </w:tc>
+      </w:tr>
+      <w:tr>
+        <w:trPr>
+          <w:cantSplit/>
+        </w:trPr>
+        <w:tc>
+          <w:tcPr>
+            <w:tcW w:type="dxa" w:w="3360"/>
+            <w:vAlign w:val="center"/>
+          </w:tcPr>
+          <w:p>
+            <w:pPr>
+              <w:keepLines/>
+              <w:spacing w:after="0"/>
+            </w:pPr>
+            <w:r>
+              <w:rPr>
+                <w:rFonts w:ascii="Arial" w:hAnsi="Arial" w:eastAsia="Arial" w:cs="Tahoma"/>
+                <w:sz w:val="18"/>
+              </w:rPr>
+            </w:r>
+            <w:r>
+              <w:rPr>
+                <w:rFonts w:ascii="Arial" w:hAnsi="Arial" w:eastAsia="Arial" w:cs="Tahoma"/>
+                <w:sz w:val="18"/>
+              </w:rPr>
+              <w:t>runner</w:t>
+            </w:r>
+          </w:p>
+        </w:tc>
+        <w:tc>
+          <w:tcPr>
+            <w:tcW w:type="dxa" w:w="3360"/>
+            <w:vAlign w:val="center"/>
+          </w:tcPr>
+          <w:p>
+            <w:pPr>
+              <w:keepLines/>
+              <w:spacing w:after="0"/>
+            </w:pPr>
+            <w:r>
+              <w:rPr>
+                <w:rFonts w:ascii="Arial" w:hAnsi="Arial" w:eastAsia="Arial" w:cs="Tahoma"/>
+                <w:sz w:val="18"/>
+              </w:rPr>
+            </w:r>
+            <w:r>
+              <w:rPr>
+                <w:rFonts w:ascii="Arial" w:hAnsi="Arial" w:eastAsia="Arial" w:cs="Tahoma"/>
+                <w:sz w:val="18"/>
+              </w:rPr>
+              <w:t>idempotency</w:t>
+            </w:r>
+          </w:p>
+        </w:tc>
+        <w:tc>
+          <w:tcPr>
+            <w:tcW w:type="dxa" w:w="3360"/>
+            <w:vAlign w:val="center"/>
+          </w:tcPr>
+          <w:p>
+            <w:pPr>
+              <w:keepLines/>
+              <w:spacing w:after="0"/>
+            </w:pPr>
+            <w:r>
+              <w:rPr>
+                <w:rFonts w:ascii="Arial" w:hAnsi="Arial" w:eastAsia="Arial" w:cs="Tahoma"/>
+                <w:sz w:val="18"/>
+              </w:rPr>
+            </w:r>
+            <w:r>
+              <w:rPr>
+                <w:rFonts w:ascii="Arial" w:hAnsi="Arial" w:eastAsia="Arial" w:cs="Tahoma"/>
+                <w:sz w:val="18"/>
+              </w:rPr>
+              <w:t>รันซ้ำด้วย fixture เดิมต้องไม่เกิดแถวซ้ำ (ON CONFLICT / business unique key ทำงาน)</w:t>
+            </w:r>
+          </w:p>
+        </w:tc>
+      </w:tr>
+      <w:tr>
+        <w:trPr>
+          <w:cantSplit/>
+        </w:trPr>
+        <w:tc>
+          <w:tcPr>
+            <w:tcW w:type="dxa" w:w="3360"/>
+            <w:vAlign w:val="center"/>
+          </w:tcPr>
+          <w:p>
+            <w:pPr>
+              <w:keepLines/>
+              <w:spacing w:after="0"/>
+            </w:pPr>
+            <w:r>
+              <w:rPr>
+                <w:rFonts w:ascii="Arial" w:hAnsi="Arial" w:eastAsia="Arial" w:cs="Tahoma"/>
+                <w:sz w:val="18"/>
+              </w:rPr>
+            </w:r>
+            <w:r>
+              <w:rPr>
+                <w:rFonts w:ascii="Arial" w:hAnsi="Arial" w:eastAsia="Arial" w:cs="Tahoma"/>
+                <w:sz w:val="18"/>
+              </w:rPr>
+              <w:t>runner</w:t>
+            </w:r>
+          </w:p>
+        </w:tc>
+        <w:tc>
+          <w:tcPr>
+            <w:tcW w:type="dxa" w:w="3360"/>
+            <w:vAlign w:val="center"/>
+          </w:tcPr>
+          <w:p>
+            <w:pPr>
+              <w:keepLines/>
+              <w:spacing w:after="0"/>
+            </w:pPr>
+            <w:r>
+              <w:rPr>
+                <w:rFonts w:ascii="Arial" w:hAnsi="Arial" w:eastAsia="Arial" w:cs="Tahoma"/>
+                <w:sz w:val="18"/>
+              </w:rPr>
+            </w:r>
+            <w:r>
+              <w:rPr>
+                <w:rFonts w:ascii="Arial" w:hAnsi="Arial" w:eastAsia="Arial" w:cs="Tahoma"/>
+                <w:sz w:val="18"/>
+              </w:rPr>
+              <w:t>lock</w:t>
+            </w:r>
+          </w:p>
+        </w:tc>
+        <w:tc>
+          <w:tcPr>
+            <w:tcW w:type="dxa" w:w="3360"/>
+            <w:vAlign w:val="center"/>
+          </w:tcPr>
+          <w:p>
+            <w:pPr>
+              <w:keepLines/>
+              <w:spacing w:after="0"/>
+            </w:pPr>
+            <w:r>
+              <w:rPr>
+                <w:rFonts w:ascii="Arial" w:hAnsi="Arial" w:eastAsia="Arial" w:cs="Tahoma"/>
+                <w:sz w:val="18"/>
+              </w:rPr>
+            </w:r>
+            <w:r>
+              <w:rPr>
+                <w:rFonts w:ascii="Arial" w:hAnsi="Arial" w:eastAsia="Arial" w:cs="Tahoma"/>
+                <w:sz w:val="18"/>
+              </w:rPr>
+              <w:t>เรียกซ้อนขณะกำลังรัน ต้องถูกปฏิเสธด้วย advisory lock</w:t>
+            </w:r>
+          </w:p>
+        </w:tc>
+      </w:tr>
+    </w:tbl>
+    <w:p/>
+    <w:p>
+      <w:pPr>
+        <w:pStyle w:val="ListBullet"/>
+        <w:keepLines/>
+      </w:pPr>
+      <w:r>
+        <w:t>ทุกเคสต้องรันได้โดยไม่ต่อ DB/บริการภายนอกจริง — mock ที่ขอบ repository/client เสมอ</w:t>
+      </w:r>
+    </w:p>
+    <w:p>
+      <w:pPr>
+        <w:pStyle w:val="ListBullet"/>
+        <w:keepLines/>
+      </w:pPr>
+      <w:r>
+        <w:t>ข้อความไทยที่ยืนยันในเทสต้องเป็น verbatim ตาม ข้อกำหนดทางธุรกิจ ห้ามพิมพ์ใหม่</w:t>
+      </w:r>
+    </w:p>
+    <w:p>
+      <w:pPr>
+        <w:pStyle w:val="ListBullet"/>
+        <w:keepLines/>
+      </w:pPr>
+      <w:r>
+        <w:t>เกณฑ์ผ่านของ CI: ทุกเคสในตารางนี้มี test จริงและผ่านทั้งหมด</w:t>
+      </w:r>
+    </w:p>
     <w:p>
       <w:pPr>
         <w:pStyle w:val="Heading1"/>
@@ -8789,7 +9698,7 @@
             <w:r/>
             <w:r>
               <w:rPr>
-                <w:rFonts w:ascii="Arial" w:hAnsi="Arial" w:eastAsia="Arial"/>
+                <w:rFonts w:ascii="Arial" w:hAnsi="Arial" w:eastAsia="Arial" w:cs="Tahoma"/>
                 <w:b/>
                 <w:sz w:val="18"/>
               </w:rPr>
@@ -8811,7 +9720,7 @@
             <w:r/>
             <w:r>
               <w:rPr>
-                <w:rFonts w:ascii="Arial" w:hAnsi="Arial" w:eastAsia="Arial"/>
+                <w:rFonts w:ascii="Arial" w:hAnsi="Arial" w:eastAsia="Arial" w:cs="Tahoma"/>
                 <w:b/>
                 <w:sz w:val="18"/>
               </w:rPr>
@@ -8836,13 +9745,13 @@
             </w:pPr>
             <w:r>
               <w:rPr>
-                <w:rFonts w:ascii="Arial" w:hAnsi="Arial" w:eastAsia="Arial"/>
-                <w:sz w:val="18"/>
-              </w:rPr>
-            </w:r>
-            <w:r>
-              <w:rPr>
-                <w:rFonts w:ascii="Arial" w:hAnsi="Arial" w:eastAsia="Arial"/>
+                <w:rFonts w:ascii="Arial" w:hAnsi="Arial" w:eastAsia="Arial" w:cs="Tahoma"/>
+                <w:sz w:val="18"/>
+              </w:rPr>
+            </w:r>
+            <w:r>
+              <w:rPr>
+                <w:rFonts w:ascii="Arial" w:hAnsi="Arial" w:eastAsia="Arial" w:cs="Tahoma"/>
                 <w:sz w:val="18"/>
               </w:rPr>
               <w:t>Source file</w:t>
@@ -8861,13 +9770,13 @@
             </w:pPr>
             <w:r>
               <w:rPr>
-                <w:rFonts w:ascii="Arial" w:hAnsi="Arial" w:eastAsia="Arial"/>
-                <w:sz w:val="18"/>
-              </w:rPr>
-            </w:r>
-            <w:r>
-              <w:rPr>
-                <w:rFonts w:ascii="Arial" w:hAnsi="Arial" w:eastAsia="Arial"/>
+                <w:rFonts w:ascii="Arial" w:hAnsi="Arial" w:eastAsia="Arial" w:cs="Tahoma"/>
+                <w:sz w:val="18"/>
+              </w:rPr>
+            </w:r>
+            <w:r>
+              <w:rPr>
+                <w:rFonts w:ascii="Arial" w:hAnsi="Arial" w:eastAsia="Arial" w:cs="Tahoma"/>
                 <w:sz w:val="18"/>
               </w:rPr>
               <w:t>fcsJar/src/th/co/gosoft/fcs/main/ImportQSSI.java</w:t>
@@ -8891,13 +9800,13 @@
             </w:pPr>
             <w:r>
               <w:rPr>
-                <w:rFonts w:ascii="Arial" w:hAnsi="Arial" w:eastAsia="Arial"/>
-                <w:sz w:val="18"/>
-              </w:rPr>
-            </w:r>
-            <w:r>
-              <w:rPr>
-                <w:rFonts w:ascii="Arial" w:hAnsi="Arial" w:eastAsia="Arial"/>
+                <w:rFonts w:ascii="Arial" w:hAnsi="Arial" w:eastAsia="Arial" w:cs="Tahoma"/>
+                <w:sz w:val="18"/>
+              </w:rPr>
+            </w:r>
+            <w:r>
+              <w:rPr>
+                <w:rFonts w:ascii="Arial" w:hAnsi="Arial" w:eastAsia="Arial" w:cs="Tahoma"/>
                 <w:sz w:val="18"/>
               </w:rPr>
               <w:t>Original lines</w:t>
@@ -8916,13 +9825,13 @@
             </w:pPr>
             <w:r>
               <w:rPr>
-                <w:rFonts w:ascii="Arial" w:hAnsi="Arial" w:eastAsia="Arial"/>
-                <w:sz w:val="18"/>
-              </w:rPr>
-            </w:r>
-            <w:r>
-              <w:rPr>
-                <w:rFonts w:ascii="Arial" w:hAnsi="Arial" w:eastAsia="Arial"/>
+                <w:rFonts w:ascii="Arial" w:hAnsi="Arial" w:eastAsia="Arial" w:cs="Tahoma"/>
+                <w:sz w:val="18"/>
+              </w:rPr>
+            </w:r>
+            <w:r>
+              <w:rPr>
+                <w:rFonts w:ascii="Arial" w:hAnsi="Arial" w:eastAsia="Arial" w:cs="Tahoma"/>
                 <w:sz w:val="18"/>
               </w:rPr>
               <w:t>31-42</w:t>
@@ -8946,13 +9855,13 @@
             </w:pPr>
             <w:r>
               <w:rPr>
-                <w:rFonts w:ascii="Arial" w:hAnsi="Arial" w:eastAsia="Arial"/>
-                <w:sz w:val="18"/>
-              </w:rPr>
-            </w:r>
-            <w:r>
-              <w:rPr>
-                <w:rFonts w:ascii="Arial" w:hAnsi="Arial" w:eastAsia="Arial"/>
+                <w:rFonts w:ascii="Arial" w:hAnsi="Arial" w:eastAsia="Arial" w:cs="Tahoma"/>
+                <w:sz w:val="18"/>
+              </w:rPr>
+            </w:r>
+            <w:r>
+              <w:rPr>
+                <w:rFonts w:ascii="Arial" w:hAnsi="Arial" w:eastAsia="Arial" w:cs="Tahoma"/>
                 <w:sz w:val="18"/>
               </w:rPr>
               <w:t>Responsibility</w:t>
@@ -8971,13 +9880,13 @@
             </w:pPr>
             <w:r>
               <w:rPr>
-                <w:rFonts w:ascii="Arial" w:hAnsi="Arial" w:eastAsia="Arial"/>
-                <w:sz w:val="18"/>
-              </w:rPr>
-            </w:r>
-            <w:r>
-              <w:rPr>
-                <w:rFonts w:ascii="Arial" w:hAnsi="Arial" w:eastAsia="Arial"/>
+                <w:rFonts w:ascii="Arial" w:hAnsi="Arial" w:eastAsia="Arial" w:cs="Tahoma"/>
+                <w:sz w:val="18"/>
+              </w:rPr>
+            </w:r>
+            <w:r>
+              <w:rPr>
+                <w:rFonts w:ascii="Arial" w:hAnsi="Arial" w:eastAsia="Arial" w:cs="Tahoma"/>
                 <w:sz w:val="18"/>
               </w:rPr>
               <w:t>Legacy main entrypoint, SFTP/file orchestration, backup, and success/fail email.</w:t>
@@ -8994,7 +9903,7 @@
       </w:pPr>
       <w:r>
         <w:rPr>
-          <w:rFonts w:ascii="Courier New" w:hAnsi="Courier New"/>
+          <w:rFonts w:ascii="Courier New" w:hAnsi="Courier New" w:eastAsia="Courier New" w:cs="Tahoma"/>
           <w:sz w:val="14"/>
         </w:rPr>
         <w:t>public class ImportQSSI {</w:t>
@@ -9073,7 +9982,7 @@
             <w:r/>
             <w:r>
               <w:rPr>
-                <w:rFonts w:ascii="Arial" w:hAnsi="Arial" w:eastAsia="Arial"/>
+                <w:rFonts w:ascii="Arial" w:hAnsi="Arial" w:eastAsia="Arial" w:cs="Tahoma"/>
                 <w:b/>
                 <w:sz w:val="18"/>
               </w:rPr>
@@ -9095,7 +10004,7 @@
             <w:r/>
             <w:r>
               <w:rPr>
-                <w:rFonts w:ascii="Arial" w:hAnsi="Arial" w:eastAsia="Arial"/>
+                <w:rFonts w:ascii="Arial" w:hAnsi="Arial" w:eastAsia="Arial" w:cs="Tahoma"/>
                 <w:b/>
                 <w:sz w:val="18"/>
               </w:rPr>
@@ -9120,13 +10029,13 @@
             </w:pPr>
             <w:r>
               <w:rPr>
-                <w:rFonts w:ascii="Arial" w:hAnsi="Arial" w:eastAsia="Arial"/>
-                <w:sz w:val="18"/>
-              </w:rPr>
-            </w:r>
-            <w:r>
-              <w:rPr>
-                <w:rFonts w:ascii="Arial" w:hAnsi="Arial" w:eastAsia="Arial"/>
+                <w:rFonts w:ascii="Arial" w:hAnsi="Arial" w:eastAsia="Arial" w:cs="Tahoma"/>
+                <w:sz w:val="18"/>
+              </w:rPr>
+            </w:r>
+            <w:r>
+              <w:rPr>
+                <w:rFonts w:ascii="Arial" w:hAnsi="Arial" w:eastAsia="Arial" w:cs="Tahoma"/>
                 <w:sz w:val="18"/>
               </w:rPr>
               <w:t>Source file</w:t>
@@ -9145,13 +10054,13 @@
             </w:pPr>
             <w:r>
               <w:rPr>
-                <w:rFonts w:ascii="Arial" w:hAnsi="Arial" w:eastAsia="Arial"/>
-                <w:sz w:val="18"/>
-              </w:rPr>
-            </w:r>
-            <w:r>
-              <w:rPr>
-                <w:rFonts w:ascii="Arial" w:hAnsi="Arial" w:eastAsia="Arial"/>
+                <w:rFonts w:ascii="Arial" w:hAnsi="Arial" w:eastAsia="Arial" w:cs="Tahoma"/>
+                <w:sz w:val="18"/>
+              </w:rPr>
+            </w:r>
+            <w:r>
+              <w:rPr>
+                <w:rFonts w:ascii="Arial" w:hAnsi="Arial" w:eastAsia="Arial" w:cs="Tahoma"/>
                 <w:sz w:val="18"/>
               </w:rPr>
               <w:t>fcsJar/src/th/co/gosoft/fcs/main/ImportQSSI.java</w:t>
@@ -9175,13 +10084,13 @@
             </w:pPr>
             <w:r>
               <w:rPr>
-                <w:rFonts w:ascii="Arial" w:hAnsi="Arial" w:eastAsia="Arial"/>
-                <w:sz w:val="18"/>
-              </w:rPr>
-            </w:r>
-            <w:r>
-              <w:rPr>
-                <w:rFonts w:ascii="Arial" w:hAnsi="Arial" w:eastAsia="Arial"/>
+                <w:rFonts w:ascii="Arial" w:hAnsi="Arial" w:eastAsia="Arial" w:cs="Tahoma"/>
+                <w:sz w:val="18"/>
+              </w:rPr>
+            </w:r>
+            <w:r>
+              <w:rPr>
+                <w:rFonts w:ascii="Arial" w:hAnsi="Arial" w:eastAsia="Arial" w:cs="Tahoma"/>
                 <w:sz w:val="18"/>
               </w:rPr>
               <w:t>Original lines</w:t>
@@ -9200,13 +10109,13 @@
             </w:pPr>
             <w:r>
               <w:rPr>
-                <w:rFonts w:ascii="Arial" w:hAnsi="Arial" w:eastAsia="Arial"/>
-                <w:sz w:val="18"/>
-              </w:rPr>
-            </w:r>
-            <w:r>
-              <w:rPr>
-                <w:rFonts w:ascii="Arial" w:hAnsi="Arial" w:eastAsia="Arial"/>
+                <w:rFonts w:ascii="Arial" w:hAnsi="Arial" w:eastAsia="Arial" w:cs="Tahoma"/>
+                <w:sz w:val="18"/>
+              </w:rPr>
+            </w:r>
+            <w:r>
+              <w:rPr>
+                <w:rFonts w:ascii="Arial" w:hAnsi="Arial" w:eastAsia="Arial" w:cs="Tahoma"/>
                 <w:sz w:val="18"/>
               </w:rPr>
               <w:t>235-246</w:t>
@@ -9230,13 +10139,13 @@
             </w:pPr>
             <w:r>
               <w:rPr>
-                <w:rFonts w:ascii="Arial" w:hAnsi="Arial" w:eastAsia="Arial"/>
-                <w:sz w:val="18"/>
-              </w:rPr>
-            </w:r>
-            <w:r>
-              <w:rPr>
-                <w:rFonts w:ascii="Arial" w:hAnsi="Arial" w:eastAsia="Arial"/>
+                <w:rFonts w:ascii="Arial" w:hAnsi="Arial" w:eastAsia="Arial" w:cs="Tahoma"/>
+                <w:sz w:val="18"/>
+              </w:rPr>
+            </w:r>
+            <w:r>
+              <w:rPr>
+                <w:rFonts w:ascii="Arial" w:hAnsi="Arial" w:eastAsia="Arial" w:cs="Tahoma"/>
                 <w:sz w:val="18"/>
               </w:rPr>
               <w:t>Responsibility</w:t>
@@ -9255,13 +10164,13 @@
             </w:pPr>
             <w:r>
               <w:rPr>
-                <w:rFonts w:ascii="Arial" w:hAnsi="Arial" w:eastAsia="Arial"/>
-                <w:sz w:val="18"/>
-              </w:rPr>
-            </w:r>
-            <w:r>
-              <w:rPr>
-                <w:rFonts w:ascii="Arial" w:hAnsi="Arial" w:eastAsia="Arial"/>
+                <w:rFonts w:ascii="Arial" w:hAnsi="Arial" w:eastAsia="Arial" w:cs="Tahoma"/>
+                <w:sz w:val="18"/>
+              </w:rPr>
+            </w:r>
+            <w:r>
+              <w:rPr>
+                <w:rFonts w:ascii="Arial" w:hAnsi="Arial" w:eastAsia="Arial" w:cs="Tahoma"/>
                 <w:sz w:val="18"/>
               </w:rPr>
               <w:t>Legacy main entrypoint, SFTP/file orchestration, backup, and success/fail email.</w:t>
@@ -9278,7 +10187,7 @@
       </w:pPr>
       <w:r>
         <w:rPr>
-          <w:rFonts w:ascii="Courier New" w:hAnsi="Courier New"/>
+          <w:rFonts w:ascii="Courier New" w:hAnsi="Courier New" w:eastAsia="Courier New" w:cs="Tahoma"/>
           <w:sz w:val="14"/>
         </w:rPr>
         <w:tab/>
@@ -9376,7 +10285,7 @@
             <w:r/>
             <w:r>
               <w:rPr>
-                <w:rFonts w:ascii="Arial" w:hAnsi="Arial" w:eastAsia="Arial"/>
+                <w:rFonts w:ascii="Arial" w:hAnsi="Arial" w:eastAsia="Arial" w:cs="Tahoma"/>
                 <w:b/>
                 <w:sz w:val="18"/>
               </w:rPr>
@@ -9398,7 +10307,7 @@
             <w:r/>
             <w:r>
               <w:rPr>
-                <w:rFonts w:ascii="Arial" w:hAnsi="Arial" w:eastAsia="Arial"/>
+                <w:rFonts w:ascii="Arial" w:hAnsi="Arial" w:eastAsia="Arial" w:cs="Tahoma"/>
                 <w:b/>
                 <w:sz w:val="18"/>
               </w:rPr>
@@ -9423,13 +10332,13 @@
             </w:pPr>
             <w:r>
               <w:rPr>
-                <w:rFonts w:ascii="Arial" w:hAnsi="Arial" w:eastAsia="Arial"/>
-                <w:sz w:val="18"/>
-              </w:rPr>
-            </w:r>
-            <w:r>
-              <w:rPr>
-                <w:rFonts w:ascii="Arial" w:hAnsi="Arial" w:eastAsia="Arial"/>
+                <w:rFonts w:ascii="Arial" w:hAnsi="Arial" w:eastAsia="Arial" w:cs="Tahoma"/>
+                <w:sz w:val="18"/>
+              </w:rPr>
+            </w:r>
+            <w:r>
+              <w:rPr>
+                <w:rFonts w:ascii="Arial" w:hAnsi="Arial" w:eastAsia="Arial" w:cs="Tahoma"/>
                 <w:sz w:val="18"/>
               </w:rPr>
               <w:t>Source file</w:t>
@@ -9448,13 +10357,13 @@
             </w:pPr>
             <w:r>
               <w:rPr>
-                <w:rFonts w:ascii="Arial" w:hAnsi="Arial" w:eastAsia="Arial"/>
-                <w:sz w:val="18"/>
-              </w:rPr>
-            </w:r>
-            <w:r>
-              <w:rPr>
-                <w:rFonts w:ascii="Arial" w:hAnsi="Arial" w:eastAsia="Arial"/>
+                <w:rFonts w:ascii="Arial" w:hAnsi="Arial" w:eastAsia="Arial" w:cs="Tahoma"/>
+                <w:sz w:val="18"/>
+              </w:rPr>
+            </w:r>
+            <w:r>
+              <w:rPr>
+                <w:rFonts w:ascii="Arial" w:hAnsi="Arial" w:eastAsia="Arial" w:cs="Tahoma"/>
                 <w:sz w:val="18"/>
               </w:rPr>
               <w:t>fcsJar/src/th/co/gosoft/fcs/controller/ImportQSSIController.java</w:t>
@@ -9478,13 +10387,13 @@
             </w:pPr>
             <w:r>
               <w:rPr>
-                <w:rFonts w:ascii="Arial" w:hAnsi="Arial" w:eastAsia="Arial"/>
-                <w:sz w:val="18"/>
-              </w:rPr>
-            </w:r>
-            <w:r>
-              <w:rPr>
-                <w:rFonts w:ascii="Arial" w:hAnsi="Arial" w:eastAsia="Arial"/>
+                <w:rFonts w:ascii="Arial" w:hAnsi="Arial" w:eastAsia="Arial" w:cs="Tahoma"/>
+                <w:sz w:val="18"/>
+              </w:rPr>
+            </w:r>
+            <w:r>
+              <w:rPr>
+                <w:rFonts w:ascii="Arial" w:hAnsi="Arial" w:eastAsia="Arial" w:cs="Tahoma"/>
                 <w:sz w:val="18"/>
               </w:rPr>
               <w:t>Original lines</w:t>
@@ -9503,13 +10412,13 @@
             </w:pPr>
             <w:r>
               <w:rPr>
-                <w:rFonts w:ascii="Arial" w:hAnsi="Arial" w:eastAsia="Arial"/>
-                <w:sz w:val="18"/>
-              </w:rPr>
-            </w:r>
-            <w:r>
-              <w:rPr>
-                <w:rFonts w:ascii="Arial" w:hAnsi="Arial" w:eastAsia="Arial"/>
+                <w:rFonts w:ascii="Arial" w:hAnsi="Arial" w:eastAsia="Arial" w:cs="Tahoma"/>
+                <w:sz w:val="18"/>
+              </w:rPr>
+            </w:r>
+            <w:r>
+              <w:rPr>
+                <w:rFonts w:ascii="Arial" w:hAnsi="Arial" w:eastAsia="Arial" w:cs="Tahoma"/>
                 <w:sz w:val="18"/>
               </w:rPr>
               <w:t>55-66</w:t>
@@ -9533,13 +10442,13 @@
             </w:pPr>
             <w:r>
               <w:rPr>
-                <w:rFonts w:ascii="Arial" w:hAnsi="Arial" w:eastAsia="Arial"/>
-                <w:sz w:val="18"/>
-              </w:rPr>
-            </w:r>
-            <w:r>
-              <w:rPr>
-                <w:rFonts w:ascii="Arial" w:hAnsi="Arial" w:eastAsia="Arial"/>
+                <w:rFonts w:ascii="Arial" w:hAnsi="Arial" w:eastAsia="Arial" w:cs="Tahoma"/>
+                <w:sz w:val="18"/>
+              </w:rPr>
+            </w:r>
+            <w:r>
+              <w:rPr>
+                <w:rFonts w:ascii="Arial" w:hAnsi="Arial" w:eastAsia="Arial" w:cs="Tahoma"/>
                 <w:sz w:val="18"/>
               </w:rPr>
               <w:t>Responsibility</w:t>
@@ -9558,13 +10467,13 @@
             </w:pPr>
             <w:r>
               <w:rPr>
-                <w:rFonts w:ascii="Arial" w:hAnsi="Arial" w:eastAsia="Arial"/>
-                <w:sz w:val="18"/>
-              </w:rPr>
-            </w:r>
-            <w:r>
-              <w:rPr>
-                <w:rFonts w:ascii="Arial" w:hAnsi="Arial" w:eastAsia="Arial"/>
+                <w:rFonts w:ascii="Arial" w:hAnsi="Arial" w:eastAsia="Arial" w:cs="Tahoma"/>
+                <w:sz w:val="18"/>
+              </w:rPr>
+            </w:r>
+            <w:r>
+              <w:rPr>
+                <w:rFonts w:ascii="Arial" w:hAnsi="Arial" w:eastAsia="Arial" w:cs="Tahoma"/>
                 <w:sz w:val="18"/>
               </w:rPr>
               <w:t>Read QSSI files, map rows to score models, delete/insert score data in batches.</w:t>
@@ -9581,7 +10490,7 @@
       </w:pPr>
       <w:r>
         <w:rPr>
-          <w:rFonts w:ascii="Courier New" w:hAnsi="Courier New"/>
+          <w:rFonts w:ascii="Courier New" w:hAnsi="Courier New" w:eastAsia="Courier New" w:cs="Tahoma"/>
           <w:sz w:val="14"/>
         </w:rPr>
         <w:tab/>
@@ -9673,7 +10582,7 @@
             <w:r/>
             <w:r>
               <w:rPr>
-                <w:rFonts w:ascii="Arial" w:hAnsi="Arial" w:eastAsia="Arial"/>
+                <w:rFonts w:ascii="Arial" w:hAnsi="Arial" w:eastAsia="Arial" w:cs="Tahoma"/>
                 <w:b/>
                 <w:sz w:val="18"/>
               </w:rPr>
@@ -9695,7 +10604,7 @@
             <w:r/>
             <w:r>
               <w:rPr>
-                <w:rFonts w:ascii="Arial" w:hAnsi="Arial" w:eastAsia="Arial"/>
+                <w:rFonts w:ascii="Arial" w:hAnsi="Arial" w:eastAsia="Arial" w:cs="Tahoma"/>
                 <w:b/>
                 <w:sz w:val="18"/>
               </w:rPr>
@@ -9720,13 +10629,13 @@
             </w:pPr>
             <w:r>
               <w:rPr>
-                <w:rFonts w:ascii="Arial" w:hAnsi="Arial" w:eastAsia="Arial"/>
-                <w:sz w:val="18"/>
-              </w:rPr>
-            </w:r>
-            <w:r>
-              <w:rPr>
-                <w:rFonts w:ascii="Arial" w:hAnsi="Arial" w:eastAsia="Arial"/>
+                <w:rFonts w:ascii="Arial" w:hAnsi="Arial" w:eastAsia="Arial" w:cs="Tahoma"/>
+                <w:sz w:val="18"/>
+              </w:rPr>
+            </w:r>
+            <w:r>
+              <w:rPr>
+                <w:rFonts w:ascii="Arial" w:hAnsi="Arial" w:eastAsia="Arial" w:cs="Tahoma"/>
                 <w:sz w:val="18"/>
               </w:rPr>
               <w:t>Source file</w:t>
@@ -9745,13 +10654,13 @@
             </w:pPr>
             <w:r>
               <w:rPr>
-                <w:rFonts w:ascii="Arial" w:hAnsi="Arial" w:eastAsia="Arial"/>
-                <w:sz w:val="18"/>
-              </w:rPr>
-            </w:r>
-            <w:r>
-              <w:rPr>
-                <w:rFonts w:ascii="Arial" w:hAnsi="Arial" w:eastAsia="Arial"/>
+                <w:rFonts w:ascii="Arial" w:hAnsi="Arial" w:eastAsia="Arial" w:cs="Tahoma"/>
+                <w:sz w:val="18"/>
+              </w:rPr>
+            </w:r>
+            <w:r>
+              <w:rPr>
+                <w:rFonts w:ascii="Arial" w:hAnsi="Arial" w:eastAsia="Arial" w:cs="Tahoma"/>
                 <w:sz w:val="18"/>
               </w:rPr>
               <w:t>fcsJar/src/th/co/gosoft/fcs/controller/ImportQSSIController.java</w:t>
@@ -9775,13 +10684,13 @@
             </w:pPr>
             <w:r>
               <w:rPr>
-                <w:rFonts w:ascii="Arial" w:hAnsi="Arial" w:eastAsia="Arial"/>
-                <w:sz w:val="18"/>
-              </w:rPr>
-            </w:r>
-            <w:r>
-              <w:rPr>
-                <w:rFonts w:ascii="Arial" w:hAnsi="Arial" w:eastAsia="Arial"/>
+                <w:rFonts w:ascii="Arial" w:hAnsi="Arial" w:eastAsia="Arial" w:cs="Tahoma"/>
+                <w:sz w:val="18"/>
+              </w:rPr>
+            </w:r>
+            <w:r>
+              <w:rPr>
+                <w:rFonts w:ascii="Arial" w:hAnsi="Arial" w:eastAsia="Arial" w:cs="Tahoma"/>
                 <w:sz w:val="18"/>
               </w:rPr>
               <w:t>Original lines</w:t>
@@ -9800,13 +10709,13 @@
             </w:pPr>
             <w:r>
               <w:rPr>
-                <w:rFonts w:ascii="Arial" w:hAnsi="Arial" w:eastAsia="Arial"/>
-                <w:sz w:val="18"/>
-              </w:rPr>
-            </w:r>
-            <w:r>
-              <w:rPr>
-                <w:rFonts w:ascii="Arial" w:hAnsi="Arial" w:eastAsia="Arial"/>
+                <w:rFonts w:ascii="Arial" w:hAnsi="Arial" w:eastAsia="Arial" w:cs="Tahoma"/>
+                <w:sz w:val="18"/>
+              </w:rPr>
+            </w:r>
+            <w:r>
+              <w:rPr>
+                <w:rFonts w:ascii="Arial" w:hAnsi="Arial" w:eastAsia="Arial" w:cs="Tahoma"/>
                 <w:sz w:val="18"/>
               </w:rPr>
               <w:t>201-212</w:t>
@@ -9830,13 +10739,13 @@
             </w:pPr>
             <w:r>
               <w:rPr>
-                <w:rFonts w:ascii="Arial" w:hAnsi="Arial" w:eastAsia="Arial"/>
-                <w:sz w:val="18"/>
-              </w:rPr>
-            </w:r>
-            <w:r>
-              <w:rPr>
-                <w:rFonts w:ascii="Arial" w:hAnsi="Arial" w:eastAsia="Arial"/>
+                <w:rFonts w:ascii="Arial" w:hAnsi="Arial" w:eastAsia="Arial" w:cs="Tahoma"/>
+                <w:sz w:val="18"/>
+              </w:rPr>
+            </w:r>
+            <w:r>
+              <w:rPr>
+                <w:rFonts w:ascii="Arial" w:hAnsi="Arial" w:eastAsia="Arial" w:cs="Tahoma"/>
                 <w:sz w:val="18"/>
               </w:rPr>
               <w:t>Responsibility</w:t>
@@ -9855,13 +10764,13 @@
             </w:pPr>
             <w:r>
               <w:rPr>
-                <w:rFonts w:ascii="Arial" w:hAnsi="Arial" w:eastAsia="Arial"/>
-                <w:sz w:val="18"/>
-              </w:rPr>
-            </w:r>
-            <w:r>
-              <w:rPr>
-                <w:rFonts w:ascii="Arial" w:hAnsi="Arial" w:eastAsia="Arial"/>
+                <w:rFonts w:ascii="Arial" w:hAnsi="Arial" w:eastAsia="Arial" w:cs="Tahoma"/>
+                <w:sz w:val="18"/>
+              </w:rPr>
+            </w:r>
+            <w:r>
+              <w:rPr>
+                <w:rFonts w:ascii="Arial" w:hAnsi="Arial" w:eastAsia="Arial" w:cs="Tahoma"/>
                 <w:sz w:val="18"/>
               </w:rPr>
               <w:t>Read QSSI files, map rows to score models, delete/insert score data in batches.</w:t>
@@ -9878,7 +10787,7 @@
       </w:pPr>
       <w:r>
         <w:rPr>
-          <w:rFonts w:ascii="Courier New" w:hAnsi="Courier New"/>
+          <w:rFonts w:ascii="Courier New" w:hAnsi="Courier New" w:eastAsia="Courier New" w:cs="Tahoma"/>
           <w:sz w:val="14"/>
         </w:rPr>
         <w:tab/>
@@ -9996,7 +10905,7 @@
             <w:r/>
             <w:r>
               <w:rPr>
-                <w:rFonts w:ascii="Arial" w:hAnsi="Arial" w:eastAsia="Arial"/>
+                <w:rFonts w:ascii="Arial" w:hAnsi="Arial" w:eastAsia="Arial" w:cs="Tahoma"/>
                 <w:b/>
                 <w:sz w:val="18"/>
               </w:rPr>
@@ -10018,7 +10927,7 @@
             <w:r/>
             <w:r>
               <w:rPr>
-                <w:rFonts w:ascii="Arial" w:hAnsi="Arial" w:eastAsia="Arial"/>
+                <w:rFonts w:ascii="Arial" w:hAnsi="Arial" w:eastAsia="Arial" w:cs="Tahoma"/>
                 <w:b/>
                 <w:sz w:val="18"/>
               </w:rPr>
@@ -10043,13 +10952,13 @@
             </w:pPr>
             <w:r>
               <w:rPr>
-                <w:rFonts w:ascii="Arial" w:hAnsi="Arial" w:eastAsia="Arial"/>
-                <w:sz w:val="18"/>
-              </w:rPr>
-            </w:r>
-            <w:r>
-              <w:rPr>
-                <w:rFonts w:ascii="Arial" w:hAnsi="Arial" w:eastAsia="Arial"/>
+                <w:rFonts w:ascii="Arial" w:hAnsi="Arial" w:eastAsia="Arial" w:cs="Tahoma"/>
+                <w:sz w:val="18"/>
+              </w:rPr>
+            </w:r>
+            <w:r>
+              <w:rPr>
+                <w:rFonts w:ascii="Arial" w:hAnsi="Arial" w:eastAsia="Arial" w:cs="Tahoma"/>
                 <w:sz w:val="18"/>
               </w:rPr>
               <w:t>Source file</w:t>
@@ -10068,13 +10977,13 @@
             </w:pPr>
             <w:r>
               <w:rPr>
-                <w:rFonts w:ascii="Arial" w:hAnsi="Arial" w:eastAsia="Arial"/>
-                <w:sz w:val="18"/>
-              </w:rPr>
-            </w:r>
-            <w:r>
-              <w:rPr>
-                <w:rFonts w:ascii="Arial" w:hAnsi="Arial" w:eastAsia="Arial"/>
+                <w:rFonts w:ascii="Arial" w:hAnsi="Arial" w:eastAsia="Arial" w:cs="Tahoma"/>
+                <w:sz w:val="18"/>
+              </w:rPr>
+            </w:r>
+            <w:r>
+              <w:rPr>
+                <w:rFonts w:ascii="Arial" w:hAnsi="Arial" w:eastAsia="Arial" w:cs="Tahoma"/>
                 <w:sz w:val="18"/>
               </w:rPr>
               <w:t>fcsJar/src/th/co/gosoft/fcs/controller/ImportQSSIController.java</w:t>
@@ -10098,13 +11007,13 @@
             </w:pPr>
             <w:r>
               <w:rPr>
-                <w:rFonts w:ascii="Arial" w:hAnsi="Arial" w:eastAsia="Arial"/>
-                <w:sz w:val="18"/>
-              </w:rPr>
-            </w:r>
-            <w:r>
-              <w:rPr>
-                <w:rFonts w:ascii="Arial" w:hAnsi="Arial" w:eastAsia="Arial"/>
+                <w:rFonts w:ascii="Arial" w:hAnsi="Arial" w:eastAsia="Arial" w:cs="Tahoma"/>
+                <w:sz w:val="18"/>
+              </w:rPr>
+            </w:r>
+            <w:r>
+              <w:rPr>
+                <w:rFonts w:ascii="Arial" w:hAnsi="Arial" w:eastAsia="Arial" w:cs="Tahoma"/>
                 <w:sz w:val="18"/>
               </w:rPr>
               <w:t>Original lines</w:t>
@@ -10123,13 +11032,13 @@
             </w:pPr>
             <w:r>
               <w:rPr>
-                <w:rFonts w:ascii="Arial" w:hAnsi="Arial" w:eastAsia="Arial"/>
-                <w:sz w:val="18"/>
-              </w:rPr>
-            </w:r>
-            <w:r>
-              <w:rPr>
-                <w:rFonts w:ascii="Arial" w:hAnsi="Arial" w:eastAsia="Arial"/>
+                <w:rFonts w:ascii="Arial" w:hAnsi="Arial" w:eastAsia="Arial" w:cs="Tahoma"/>
+                <w:sz w:val="18"/>
+              </w:rPr>
+            </w:r>
+            <w:r>
+              <w:rPr>
+                <w:rFonts w:ascii="Arial" w:hAnsi="Arial" w:eastAsia="Arial" w:cs="Tahoma"/>
                 <w:sz w:val="18"/>
               </w:rPr>
               <w:t>456-467</w:t>
@@ -10153,13 +11062,13 @@
             </w:pPr>
             <w:r>
               <w:rPr>
-                <w:rFonts w:ascii="Arial" w:hAnsi="Arial" w:eastAsia="Arial"/>
-                <w:sz w:val="18"/>
-              </w:rPr>
-            </w:r>
-            <w:r>
-              <w:rPr>
-                <w:rFonts w:ascii="Arial" w:hAnsi="Arial" w:eastAsia="Arial"/>
+                <w:rFonts w:ascii="Arial" w:hAnsi="Arial" w:eastAsia="Arial" w:cs="Tahoma"/>
+                <w:sz w:val="18"/>
+              </w:rPr>
+            </w:r>
+            <w:r>
+              <w:rPr>
+                <w:rFonts w:ascii="Arial" w:hAnsi="Arial" w:eastAsia="Arial" w:cs="Tahoma"/>
                 <w:sz w:val="18"/>
               </w:rPr>
               <w:t>Responsibility</w:t>
@@ -10178,13 +11087,13 @@
             </w:pPr>
             <w:r>
               <w:rPr>
-                <w:rFonts w:ascii="Arial" w:hAnsi="Arial" w:eastAsia="Arial"/>
-                <w:sz w:val="18"/>
-              </w:rPr>
-            </w:r>
-            <w:r>
-              <w:rPr>
-                <w:rFonts w:ascii="Arial" w:hAnsi="Arial" w:eastAsia="Arial"/>
+                <w:rFonts w:ascii="Arial" w:hAnsi="Arial" w:eastAsia="Arial" w:cs="Tahoma"/>
+                <w:sz w:val="18"/>
+              </w:rPr>
+            </w:r>
+            <w:r>
+              <w:rPr>
+                <w:rFonts w:ascii="Arial" w:hAnsi="Arial" w:eastAsia="Arial" w:cs="Tahoma"/>
                 <w:sz w:val="18"/>
               </w:rPr>
               <w:t>Read QSSI files, map rows to score models, delete/insert score data in batches.</w:t>
@@ -10201,7 +11110,7 @@
       </w:pPr>
       <w:r>
         <w:rPr>
-          <w:rFonts w:ascii="Courier New" w:hAnsi="Courier New"/>
+          <w:rFonts w:ascii="Courier New" w:hAnsi="Courier New" w:eastAsia="Courier New" w:cs="Tahoma"/>
           <w:sz w:val="14"/>
         </w:rPr>
         <w:tab/>
@@ -10307,7 +11216,7 @@
             <w:r/>
             <w:r>
               <w:rPr>
-                <w:rFonts w:ascii="Arial" w:hAnsi="Arial" w:eastAsia="Arial"/>
+                <w:rFonts w:ascii="Arial" w:hAnsi="Arial" w:eastAsia="Arial" w:cs="Tahoma"/>
                 <w:b/>
                 <w:sz w:val="18"/>
               </w:rPr>
@@ -10329,7 +11238,7 @@
             <w:r/>
             <w:r>
               <w:rPr>
-                <w:rFonts w:ascii="Arial" w:hAnsi="Arial" w:eastAsia="Arial"/>
+                <w:rFonts w:ascii="Arial" w:hAnsi="Arial" w:eastAsia="Arial" w:cs="Tahoma"/>
                 <w:b/>
                 <w:sz w:val="18"/>
               </w:rPr>
@@ -10354,13 +11263,13 @@
             </w:pPr>
             <w:r>
               <w:rPr>
-                <w:rFonts w:ascii="Arial" w:hAnsi="Arial" w:eastAsia="Arial"/>
-                <w:sz w:val="18"/>
-              </w:rPr>
-            </w:r>
-            <w:r>
-              <w:rPr>
-                <w:rFonts w:ascii="Arial" w:hAnsi="Arial" w:eastAsia="Arial"/>
+                <w:rFonts w:ascii="Arial" w:hAnsi="Arial" w:eastAsia="Arial" w:cs="Tahoma"/>
+                <w:sz w:val="18"/>
+              </w:rPr>
+            </w:r>
+            <w:r>
+              <w:rPr>
+                <w:rFonts w:ascii="Arial" w:hAnsi="Arial" w:eastAsia="Arial" w:cs="Tahoma"/>
                 <w:sz w:val="18"/>
               </w:rPr>
               <w:t>Source file</w:t>
@@ -10379,13 +11288,13 @@
             </w:pPr>
             <w:r>
               <w:rPr>
-                <w:rFonts w:ascii="Arial" w:hAnsi="Arial" w:eastAsia="Arial"/>
-                <w:sz w:val="18"/>
-              </w:rPr>
-            </w:r>
-            <w:r>
-              <w:rPr>
-                <w:rFonts w:ascii="Arial" w:hAnsi="Arial" w:eastAsia="Arial"/>
+                <w:rFonts w:ascii="Arial" w:hAnsi="Arial" w:eastAsia="Arial" w:cs="Tahoma"/>
+                <w:sz w:val="18"/>
+              </w:rPr>
+            </w:r>
+            <w:r>
+              <w:rPr>
+                <w:rFonts w:ascii="Arial" w:hAnsi="Arial" w:eastAsia="Arial" w:cs="Tahoma"/>
                 <w:sz w:val="18"/>
               </w:rPr>
               <w:t>fcsJar/src/th/co/gosoft/fcs/controller/ImportQSSIController.java</w:t>
@@ -10409,13 +11318,13 @@
             </w:pPr>
             <w:r>
               <w:rPr>
-                <w:rFonts w:ascii="Arial" w:hAnsi="Arial" w:eastAsia="Arial"/>
-                <w:sz w:val="18"/>
-              </w:rPr>
-            </w:r>
-            <w:r>
-              <w:rPr>
-                <w:rFonts w:ascii="Arial" w:hAnsi="Arial" w:eastAsia="Arial"/>
+                <w:rFonts w:ascii="Arial" w:hAnsi="Arial" w:eastAsia="Arial" w:cs="Tahoma"/>
+                <w:sz w:val="18"/>
+              </w:rPr>
+            </w:r>
+            <w:r>
+              <w:rPr>
+                <w:rFonts w:ascii="Arial" w:hAnsi="Arial" w:eastAsia="Arial" w:cs="Tahoma"/>
                 <w:sz w:val="18"/>
               </w:rPr>
               <w:t>Original lines</w:t>
@@ -10434,13 +11343,13 @@
             </w:pPr>
             <w:r>
               <w:rPr>
-                <w:rFonts w:ascii="Arial" w:hAnsi="Arial" w:eastAsia="Arial"/>
-                <w:sz w:val="18"/>
-              </w:rPr>
-            </w:r>
-            <w:r>
-              <w:rPr>
-                <w:rFonts w:ascii="Arial" w:hAnsi="Arial" w:eastAsia="Arial"/>
+                <w:rFonts w:ascii="Arial" w:hAnsi="Arial" w:eastAsia="Arial" w:cs="Tahoma"/>
+                <w:sz w:val="18"/>
+              </w:rPr>
+            </w:r>
+            <w:r>
+              <w:rPr>
+                <w:rFonts w:ascii="Arial" w:hAnsi="Arial" w:eastAsia="Arial" w:cs="Tahoma"/>
                 <w:sz w:val="18"/>
               </w:rPr>
               <w:t>470-481</w:t>
@@ -10464,13 +11373,13 @@
             </w:pPr>
             <w:r>
               <w:rPr>
-                <w:rFonts w:ascii="Arial" w:hAnsi="Arial" w:eastAsia="Arial"/>
-                <w:sz w:val="18"/>
-              </w:rPr>
-            </w:r>
-            <w:r>
-              <w:rPr>
-                <w:rFonts w:ascii="Arial" w:hAnsi="Arial" w:eastAsia="Arial"/>
+                <w:rFonts w:ascii="Arial" w:hAnsi="Arial" w:eastAsia="Arial" w:cs="Tahoma"/>
+                <w:sz w:val="18"/>
+              </w:rPr>
+            </w:r>
+            <w:r>
+              <w:rPr>
+                <w:rFonts w:ascii="Arial" w:hAnsi="Arial" w:eastAsia="Arial" w:cs="Tahoma"/>
                 <w:sz w:val="18"/>
               </w:rPr>
               <w:t>Responsibility</w:t>
@@ -10489,13 +11398,13 @@
             </w:pPr>
             <w:r>
               <w:rPr>
-                <w:rFonts w:ascii="Arial" w:hAnsi="Arial" w:eastAsia="Arial"/>
-                <w:sz w:val="18"/>
-              </w:rPr>
-            </w:r>
-            <w:r>
-              <w:rPr>
-                <w:rFonts w:ascii="Arial" w:hAnsi="Arial" w:eastAsia="Arial"/>
+                <w:rFonts w:ascii="Arial" w:hAnsi="Arial" w:eastAsia="Arial" w:cs="Tahoma"/>
+                <w:sz w:val="18"/>
+              </w:rPr>
+            </w:r>
+            <w:r>
+              <w:rPr>
+                <w:rFonts w:ascii="Arial" w:hAnsi="Arial" w:eastAsia="Arial" w:cs="Tahoma"/>
                 <w:sz w:val="18"/>
               </w:rPr>
               <w:t>Read QSSI files, map rows to score models, delete/insert score data in batches.</w:t>
@@ -10512,7 +11421,7 @@
       </w:pPr>
       <w:r>
         <w:rPr>
-          <w:rFonts w:ascii="Courier New" w:hAnsi="Courier New"/>
+          <w:rFonts w:ascii="Courier New" w:hAnsi="Courier New" w:eastAsia="Courier New" w:cs="Tahoma"/>
           <w:sz w:val="14"/>
         </w:rPr>
         <w:tab/>
@@ -10606,7 +11515,7 @@
             <w:r/>
             <w:r>
               <w:rPr>
-                <w:rFonts w:ascii="Arial" w:hAnsi="Arial" w:eastAsia="Arial"/>
+                <w:rFonts w:ascii="Arial" w:hAnsi="Arial" w:eastAsia="Arial" w:cs="Tahoma"/>
                 <w:b/>
                 <w:sz w:val="18"/>
               </w:rPr>
@@ -10628,7 +11537,7 @@
             <w:r/>
             <w:r>
               <w:rPr>
-                <w:rFonts w:ascii="Arial" w:hAnsi="Arial" w:eastAsia="Arial"/>
+                <w:rFonts w:ascii="Arial" w:hAnsi="Arial" w:eastAsia="Arial" w:cs="Tahoma"/>
                 <w:b/>
                 <w:sz w:val="18"/>
               </w:rPr>
@@ -10653,13 +11562,13 @@
             </w:pPr>
             <w:r>
               <w:rPr>
-                <w:rFonts w:ascii="Arial" w:hAnsi="Arial" w:eastAsia="Arial"/>
-                <w:sz w:val="18"/>
-              </w:rPr>
-            </w:r>
-            <w:r>
-              <w:rPr>
-                <w:rFonts w:ascii="Arial" w:hAnsi="Arial" w:eastAsia="Arial"/>
+                <w:rFonts w:ascii="Arial" w:hAnsi="Arial" w:eastAsia="Arial" w:cs="Tahoma"/>
+                <w:sz w:val="18"/>
+              </w:rPr>
+            </w:r>
+            <w:r>
+              <w:rPr>
+                <w:rFonts w:ascii="Arial" w:hAnsi="Arial" w:eastAsia="Arial" w:cs="Tahoma"/>
                 <w:sz w:val="18"/>
               </w:rPr>
               <w:t>Source file</w:t>
@@ -10678,13 +11587,13 @@
             </w:pPr>
             <w:r>
               <w:rPr>
-                <w:rFonts w:ascii="Arial" w:hAnsi="Arial" w:eastAsia="Arial"/>
-                <w:sz w:val="18"/>
-              </w:rPr>
-            </w:r>
-            <w:r>
-              <w:rPr>
-                <w:rFonts w:ascii="Arial" w:hAnsi="Arial" w:eastAsia="Arial"/>
+                <w:rFonts w:ascii="Arial" w:hAnsi="Arial" w:eastAsia="Arial" w:cs="Tahoma"/>
+                <w:sz w:val="18"/>
+              </w:rPr>
+            </w:r>
+            <w:r>
+              <w:rPr>
+                <w:rFonts w:ascii="Arial" w:hAnsi="Arial" w:eastAsia="Arial" w:cs="Tahoma"/>
                 <w:sz w:val="18"/>
               </w:rPr>
               <w:t>fcsJar/src/th/co/gosoft/fcs/dao/jdbc/ImportQSSIScoreJdbc.java</w:t>
@@ -10708,13 +11617,13 @@
             </w:pPr>
             <w:r>
               <w:rPr>
-                <w:rFonts w:ascii="Arial" w:hAnsi="Arial" w:eastAsia="Arial"/>
-                <w:sz w:val="18"/>
-              </w:rPr>
-            </w:r>
-            <w:r>
-              <w:rPr>
-                <w:rFonts w:ascii="Arial" w:hAnsi="Arial" w:eastAsia="Arial"/>
+                <w:rFonts w:ascii="Arial" w:hAnsi="Arial" w:eastAsia="Arial" w:cs="Tahoma"/>
+                <w:sz w:val="18"/>
+              </w:rPr>
+            </w:r>
+            <w:r>
+              <w:rPr>
+                <w:rFonts w:ascii="Arial" w:hAnsi="Arial" w:eastAsia="Arial" w:cs="Tahoma"/>
                 <w:sz w:val="18"/>
               </w:rPr>
               <w:t>Original lines</w:t>
@@ -10733,13 +11642,13 @@
             </w:pPr>
             <w:r>
               <w:rPr>
-                <w:rFonts w:ascii="Arial" w:hAnsi="Arial" w:eastAsia="Arial"/>
-                <w:sz w:val="18"/>
-              </w:rPr>
-            </w:r>
-            <w:r>
-              <w:rPr>
-                <w:rFonts w:ascii="Arial" w:hAnsi="Arial" w:eastAsia="Arial"/>
+                <w:rFonts w:ascii="Arial" w:hAnsi="Arial" w:eastAsia="Arial" w:cs="Tahoma"/>
+                <w:sz w:val="18"/>
+              </w:rPr>
+            </w:r>
+            <w:r>
+              <w:rPr>
+                <w:rFonts w:ascii="Arial" w:hAnsi="Arial" w:eastAsia="Arial" w:cs="Tahoma"/>
                 <w:sz w:val="18"/>
               </w:rPr>
               <w:t>17-28</w:t>
@@ -10763,13 +11672,13 @@
             </w:pPr>
             <w:r>
               <w:rPr>
-                <w:rFonts w:ascii="Arial" w:hAnsi="Arial" w:eastAsia="Arial"/>
-                <w:sz w:val="18"/>
-              </w:rPr>
-            </w:r>
-            <w:r>
-              <w:rPr>
-                <w:rFonts w:ascii="Arial" w:hAnsi="Arial" w:eastAsia="Arial"/>
+                <w:rFonts w:ascii="Arial" w:hAnsi="Arial" w:eastAsia="Arial" w:cs="Tahoma"/>
+                <w:sz w:val="18"/>
+              </w:rPr>
+            </w:r>
+            <w:r>
+              <w:rPr>
+                <w:rFonts w:ascii="Arial" w:hAnsi="Arial" w:eastAsia="Arial" w:cs="Tahoma"/>
                 <w:sz w:val="18"/>
               </w:rPr>
               <w:t>Responsibility</w:t>
@@ -10788,13 +11697,13 @@
             </w:pPr>
             <w:r>
               <w:rPr>
-                <w:rFonts w:ascii="Arial" w:hAnsi="Arial" w:eastAsia="Arial"/>
-                <w:sz w:val="18"/>
-              </w:rPr>
-            </w:r>
-            <w:r>
-              <w:rPr>
-                <w:rFonts w:ascii="Arial" w:hAnsi="Arial" w:eastAsia="Arial"/>
+                <w:rFonts w:ascii="Arial" w:hAnsi="Arial" w:eastAsia="Arial" w:cs="Tahoma"/>
+                <w:sz w:val="18"/>
+              </w:rPr>
+            </w:r>
+            <w:r>
+              <w:rPr>
+                <w:rFonts w:ascii="Arial" w:hAnsi="Arial" w:eastAsia="Arial" w:cs="Tahoma"/>
                 <w:sz w:val="18"/>
               </w:rPr>
               <w:t>Insert/delete/query FCS_QSSI_SCORE and FCS_TMP_QSSI_SCORE.</w:t>
@@ -10811,7 +11720,7 @@
       </w:pPr>
       <w:r>
         <w:rPr>
-          <w:rFonts w:ascii="Courier New" w:hAnsi="Courier New"/>
+          <w:rFonts w:ascii="Courier New" w:hAnsi="Courier New" w:eastAsia="Courier New" w:cs="Tahoma"/>
           <w:sz w:val="14"/>
         </w:rPr>
         <w:t>public class ImportQSSIScoreJdbc extends BaseJdbc  {</w:t>
@@ -10896,7 +11805,7 @@
             <w:r/>
             <w:r>
               <w:rPr>
-                <w:rFonts w:ascii="Arial" w:hAnsi="Arial" w:eastAsia="Arial"/>
+                <w:rFonts w:ascii="Arial" w:hAnsi="Arial" w:eastAsia="Arial" w:cs="Tahoma"/>
                 <w:b/>
                 <w:sz w:val="18"/>
               </w:rPr>
@@ -10918,7 +11827,7 @@
             <w:r/>
             <w:r>
               <w:rPr>
-                <w:rFonts w:ascii="Arial" w:hAnsi="Arial" w:eastAsia="Arial"/>
+                <w:rFonts w:ascii="Arial" w:hAnsi="Arial" w:eastAsia="Arial" w:cs="Tahoma"/>
                 <w:b/>
                 <w:sz w:val="18"/>
               </w:rPr>
@@ -10943,13 +11852,13 @@
             </w:pPr>
             <w:r>
               <w:rPr>
-                <w:rFonts w:ascii="Arial" w:hAnsi="Arial" w:eastAsia="Arial"/>
-                <w:sz w:val="18"/>
-              </w:rPr>
-            </w:r>
-            <w:r>
-              <w:rPr>
-                <w:rFonts w:ascii="Arial" w:hAnsi="Arial" w:eastAsia="Arial"/>
+                <w:rFonts w:ascii="Arial" w:hAnsi="Arial" w:eastAsia="Arial" w:cs="Tahoma"/>
+                <w:sz w:val="18"/>
+              </w:rPr>
+            </w:r>
+            <w:r>
+              <w:rPr>
+                <w:rFonts w:ascii="Arial" w:hAnsi="Arial" w:eastAsia="Arial" w:cs="Tahoma"/>
                 <w:sz w:val="18"/>
               </w:rPr>
               <w:t>Source file</w:t>
@@ -10968,13 +11877,13 @@
             </w:pPr>
             <w:r>
               <w:rPr>
-                <w:rFonts w:ascii="Arial" w:hAnsi="Arial" w:eastAsia="Arial"/>
-                <w:sz w:val="18"/>
-              </w:rPr>
-            </w:r>
-            <w:r>
-              <w:rPr>
-                <w:rFonts w:ascii="Arial" w:hAnsi="Arial" w:eastAsia="Arial"/>
+                <w:rFonts w:ascii="Arial" w:hAnsi="Arial" w:eastAsia="Arial" w:cs="Tahoma"/>
+                <w:sz w:val="18"/>
+              </w:rPr>
+            </w:r>
+            <w:r>
+              <w:rPr>
+                <w:rFonts w:ascii="Arial" w:hAnsi="Arial" w:eastAsia="Arial" w:cs="Tahoma"/>
                 <w:sz w:val="18"/>
               </w:rPr>
               <w:t>fcsJar/src/th/co/gosoft/fcs/dao/jdbc/ImportQSSIScoreJdbc.java</w:t>
@@ -10998,13 +11907,13 @@
             </w:pPr>
             <w:r>
               <w:rPr>
-                <w:rFonts w:ascii="Arial" w:hAnsi="Arial" w:eastAsia="Arial"/>
-                <w:sz w:val="18"/>
-              </w:rPr>
-            </w:r>
-            <w:r>
-              <w:rPr>
-                <w:rFonts w:ascii="Arial" w:hAnsi="Arial" w:eastAsia="Arial"/>
+                <w:rFonts w:ascii="Arial" w:hAnsi="Arial" w:eastAsia="Arial" w:cs="Tahoma"/>
+                <w:sz w:val="18"/>
+              </w:rPr>
+            </w:r>
+            <w:r>
+              <w:rPr>
+                <w:rFonts w:ascii="Arial" w:hAnsi="Arial" w:eastAsia="Arial" w:cs="Tahoma"/>
                 <w:sz w:val="18"/>
               </w:rPr>
               <w:t>Original lines</w:t>
@@ -11023,13 +11932,13 @@
             </w:pPr>
             <w:r>
               <w:rPr>
-                <w:rFonts w:ascii="Arial" w:hAnsi="Arial" w:eastAsia="Arial"/>
-                <w:sz w:val="18"/>
-              </w:rPr>
-            </w:r>
-            <w:r>
-              <w:rPr>
-                <w:rFonts w:ascii="Arial" w:hAnsi="Arial" w:eastAsia="Arial"/>
+                <w:rFonts w:ascii="Arial" w:hAnsi="Arial" w:eastAsia="Arial" w:cs="Tahoma"/>
+                <w:sz w:val="18"/>
+              </w:rPr>
+            </w:r>
+            <w:r>
+              <w:rPr>
+                <w:rFonts w:ascii="Arial" w:hAnsi="Arial" w:eastAsia="Arial" w:cs="Tahoma"/>
                 <w:sz w:val="18"/>
               </w:rPr>
               <w:t>66-77</w:t>
@@ -11053,13 +11962,13 @@
             </w:pPr>
             <w:r>
               <w:rPr>
-                <w:rFonts w:ascii="Arial" w:hAnsi="Arial" w:eastAsia="Arial"/>
-                <w:sz w:val="18"/>
-              </w:rPr>
-            </w:r>
-            <w:r>
-              <w:rPr>
-                <w:rFonts w:ascii="Arial" w:hAnsi="Arial" w:eastAsia="Arial"/>
+                <w:rFonts w:ascii="Arial" w:hAnsi="Arial" w:eastAsia="Arial" w:cs="Tahoma"/>
+                <w:sz w:val="18"/>
+              </w:rPr>
+            </w:r>
+            <w:r>
+              <w:rPr>
+                <w:rFonts w:ascii="Arial" w:hAnsi="Arial" w:eastAsia="Arial" w:cs="Tahoma"/>
                 <w:sz w:val="18"/>
               </w:rPr>
               <w:t>Responsibility</w:t>
@@ -11078,13 +11987,13 @@
             </w:pPr>
             <w:r>
               <w:rPr>
-                <w:rFonts w:ascii="Arial" w:hAnsi="Arial" w:eastAsia="Arial"/>
-                <w:sz w:val="18"/>
-              </w:rPr>
-            </w:r>
-            <w:r>
-              <w:rPr>
-                <w:rFonts w:ascii="Arial" w:hAnsi="Arial" w:eastAsia="Arial"/>
+                <w:rFonts w:ascii="Arial" w:hAnsi="Arial" w:eastAsia="Arial" w:cs="Tahoma"/>
+                <w:sz w:val="18"/>
+              </w:rPr>
+            </w:r>
+            <w:r>
+              <w:rPr>
+                <w:rFonts w:ascii="Arial" w:hAnsi="Arial" w:eastAsia="Arial" w:cs="Tahoma"/>
                 <w:sz w:val="18"/>
               </w:rPr>
               <w:t>Insert/delete/query FCS_QSSI_SCORE and FCS_TMP_QSSI_SCORE.</w:t>
@@ -11101,7 +12010,7 @@
       </w:pPr>
       <w:r>
         <w:rPr>
-          <w:rFonts w:ascii="Courier New" w:hAnsi="Courier New"/>
+          <w:rFonts w:ascii="Courier New" w:hAnsi="Courier New" w:eastAsia="Courier New" w:cs="Tahoma"/>
           <w:sz w:val="14"/>
         </w:rPr>
         <w:tab/>
@@ -11166,7 +12075,7 @@
     </w:pPr>
     <w:r>
       <w:rPr>
-        <w:rFonts w:ascii="Arial" w:hAnsi="Arial"/>
+        <w:rFonts w:ascii="Arial" w:hAnsi="Arial" w:eastAsia="Arial" w:cs="Tahoma"/>
         <w:sz w:val="16"/>
       </w:rPr>
       <w:t xml:space="preserve">หน้า </w:t>
@@ -11185,7 +12094,7 @@
     </w:pPr>
     <w:r>
       <w:rPr>
-        <w:rFonts w:ascii="Arial" w:hAnsi="Arial" w:eastAsia="Arial"/>
+        <w:rFonts w:ascii="Arial" w:hAnsi="Arial" w:eastAsia="Arial" w:cs="Tahoma"/>
         <w:color w:val="66717F"/>
         <w:sz w:val="16"/>
       </w:rPr>
@@ -11559,7 +12468,7 @@
     <w:qFormat/>
     <w:rsid w:val="00FC693F"/>
     <w:rPr>
-      <w:rFonts w:ascii="Arial" w:hAnsi="Arial" w:eastAsia="Arial"/>
+      <w:rFonts w:ascii="Arial" w:hAnsi="Arial" w:eastAsia="Arial" w:cs="Tahoma"/>
       <w:sz w:val="20"/>
     </w:rPr>
   </w:style>
@@ -11622,7 +12531,7 @@
       <w:outlineLvl w:val="0"/>
     </w:pPr>
     <w:rPr>
-      <w:rFonts w:asciiTheme="majorHAnsi" w:eastAsiaTheme="majorEastAsia" w:hAnsiTheme="majorHAnsi" w:cstheme="majorBidi" w:ascii="Arial" w:hAnsi="Arial" w:eastAsia="Arial"/>
+      <w:rFonts w:asciiTheme="majorHAnsi" w:eastAsiaTheme="majorEastAsia" w:hAnsiTheme="majorHAnsi" w:cstheme="majorBidi" w:ascii="Arial" w:hAnsi="Arial" w:eastAsia="Arial" w:cs="Tahoma"/>
       <w:b/>
       <w:bCs/>
       <w:color w:val="1F4D78"/>
@@ -11646,7 +12555,7 @@
       <w:outlineLvl w:val="1"/>
     </w:pPr>
     <w:rPr>
-      <w:rFonts w:asciiTheme="majorHAnsi" w:eastAsiaTheme="majorEastAsia" w:hAnsiTheme="majorHAnsi" w:cstheme="majorBidi" w:ascii="Arial" w:hAnsi="Arial" w:eastAsia="Arial"/>
+      <w:rFonts w:asciiTheme="majorHAnsi" w:eastAsiaTheme="majorEastAsia" w:hAnsiTheme="majorHAnsi" w:cstheme="majorBidi" w:ascii="Arial" w:hAnsi="Arial" w:eastAsia="Arial" w:cs="Tahoma"/>
       <w:b/>
       <w:bCs/>
       <w:color w:val="2E74B5"/>
@@ -11670,7 +12579,7 @@
       <w:outlineLvl w:val="2"/>
     </w:pPr>
     <w:rPr>
-      <w:rFonts w:asciiTheme="majorHAnsi" w:eastAsiaTheme="majorEastAsia" w:hAnsiTheme="majorHAnsi" w:cstheme="majorBidi" w:ascii="Arial" w:hAnsi="Arial" w:eastAsia="Arial"/>
+      <w:rFonts w:asciiTheme="majorHAnsi" w:eastAsiaTheme="majorEastAsia" w:hAnsiTheme="majorHAnsi" w:cstheme="majorBidi" w:ascii="Arial" w:hAnsi="Arial" w:eastAsia="Arial" w:cs="Tahoma"/>
       <w:b/>
       <w:bCs/>
       <w:color w:val="1F4D78"/>
@@ -11694,7 +12603,7 @@
       <w:outlineLvl w:val="3"/>
     </w:pPr>
     <w:rPr>
-      <w:rFonts w:asciiTheme="majorHAnsi" w:eastAsiaTheme="majorEastAsia" w:hAnsiTheme="majorHAnsi" w:cstheme="majorBidi" w:ascii="Arial" w:hAnsi="Arial" w:eastAsia="Arial"/>
+      <w:rFonts w:asciiTheme="majorHAnsi" w:eastAsiaTheme="majorEastAsia" w:hAnsiTheme="majorHAnsi" w:cstheme="majorBidi" w:ascii="Arial" w:hAnsi="Arial" w:eastAsia="Arial" w:cs="Tahoma"/>
       <w:b/>
       <w:bCs/>
       <w:i/>
